--- a/mps-nivel-c/oficial/04_registros/AASP_Gerenciador/AASP01_Grupos-Usuarios/GCO-AASP01-001_Registro-de-Gerencia-de-Configuracao.docx
+++ b/mps-nivel-c/oficial/04_registros/AASP_Gerenciador/AASP01_Grupos-Usuarios/GCO-AASP01-001_Registro-de-Gerencia-de-Configuracao.docx
@@ -450,7 +450,7 @@
                 <w:i w:val="0"/>
                 <w:sz w:val="20"/>
               </w:rPr>
-              <w:t>Abraão</w:t>
+              <w:t>Abraão Oliveira</w:t>
             </w:r>
           </w:p>
         </w:tc>
@@ -555,7 +555,7 @@
           <w:i w:val="0"/>
           <w:sz w:val="22"/>
         </w:rPr>
-        <w:t>Este documento cobre toda a vida util do projeto, desde a baseline inicial (BL-01, TAP aprovado em 19/05/2026) ate o encerramento previsto em 11/07/2026. E mantido e atualizado pelo responsavel de GCO (Cezar Hiraki) a cada evento relevante de configuracao.</w:t>
+        <w:t>Este documento cobre toda a vida util do projeto, desde a baseline inicial (BL-01, TAP aprovado em 19/05/2026) ate o encerramento previsto em 11/07/2026. E mantido e atualizado pelo responsavel de GCO (Cézar Velázquez) a cada evento relevante de configuracao.</w:t>
       </w:r>
     </w:p>
     <w:p>
@@ -735,7 +735,7 @@
                 <w:i w:val="0"/>
                 <w:sz w:val="20"/>
               </w:rPr>
-              <w:t>Azure DevOps · organizacao komatsuhenry67 · projeto gerenciador-aasp · repositorio ms.auxo.gruposusuarios. Acesso restrito aos membros da equipe do projeto (Renan Kiyoshi, Henry Komatsu e Mateus Veloso — Timeware; acesso somente-leitura para Marcos Turnes e Leonardo Francisco Pereira — AASP).</w:t>
+              <w:t>Azure DevOps · organizacao komatsuhenry67 · projeto gerenciador-aasp · repositorio ms.auxo.gruposusuarios. Acesso restrito aos membros da equipe do projeto (Renan Kioshi, Henry Komatsu e Mateus Veloso — Timeware; acesso somente-leitura para Marcos Turnes e Leonardo Francisco Pereira — AASP).</w:t>
             </w:r>
           </w:p>
         </w:tc>
@@ -1186,7 +1186,7 @@
                 <w:i w:val="0"/>
                 <w:sz w:val="20"/>
               </w:rPr>
-              <w:t>Minimo de 1 revisor aprovado; Cezar Hiraki e revisor principal de todos os PRs de codigo critico. PRs squash-merged apos aprovacao para manter historico linear em develop.</w:t>
+              <w:t>Minimo de 1 revisor aprovado; Cézar Velázquez e revisor principal de todos os PRs de codigo critico. PRs squash-merged apos aprovacao para manter historico linear em develop.</w:t>
             </w:r>
           </w:p>
         </w:tc>
@@ -2904,7 +2904,7 @@
                 <w:i w:val="0"/>
                 <w:sz w:val="20"/>
               </w:rPr>
-              <w:t>Abraão (Timeware) + Marcos Turnes (AASP)</w:t>
+              <w:t>Abraão Oliveira (Timeware) + Marcos Turnes (AASP)</w:t>
             </w:r>
           </w:p>
         </w:tc>
@@ -3034,7 +3034,7 @@
                 <w:i w:val="0"/>
                 <w:sz w:val="20"/>
               </w:rPr>
-              <w:t>Marcos Turnes — aceite formal (PO AASP) + Cezar Hiraki — aprovacao tecnica (Timeware)</w:t>
+              <w:t>Marcos Turnes — aceite formal (PO AASP) + Cézar Velázquez — aprovacao tecnica (Timeware)</w:t>
             </w:r>
           </w:p>
         </w:tc>
@@ -3394,7 +3394,7 @@
                 <w:i w:val="0"/>
                 <w:sz w:val="20"/>
               </w:rPr>
-              <w:t>Cezar Hiraki</w:t>
+              <w:t>Cézar Velázquez</w:t>
             </w:r>
           </w:p>
         </w:tc>
@@ -3524,7 +3524,7 @@
                 <w:i w:val="0"/>
                 <w:sz w:val="20"/>
               </w:rPr>
-              <w:t>Cezar Hiraki</w:t>
+              <w:t>Cézar Velázquez</w:t>
             </w:r>
           </w:p>
         </w:tc>
@@ -3659,7 +3659,7 @@
                 <w:i w:val="0"/>
                 <w:sz w:val="20"/>
               </w:rPr>
-              <w:t>Cezar Hiraki</w:t>
+              <w:t>Cézar Velázquez</w:t>
             </w:r>
           </w:p>
         </w:tc>
@@ -3887,7 +3887,7 @@
                 <w:i w:val="0"/>
                 <w:sz w:val="20"/>
               </w:rPr>
-              <w:t>Abraão</w:t>
+              <w:t>Abraão Oliveira</w:t>
             </w:r>
           </w:p>
         </w:tc>

--- a/mps-nivel-c/oficial/04_registros/AASP_Gerenciador/AASP01_Grupos-Usuarios/GCO-AASP01-001_Registro-de-Gerencia-de-Configuracao.docx
+++ b/mps-nivel-c/oficial/04_registros/AASP_Gerenciador/AASP01_Grupos-Usuarios/GCO-AASP01-001_Registro-de-Gerencia-de-Configuracao.docx
@@ -21,7 +21,7 @@
           <w:color w:val="003366"/>
           <w:sz w:val="36"/>
         </w:rPr>
-        <w:t>REGISTRO DE GERENCIA DE CONFIGURACAO — AASP GERENCIADOR · GRUPOS DE USUARIOS</w:t>
+        <w:t>REGISTRO DE GERÊNCIA DE CONFIGURAÇÃO — AASP GERENCIADOR · GRUPOS DE USUÁRIOS</w:t>
       </w:r>
     </w:p>
     <w:p>
@@ -226,7 +226,7 @@
                 <w:i w:val="0"/>
                 <w:sz w:val="20"/>
               </w:rPr>
-              <w:t>Grupos de Usuarios — AASP Gerenciador</w:t>
+              <w:t>Grupos de Usuários — AASP Gerenciador</w:t>
             </w:r>
           </w:p>
         </w:tc>
@@ -282,7 +282,7 @@
                 <w:i w:val="0"/>
                 <w:sz w:val="20"/>
               </w:rPr>
-              <w:t>AASP — Associacao dos Advogados de Sao Paulo</w:t>
+              <w:t>AASP — Associação dos Advogados de São Paulo</w:t>
             </w:r>
           </w:p>
         </w:tc>
@@ -313,7 +313,7 @@
                 <w:i w:val="0"/>
                 <w:sz w:val="20"/>
               </w:rPr>
-              <w:t>Versao</w:t>
+              <w:t>Versão</w:t>
             </w:r>
           </w:p>
         </w:tc>
@@ -506,7 +506,7 @@
                 <w:i w:val="0"/>
                 <w:sz w:val="20"/>
               </w:rPr>
-              <w:t>GCO (evidencia de projeto)</w:t>
+              <w:t>GCO (evidência de projeto)</w:t>
             </w:r>
           </w:p>
         </w:tc>
@@ -541,7 +541,7 @@
           <w:i w:val="0"/>
           <w:sz w:val="22"/>
         </w:rPr>
-        <w:t>Estabelecer e registrar a estrategia de gerencia de configuracao adotada no projeto AASP01 — Grupos de Usuarios (ms.auxo.gruposusuarios), identificando os itens de configuracao (ICs), as baselines estabelecidas, os mecanismos de controle de mudancas e os procedimentos de auditoria de configuracao.</w:t>
+        <w:t>Estabelecer e registrar a estratégia de gerência de configuração adotada no projeto AASP01 — Grupos de Usuários (ms.auxo.gruposusuarios), identificando os itens de configuração (ICs), as baselines estabelecidas, os mecanismos de controle de mudanças e os procedimentos de auditoria de configuração.</w:t>
       </w:r>
     </w:p>
     <w:p>
@@ -555,7 +555,7 @@
           <w:i w:val="0"/>
           <w:sz w:val="22"/>
         </w:rPr>
-        <w:t>Este documento cobre toda a vida util do projeto, desde a baseline inicial (BL-01, TAP aprovado em 19/05/2026) ate o encerramento previsto em 11/07/2026. E mantido e atualizado pelo responsavel de GCO (Cézar Velázquez) a cada evento relevante de configuracao.</w:t>
+        <w:t>Este documento cobre toda a vida útil do projeto, desde a baseline inicial (BL-01, TAP aprovado em 19/05/2026) até o encerramento previsto em 11/07/2026. E mantido e atualizado pelo responsável de GCO (Cézar Velázquez) a cada evento relevante de configuração.</w:t>
       </w:r>
     </w:p>
     <w:p>
@@ -568,7 +568,7 @@
         </w:pBdr>
       </w:pPr>
       <w:r>
-        <w:t>2. Estrategia de gerencia de configuracao</w:t>
+        <w:t>2. Estratégia de gerência de configuração</w:t>
       </w:r>
     </w:p>
     <w:tbl>
@@ -644,7 +644,7 @@
                 <w:color w:val="FFFFFF"/>
                 <w:sz w:val="20"/>
               </w:rPr>
-              <w:t>Descricao</w:t>
+              <w:t>Descrição</w:t>
             </w:r>
           </w:p>
         </w:tc>
@@ -709,7 +709,7 @@
                 <w:i w:val="0"/>
                 <w:sz w:val="20"/>
               </w:rPr>
-              <w:t>Repositorio de codigo</w:t>
+              <w:t>Repositório de código</w:t>
             </w:r>
           </w:p>
         </w:tc>
@@ -735,7 +735,7 @@
                 <w:i w:val="0"/>
                 <w:sz w:val="20"/>
               </w:rPr>
-              <w:t>Azure DevOps · organizacao komatsuhenry67 · projeto gerenciador-aasp · repositorio ms.auxo.gruposusuarios. Acesso restrito aos membros da equipe do projeto (Renan Kioshi, Henry Komatsu e Mateus Veloso — Timeware; acesso somente-leitura para Marcos Turnes e Leonardo Francisco Pereira — AASP).</w:t>
+              <w:t>Azure DevOps · organização komatsuhenry67 · projeto gerenciador-aasp · repositório ms.auxo.gruposusuarios. Acesso restrito aos membros da equipe do projeto (Renan Kioshi, Henry Komatsu e Mateus Veloso — Timeware; acesso somente-leitura para Marcos Turnes e Leonardo Francisco Pereira — AASP).</w:t>
             </w:r>
           </w:p>
         </w:tc>
@@ -799,7 +799,7 @@
                 <w:i w:val="0"/>
                 <w:sz w:val="20"/>
               </w:rPr>
-              <w:t>Estrategia de branching</w:t>
+              <w:t>Estratégia de branching</w:t>
             </w:r>
           </w:p>
         </w:tc>
@@ -843,7 +843,7 @@
                 <w:i w:val="0"/>
                 <w:sz w:val="20"/>
               </w:rPr>
-              <w:t xml:space="preserve"> (producao, protegido — merge somente via release/*), </w:t>
+              <w:t xml:space="preserve"> (produção, protegido — merge somente via release/*), </w:t>
             </w:r>
             <w:r>
               <w:rPr>
@@ -862,7 +862,7 @@
                 <w:i w:val="0"/>
                 <w:sz w:val="20"/>
               </w:rPr>
-              <w:t xml:space="preserve"> (integracao continua), </w:t>
+              <w:t xml:space="preserve"> (integração continua), </w:t>
             </w:r>
             <w:r>
               <w:rPr>
@@ -900,7 +900,7 @@
                 <w:i w:val="0"/>
                 <w:sz w:val="20"/>
               </w:rPr>
-              <w:t xml:space="preserve"> (preparacao de entrega por sprint). Nenhum commit direto em main ou develop.</w:t>
+              <w:t xml:space="preserve"> (preparação de entrega por sprint). Nenhum commit direto em main ou develop.</w:t>
             </w:r>
           </w:p>
         </w:tc>
@@ -989,7 +989,7 @@
                 <w:i w:val="0"/>
                 <w:sz w:val="20"/>
               </w:rPr>
-              <w:t xml:space="preserve">Tags semanticas apos aceite formal de sprint: </w:t>
+              <w:t xml:space="preserve">Tags semânticas após aceite formal de sprint: </w:t>
             </w:r>
             <w:r>
               <w:rPr>
@@ -1008,7 +1008,7 @@
                 <w:i w:val="0"/>
                 <w:sz w:val="20"/>
               </w:rPr>
-              <w:t xml:space="preserve"> (ex: sprint-1-aceite — 06/06/2026). Tags imutaveis criadas pelo GP apos recebimento da ata de aceite assinada pelo PO cliente.</w:t>
+              <w:t xml:space="preserve"> (ex: sprint-1-aceite — 06/06/2026). Tags imutáveis criadas pelo GP após recebimento da ata de aceite assinada pelo PO cliente.</w:t>
             </w:r>
           </w:p>
         </w:tc>
@@ -1097,7 +1097,7 @@
                 <w:i w:val="0"/>
                 <w:sz w:val="20"/>
               </w:rPr>
-              <w:t>Pipeline Azure DevOps obrigatorio antes de qualquer merge em develop ou main: (1) build sem erros, (2) todos os testes unitarios passando, (3) analise estatica sem violacoes bloqueantes. PRs com pipeline vermelho sao bloqueados automaticamente.</w:t>
+              <w:t>Pipeline Azure DevOps obrigatório antes de qualquer merge em develop ou main: (1) build sem erros, (2) todos os testes unitários passando, (3) análise estática sem violações bloqueantes. PRs com pipeline vermelho são bloqueados automaticamente.</w:t>
             </w:r>
           </w:p>
         </w:tc>
@@ -1160,7 +1160,7 @@
                 <w:i w:val="0"/>
                 <w:sz w:val="20"/>
               </w:rPr>
-              <w:t>Aprovacao de Pull Request</w:t>
+              <w:t>Aprovação de Pull Request</w:t>
             </w:r>
           </w:p>
         </w:tc>
@@ -1186,7 +1186,7 @@
                 <w:i w:val="0"/>
                 <w:sz w:val="20"/>
               </w:rPr>
-              <w:t>Minimo de 1 revisor aprovado; Cézar Velázquez e revisor principal de todos os PRs de codigo critico. PRs squash-merged apos aprovacao para manter historico linear em develop.</w:t>
+              <w:t>Mínimo de 1 revisor aprovado; Cézar Velázquez e revisor principal de todos os PRs de código crítico. PRs squash-merged após aprovação para manter histórico linear em develop.</w:t>
             </w:r>
           </w:p>
         </w:tc>
@@ -1250,7 +1250,7 @@
                 <w:i w:val="0"/>
                 <w:sz w:val="20"/>
               </w:rPr>
-              <w:t>Segredos e dados sensiveis</w:t>
+              <w:t>Segredos e dados sensíveis</w:t>
             </w:r>
           </w:p>
         </w:tc>
@@ -1275,7 +1275,7 @@
                 <w:i w:val="0"/>
                 <w:sz w:val="20"/>
               </w:rPr>
-              <w:t>Connection strings (auxo3 e temis3), chaves JWT e credenciais de servico nunca commitadas no repositorio. Gerenciadas via variaveis de ambiente no servidor de aplicacao (IIS / Azure App Service). Arquivos appsettings.*.json versionados somente com placeholders (</w:t>
+              <w:t>Connection strings (auxo3 e temis3), chaves JWT e credenciais de serviço nunca commitadas no repositório. Gerenciadas via variáveis de ambiente no servidor de aplicação (IIS / Azure App Service). Arquivos appsettings.*.json versionados somente com placeholders (</w:t>
             </w:r>
             <w:r>
               <w:rPr>
@@ -1357,7 +1357,7 @@
                 <w:i w:val="0"/>
                 <w:sz w:val="20"/>
               </w:rPr>
-              <w:t>Documentacao MPS-SW</w:t>
+              <w:t>Documentação MPS-SW</w:t>
             </w:r>
           </w:p>
         </w:tc>
@@ -1383,7 +1383,7 @@
                 <w:i w:val="0"/>
                 <w:sz w:val="20"/>
               </w:rPr>
-              <w:t>Artefatos de processo versionados no repositorio MPS Timeware (separado do repositorio de codigo). Convencao de nome: SIGLA-AASP01-NNN_Descricao.{docx</w:t>
+              <w:t>Artefatos de processo versionados no repositório MPS Timeware (separado do repositório de código). Convenção de nome: SIGLA-AASP01-NNN_Descricao.{docx</w:t>
             </w:r>
           </w:p>
         </w:tc>
@@ -1435,7 +1435,7 @@
                 <w:i w:val="0"/>
                 <w:sz w:val="20"/>
               </w:rPr>
-              <w:t>md}. Versao controlada pelo cabecalho de cada documento.</w:t>
+              <w:t>md}. Versão controlada pelo cabecalho de cada documento.</w:t>
             </w:r>
           </w:p>
         </w:tc>
@@ -1456,7 +1456,7 @@
         </w:pBdr>
       </w:pPr>
       <w:r>
-        <w:t>3. Itens de configuracao (ICs)</w:t>
+        <w:t>3. Itens de configuração (ICs)</w:t>
       </w:r>
     </w:p>
     <w:tbl>
@@ -1561,7 +1561,7 @@
                 <w:color w:val="FFFFFF"/>
                 <w:sz w:val="20"/>
               </w:rPr>
-              <w:t>Descricao</w:t>
+              <w:t>Descrição</w:t>
             </w:r>
           </w:p>
         </w:tc>
@@ -1588,7 +1588,7 @@
                 <w:color w:val="FFFFFF"/>
                 <w:sz w:val="20"/>
               </w:rPr>
-              <w:t>Repositorio / Localizacao</w:t>
+              <w:t>Repositório / Localização</w:t>
             </w:r>
           </w:p>
         </w:tc>
@@ -1615,7 +1615,7 @@
                 <w:color w:val="FFFFFF"/>
                 <w:sz w:val="20"/>
               </w:rPr>
-              <w:t>Convencao de versao</w:t>
+              <w:t>Convenção de versão</w:t>
             </w:r>
           </w:p>
         </w:tc>
@@ -1699,7 +1699,7 @@
                 <w:i w:val="0"/>
                 <w:sz w:val="20"/>
               </w:rPr>
-              <w:t>Codigo-fonte</w:t>
+              <w:t>Código-fonte</w:t>
             </w:r>
           </w:p>
         </w:tc>
@@ -1725,7 +1725,7 @@
                 <w:i w:val="0"/>
                 <w:sz w:val="20"/>
               </w:rPr>
-              <w:t>API ms.auxo.gruposusuarios — .NET Framework 4.7.2 / Dapper / SQL Server. Inclui controllers, services, repositories, models e testes unitarios.</w:t>
+              <w:t>API ms.auxo.gruposusuarios — .NET Framework 4.7.2 / Dapper / SQL Server. Inclui controllers, services, repositories, models e testes unitários.</w:t>
             </w:r>
           </w:p>
         </w:tc>
@@ -1883,7 +1883,7 @@
                 <w:i w:val="0"/>
                 <w:sz w:val="20"/>
               </w:rPr>
-              <w:t>Migrations do banco auxo3: criacao das tabelas Grupos, PermissoesGrupo, UsuariosGrupo e AuditoriaGrupos. Scripts idempotentes, aplicados em ordem sequencial.</w:t>
+              <w:t>Migrations do banco auxo3: criação das tabelas Grupos, PermissoesGrupo, UsuariosGrupo e AuditoriaGrupos. Scripts idempotentes, aplicados em ordem sequencial.</w:t>
             </w:r>
           </w:p>
         </w:tc>
@@ -1908,7 +1908,7 @@
                 <w:i w:val="0"/>
                 <w:sz w:val="20"/>
               </w:rPr>
-              <w:t>/sql/migrations/ no repositorio ms.auxo.gruposusuarios</w:t>
+              <w:t>/sql/migrations/ no repositório ms.auxo.gruposusuarios</w:t>
             </w:r>
           </w:p>
         </w:tc>
@@ -1933,7 +1933,7 @@
                 <w:i w:val="0"/>
                 <w:sz w:val="20"/>
               </w:rPr>
-              <w:t>Numeracao sequencial (001_criar_grupos.sql, 002_criar_permissoes.sql, 003_criar_usuarios_grupo.sql, ...)</w:t>
+              <w:t>Numeração sequencial (001_criar_grupos.sql, 002_criar_permissoes.sql, 003_criar_usuarios_grupo.sql, ...)</w:t>
             </w:r>
           </w:p>
         </w:tc>
@@ -2041,7 +2041,7 @@
                 <w:i w:val="0"/>
                 <w:sz w:val="20"/>
               </w:rPr>
-              <w:t>Arquivo azure-pipelines.yml define etapas de build, teste unitario e analise estatica. Versionado junto ao codigo-fonte.</w:t>
+              <w:t>Arquivo azure-pipelines.yml define etapas de build, teste unitário e análise estática. Versionado junto ao código-fonte.</w:t>
             </w:r>
           </w:p>
         </w:tc>
@@ -2067,7 +2067,7 @@
                 <w:i w:val="0"/>
                 <w:sz w:val="20"/>
               </w:rPr>
-              <w:t>Raiz do repositorio: /azure-pipelines.yml</w:t>
+              <w:t>Raiz do repositório: /azure-pipelines.yml</w:t>
             </w:r>
           </w:p>
         </w:tc>
@@ -2093,7 +2093,7 @@
                 <w:i w:val="0"/>
                 <w:sz w:val="20"/>
               </w:rPr>
-              <w:t>Versionado com o codigo (sem versao propria)</w:t>
+              <w:t>Versionado com o código (sem versão própria)</w:t>
             </w:r>
           </w:p>
         </w:tc>
@@ -2174,7 +2174,7 @@
                 <w:i w:val="0"/>
                 <w:sz w:val="20"/>
               </w:rPr>
-              <w:t>Configuracao de ambiente</w:t>
+              <w:t>Configuração de ambiente</w:t>
             </w:r>
           </w:p>
         </w:tc>
@@ -2199,7 +2199,7 @@
                 <w:i w:val="0"/>
                 <w:sz w:val="20"/>
               </w:rPr>
-              <w:t>Arquivos appsettings.json, appsettings.Development.json e appsettings.Production.json com configuracoes estruturais (sem valores sensiveis). Variaveis sensiveis injetadas via ambiente.</w:t>
+              <w:t>Arquivos appsettings.json, appsettings.Development.json e appsettings.Production.json com configurações estruturais (sem valores sensíveis). Variáveis sensíveis injetadas via ambiente.</w:t>
             </w:r>
           </w:p>
         </w:tc>
@@ -2249,7 +2249,7 @@
                 <w:i w:val="0"/>
                 <w:sz w:val="20"/>
               </w:rPr>
-              <w:t>Versionado com o codigo</w:t>
+              <w:t>Versionado com o código</w:t>
             </w:r>
           </w:p>
         </w:tc>
@@ -2274,7 +2274,7 @@
                 <w:i w:val="0"/>
                 <w:sz w:val="20"/>
               </w:rPr>
-              <w:t>Ativo; appsettings.Production.json atualizado no inicio da Sprint 2 para apontar ao ambiente AASP</w:t>
+              <w:t>Ativo; appsettings.Production.json atualizado no início da Sprint 2 para apontar ao ambiente AASP</w:t>
             </w:r>
           </w:p>
         </w:tc>
@@ -2331,7 +2331,7 @@
                 <w:i w:val="0"/>
                 <w:sz w:val="20"/>
               </w:rPr>
-              <w:t>Documentacao MPS-SW</w:t>
+              <w:t>Documentação MPS-SW</w:t>
             </w:r>
           </w:p>
         </w:tc>
@@ -2383,7 +2383,7 @@
                 <w:i w:val="0"/>
                 <w:sz w:val="20"/>
               </w:rPr>
-              <w:t>Repositorio MPS Timeware: /mps-nivel-c/oficial/04_registros/AASP_Gerenciador/AASP01_Grupos-Usuarios/</w:t>
+              <w:t>Repositório MPS Timeware: /mps-nível-c/oficial/04_registros/AASP_Gerenciador/AASP01_Grupos-Usuarios/</w:t>
             </w:r>
           </w:p>
         </w:tc>
@@ -2409,7 +2409,7 @@
                 <w:i w:val="0"/>
                 <w:sz w:val="20"/>
               </w:rPr>
-              <w:t>Versao por documento (cabecalho); baselinado em conjunto com o codigo a cada sprint aceita</w:t>
+              <w:t>Versão por documento (cabecalho); baselinado em conjunto com o código a cada sprint aceita</w:t>
             </w:r>
           </w:p>
         </w:tc>
@@ -2435,7 +2435,7 @@
                 <w:i w:val="0"/>
                 <w:sz w:val="20"/>
               </w:rPr>
-              <w:t>19 artefatos presentes; BL-02 inclui versoes de todos os documentos S1</w:t>
+              <w:t>19 artefatos presentes; BL-02 inclui versões de todos os documentos S1</w:t>
             </w:r>
           </w:p>
         </w:tc>
@@ -2490,7 +2490,7 @@
                 <w:i w:val="0"/>
                 <w:sz w:val="20"/>
               </w:rPr>
-              <w:t>Documentacao de API</w:t>
+              <w:t>Documentação de API</w:t>
             </w:r>
           </w:p>
         </w:tc>
@@ -2515,7 +2515,7 @@
                 <w:i w:val="0"/>
                 <w:sz w:val="20"/>
               </w:rPr>
-              <w:t>Especificacao OpenAPI/Swagger gerada automaticamente pelo Swashbuckle a partir das anotacoes do codigo-fonte. Disponivel no endpoint /swagger em runtime.</w:t>
+              <w:t>Especificação OpenAPI/Swagger gerada automaticamente pelo Swashbuckle a partir das anotações do código-fonte. Disponível no endpoint /swagger em runtime.</w:t>
             </w:r>
           </w:p>
         </w:tc>
@@ -2540,7 +2540,7 @@
                 <w:i w:val="0"/>
                 <w:sz w:val="20"/>
               </w:rPr>
-              <w:t>Endpoint /swagger (runtime); nao versionada separadamente — derivada do IC-01</w:t>
+              <w:t>Endpoint /swagger (runtime); não versionada separadamente — derivada do IC-01</w:t>
             </w:r>
           </w:p>
         </w:tc>
@@ -2565,7 +2565,7 @@
                 <w:i w:val="0"/>
                 <w:sz w:val="20"/>
               </w:rPr>
-              <w:t>Vinculada ao codigo (IC-01); versao da API no cabecalho HTTP (v1)</w:t>
+              <w:t>Vinculada ao código (IC-01); versão da API no cabecalho HTTP (v1)</w:t>
             </w:r>
           </w:p>
         </w:tc>
@@ -2742,7 +2742,7 @@
                 <w:color w:val="FFFFFF"/>
                 <w:sz w:val="20"/>
               </w:rPr>
-              <w:t>Itens de configuracao incluidos</w:t>
+              <w:t>Itens de configuração incluidos</w:t>
             </w:r>
           </w:p>
         </w:tc>
@@ -2852,7 +2852,7 @@
                 <w:i w:val="0"/>
                 <w:sz w:val="20"/>
               </w:rPr>
-              <w:t>TAP aprovado — inicio formal do projeto</w:t>
+              <w:t>TAP aprovado — início formal do projeto</w:t>
             </w:r>
           </w:p>
         </w:tc>
@@ -2878,7 +2878,7 @@
                 <w:i w:val="0"/>
                 <w:sz w:val="20"/>
               </w:rPr>
-              <w:t>IC-01 (repositorio criado, commit inicial vazio), IC-05 (TAP-AASP01-001, PLA-AASP01-001, REQ-AASP01-001 em versao inicial)</w:t>
+              <w:t>IC-01 (repositório criado, commit inicial vazio), IC-05 (TAP-AASP01-001, PLA-AASP01-001, REQ-AASP01-001 em versão inicial)</w:t>
             </w:r>
           </w:p>
         </w:tc>
@@ -3034,7 +3034,7 @@
                 <w:i w:val="0"/>
                 <w:sz w:val="20"/>
               </w:rPr>
-              <w:t>Marcos Turnes — aceite formal (PO AASP) + Cézar Velázquez — aprovacao tecnica (Timeware)</w:t>
+              <w:t>Marcos Turnes — aceite formal (PO AASP) + Cézar Velázquez — aprovação técnica (Timeware)</w:t>
             </w:r>
           </w:p>
         </w:tc>
@@ -3056,7 +3056,7 @@
           <w:i w:val="0"/>
           <w:sz w:val="22"/>
         </w:rPr>
-        <w:t>Proxima baseline prevista:</w:t>
+        <w:t>Próxima baseline prevista:</w:t>
       </w:r>
       <w:r>
         <w:rPr>
@@ -3065,7 +3065,7 @@
           <w:i w:val="0"/>
           <w:sz w:val="22"/>
         </w:rPr>
-        <w:t xml:space="preserve"> BL-03 — apos aceite formal da Sprint 2 (previsto para 20/06/2026), incluindo IC-01 (tag sprint-2-aceite), IC-02 (migration 004 para AuditoriaGrupos), e atualizacoes de IC-05 (artefatos revisados na S2).</w:t>
+        <w:t xml:space="preserve"> BL-03 — após aceite formal da Sprint 2 (previsto para 20/06/2026), incluindo IC-01 (tag sprint-2-aceite), IC-02 (migration 004 para AuditoriaGrupos), e atualizações de IC-05 (artefatos revisados na S2).</w:t>
       </w:r>
     </w:p>
     <w:p>
@@ -3078,7 +3078,7 @@
         </w:pBdr>
       </w:pPr>
       <w:r>
-        <w:t>5. Auditoria de configuracao</w:t>
+        <w:t>5. Auditoria de configuração</w:t>
       </w:r>
     </w:p>
     <w:p>
@@ -3092,7 +3092,7 @@
           <w:i w:val="0"/>
           <w:sz w:val="22"/>
         </w:rPr>
-        <w:t>Situacao atual (15/06/2026):</w:t>
+        <w:t>Situação atual (15/06/2026):</w:t>
       </w:r>
       <w:r>
         <w:rPr>
@@ -3101,7 +3101,7 @@
           <w:i w:val="0"/>
           <w:sz w:val="22"/>
         </w:rPr>
-        <w:t xml:space="preserve"> Baseline BL-02 valida e integra. Sprint 2 em desenvolvimento ativo em feature branches (feature/ag-23 e feature/ag-24) no repositorio develop. Nenhuma violacao de configuracao identificada. Proxima baseline (BL-03) sera estabelecida apos aceite formal da Sprint 2, previsto para 20/06/2026.</w:t>
+        <w:t xml:space="preserve"> Baseline BL-02 valida e integra. Sprint 2 em desenvolvimento ativo em feature branches (feature/ag-23 e feature/ag-24) no repositório develop. Nenhuma violação de configuração identificada. Próxima baseline (BL-03) será estabelecida após aceite formal da Sprint 2, previsto para 20/06/2026.</w:t>
       </w:r>
     </w:p>
     <w:tbl>
@@ -3259,7 +3259,7 @@
                 <w:color w:val="FFFFFF"/>
                 <w:sz w:val="20"/>
               </w:rPr>
-              <w:t>Responsavel</w:t>
+              <w:t>Responsável</w:t>
             </w:r>
           </w:p>
         </w:tc>
@@ -3342,7 +3342,7 @@
                 <w:i w:val="0"/>
                 <w:sz w:val="20"/>
               </w:rPr>
-              <w:t>Criacao do repositorio no Azure DevOps; estrutura de branches (main, develop) conforme Git Flow; presenca dos artefatos iniciais (TAP, PLA, REQ) no repositorio MPS; permissoes de acesso configuradas corretamente</w:t>
+              <w:t>Criação do repositório no Azure DevOps; estrutura de branches (main, develop) conforme Git Flow; presença dos artefatos iniciais (TAP, PLA, REQ) no repositório MPS; permissões de acesso configuradas corretamente</w:t>
             </w:r>
           </w:p>
         </w:tc>
@@ -3368,7 +3368,7 @@
                 <w:i w:val="0"/>
                 <w:sz w:val="20"/>
               </w:rPr>
-              <w:t>Aprovado — repositorio criado, branches configurados, artefatos presentes, permissoes corretas</w:t>
+              <w:t>Aprovado — repositório criado, branches configurados, artefatos presentes, permissões corretas</w:t>
             </w:r>
           </w:p>
         </w:tc>
@@ -3474,7 +3474,7 @@
                 <w:i w:val="0"/>
                 <w:sz w:val="20"/>
               </w:rPr>
-              <w:t>Tag sprint-1-aceite criada e imutavel; PRs #11-#15 merged em main com pipeline verde; 3 migrations SQL aplicadas no banco auxo3 (ambiente local e homologacao); 19 artefatos MPS-SW presentes e versionados; Swagger /swagger respondendo com todos os endpoints da Sprint 1</w:t>
+              <w:t>Tag sprint-1-aceite criada e imutável; PRs #11-#15 merged em main com pipeline verde; 3 migrations SQL aplicadas no banco auxo3 (ambiente local e homologação); 19 artefatos MPS-SW presentes e versionados; Swagger /swagger respondendo com todos os endpoints da Sprint 1</w:t>
             </w:r>
           </w:p>
         </w:tc>
@@ -3499,7 +3499,7 @@
                 <w:i w:val="0"/>
                 <w:sz w:val="20"/>
               </w:rPr>
-              <w:t>Aprovado — todos os itens de configuracao presentes e consistentes; tag criada apos recepcao da ATA-AASP01-002 assinada por Marcos Turnes</w:t>
+              <w:t>Aprovado — todos os itens de configuração presentes e consistentes; tag criada após recepção da ATA-AASP01-002 assinada por Marcos Turnes</w:t>
             </w:r>
           </w:p>
         </w:tc>
@@ -3607,7 +3607,7 @@
                 <w:i w:val="0"/>
                 <w:sz w:val="20"/>
               </w:rPr>
-              <w:t>Verificacao de que feature branches (feature/ag-23, feature/ag-24) estao derivados de develop pos-BL-02; nenhum commit direto em main ou develop; pipeline CI executando em todos os PRs abertos; artefatos MPS-SW da S2 em elaboracao (RAC, ATA planejadas)</w:t>
+              <w:t>Verificação de que feature branches (feature/ag-23, feature/ag-24) estao derivados de develop pós-BL-02; nenhum commit direto em main ou develop; pipeline CI executando em todos os PRs abertos; artefatos MPS-SW da S2 em elaboração (RAC, ATA planejadas)</w:t>
             </w:r>
           </w:p>
         </w:tc>
@@ -3633,7 +3633,7 @@
                 <w:i w:val="0"/>
                 <w:sz w:val="20"/>
               </w:rPr>
-              <w:t>Aprovado — branches corretos, historico limpo, pipeline ativo, sem desvios de processo</w:t>
+              <w:t>Aprovado — branches corretos, histórico limpo, pipeline ativo, sem desvios de processo</w:t>
             </w:r>
           </w:p>
         </w:tc>
@@ -3680,7 +3680,7 @@
         </w:pBdr>
       </w:pPr>
       <w:r>
-        <w:t>Historico de revisoes</w:t>
+        <w:t>Histórico de revisões</w:t>
       </w:r>
     </w:p>
     <w:tbl>
@@ -3728,7 +3728,7 @@
                 <w:i w:val="0"/>
                 <w:sz w:val="20"/>
               </w:rPr>
-              <w:t>Versao</w:t>
+              <w:t>Versão</w:t>
             </w:r>
           </w:p>
         </w:tc>
@@ -3806,7 +3806,7 @@
                 <w:i w:val="0"/>
                 <w:sz w:val="20"/>
               </w:rPr>
-              <w:t>Descricao</w:t>
+              <w:t>Descrição</w:t>
             </w:r>
           </w:p>
         </w:tc>
@@ -3912,7 +3912,7 @@
                 <w:i w:val="0"/>
                 <w:sz w:val="20"/>
               </w:rPr>
-              <w:t>Versao inicial</w:t>
+              <w:t>Versão inicial</w:t>
             </w:r>
           </w:p>
         </w:tc>

--- a/mps-nivel-c/oficial/04_registros/AASP_Gerenciador/AASP01_Grupos-Usuarios/GCO-AASP01-001_Registro-de-Gerencia-de-Configuracao.docx
+++ b/mps-nivel-c/oficial/04_registros/AASP_Gerenciador/AASP01_Grupos-Usuarios/GCO-AASP01-001_Registro-de-Gerencia-de-Configuracao.docx
@@ -21,7 +21,7 @@
           <w:color w:val="003366"/>
           <w:sz w:val="36"/>
         </w:rPr>
-        <w:t>REGISTRO DE GERENCIA DE CONFIGURACAO — AASP GERENCIADOR · GRUPOS DE USUARIOS</w:t>
+        <w:t>REGISTRO DE GERÊNCIA DE CONFIGURAÇÃO — AASP GERENCIADOR · GRUPOS DE USUÁRIOS</w:t>
       </w:r>
     </w:p>
     <w:p>
@@ -226,7 +226,7 @@
                 <w:i w:val="0"/>
                 <w:sz w:val="20"/>
               </w:rPr>
-              <w:t>Grupos de Usuarios — AASP Gerenciador</w:t>
+              <w:t>Grupos de Usuários — AASP Gerenciador</w:t>
             </w:r>
           </w:p>
         </w:tc>
@@ -282,7 +282,7 @@
                 <w:i w:val="0"/>
                 <w:sz w:val="20"/>
               </w:rPr>
-              <w:t>AASP — Associacao dos Advogados de Sao Paulo</w:t>
+              <w:t>AASP — Associação dos Advogados de São Paulo</w:t>
             </w:r>
           </w:p>
         </w:tc>
@@ -313,7 +313,7 @@
                 <w:i w:val="0"/>
                 <w:sz w:val="20"/>
               </w:rPr>
-              <w:t>Versao</w:t>
+              <w:t>Versão</w:t>
             </w:r>
           </w:p>
         </w:tc>
@@ -450,7 +450,7 @@
                 <w:i w:val="0"/>
                 <w:sz w:val="20"/>
               </w:rPr>
-              <w:t>Abraão</w:t>
+              <w:t>Abraão Oliveira</w:t>
             </w:r>
           </w:p>
         </w:tc>
@@ -506,7 +506,7 @@
                 <w:i w:val="0"/>
                 <w:sz w:val="20"/>
               </w:rPr>
-              <w:t>GCO (evidencia de projeto)</w:t>
+              <w:t>GCO (evidência de projeto)</w:t>
             </w:r>
           </w:p>
         </w:tc>
@@ -541,7 +541,7 @@
           <w:i w:val="0"/>
           <w:sz w:val="22"/>
         </w:rPr>
-        <w:t>Estabelecer e registrar a estrategia de gerencia de configuracao adotada no projeto AASP01 — Grupos de Usuarios (ms.auxo.gruposusuarios), identificando os itens de configuracao (ICs), as baselines estabelecidas, os mecanismos de controle de mudancas e os procedimentos de auditoria de configuracao.</w:t>
+        <w:t>Estabelecer e registrar a estratégia de gerência de configuração adotada no projeto AASP01 — Grupos de Usuários (ms.auxo.gruposusuarios), identificando os itens de configuração (ICs), as baselines estabelecidas, os mecanismos de controle de mudanças e os procedimentos de auditoria de configuração.</w:t>
       </w:r>
     </w:p>
     <w:p>
@@ -555,7 +555,7 @@
           <w:i w:val="0"/>
           <w:sz w:val="22"/>
         </w:rPr>
-        <w:t>Este documento cobre toda a vida util do projeto, desde a baseline inicial (BL-01, TAP aprovado em 19/05/2026) ate o encerramento previsto em 11/07/2026. E mantido e atualizado pelo responsavel de GCO (Cezar Hiraki) a cada evento relevante de configuracao.</w:t>
+        <w:t>Este documento cobre toda a vida útil do projeto, desde a baseline inicial (BL-01, TAP aprovado em 19/05/2026) até o encerramento previsto em 11/07/2026. E mantido e atualizado pelo responsável de GCO (Cézar Velázquez) a cada evento relevante de configuração.</w:t>
       </w:r>
     </w:p>
     <w:p>
@@ -568,7 +568,7 @@
         </w:pBdr>
       </w:pPr>
       <w:r>
-        <w:t>2. Estrategia de gerencia de configuracao</w:t>
+        <w:t>2. Estratégia de gerência de configuração</w:t>
       </w:r>
     </w:p>
     <w:tbl>
@@ -644,7 +644,7 @@
                 <w:color w:val="FFFFFF"/>
                 <w:sz w:val="20"/>
               </w:rPr>
-              <w:t>Descricao</w:t>
+              <w:t>Descrição</w:t>
             </w:r>
           </w:p>
         </w:tc>
@@ -709,7 +709,7 @@
                 <w:i w:val="0"/>
                 <w:sz w:val="20"/>
               </w:rPr>
-              <w:t>Repositorio de codigo</w:t>
+              <w:t>Repositório de código</w:t>
             </w:r>
           </w:p>
         </w:tc>
@@ -735,7 +735,7 @@
                 <w:i w:val="0"/>
                 <w:sz w:val="20"/>
               </w:rPr>
-              <w:t>Azure DevOps · organizacao komatsuhenry67 · projeto gerenciador-aasp · repositorio ms.auxo.gruposusuarios. Acesso restrito aos membros da equipe do projeto (Renan Kiyoshi, Henry Komatsu e Mateus Veloso — Timeware; acesso somente-leitura para Marcos Turnes e Leonardo Francisco Pereira — AASP).</w:t>
+              <w:t>Azure DevOps · organização komatsuhenry67 · projeto gerenciador-aasp · repositório ms.auxo.gruposusuarios. Acesso restrito aos membros da equipe do projeto (Renan Kioshi, Henry Komatsu e Mateus Veloso — Timeware; acesso somente-leitura para Marcos Turnes e Leonardo Francisco Pereira — AASP).</w:t>
             </w:r>
           </w:p>
         </w:tc>
@@ -799,7 +799,7 @@
                 <w:i w:val="0"/>
                 <w:sz w:val="20"/>
               </w:rPr>
-              <w:t>Estrategia de branching</w:t>
+              <w:t>Estratégia de branching</w:t>
             </w:r>
           </w:p>
         </w:tc>
@@ -843,7 +843,7 @@
                 <w:i w:val="0"/>
                 <w:sz w:val="20"/>
               </w:rPr>
-              <w:t xml:space="preserve"> (producao, protegido — merge somente via release/*), </w:t>
+              <w:t xml:space="preserve"> (produção, protegido — merge somente via release/*), </w:t>
             </w:r>
             <w:r>
               <w:rPr>
@@ -862,7 +862,7 @@
                 <w:i w:val="0"/>
                 <w:sz w:val="20"/>
               </w:rPr>
-              <w:t xml:space="preserve"> (integracao continua), </w:t>
+              <w:t xml:space="preserve"> (integração continua), </w:t>
             </w:r>
             <w:r>
               <w:rPr>
@@ -900,7 +900,7 @@
                 <w:i w:val="0"/>
                 <w:sz w:val="20"/>
               </w:rPr>
-              <w:t xml:space="preserve"> (preparacao de entrega por sprint). Nenhum commit direto em main ou develop.</w:t>
+              <w:t xml:space="preserve"> (preparação de entrega por sprint). Nenhum commit direto em main ou develop.</w:t>
             </w:r>
           </w:p>
         </w:tc>
@@ -989,7 +989,7 @@
                 <w:i w:val="0"/>
                 <w:sz w:val="20"/>
               </w:rPr>
-              <w:t xml:space="preserve">Tags semanticas apos aceite formal de sprint: </w:t>
+              <w:t xml:space="preserve">Tags semânticas após aceite formal de sprint: </w:t>
             </w:r>
             <w:r>
               <w:rPr>
@@ -1008,7 +1008,7 @@
                 <w:i w:val="0"/>
                 <w:sz w:val="20"/>
               </w:rPr>
-              <w:t xml:space="preserve"> (ex: sprint-1-aceite — 06/06/2026). Tags imutaveis criadas pelo GP apos recebimento da ata de aceite assinada pelo PO cliente.</w:t>
+              <w:t xml:space="preserve"> (ex: sprint-1-aceite — 06/06/2026). Tags imutáveis criadas pelo GP após recebimento da ata de aceite assinada pelo PO cliente.</w:t>
             </w:r>
           </w:p>
         </w:tc>
@@ -1097,7 +1097,7 @@
                 <w:i w:val="0"/>
                 <w:sz w:val="20"/>
               </w:rPr>
-              <w:t>Pipeline Azure DevOps obrigatorio antes de qualquer merge em develop ou main: (1) build sem erros, (2) todos os testes unitarios passando, (3) analise estatica sem violacoes bloqueantes. PRs com pipeline vermelho sao bloqueados automaticamente.</w:t>
+              <w:t>Pipeline Azure DevOps obrigatório antes de qualquer merge em develop ou main: (1) build sem erros, (2) todos os testes unitários passando, (3) análise estática sem violações bloqueantes. PRs com pipeline vermelho são bloqueados automaticamente.</w:t>
             </w:r>
           </w:p>
         </w:tc>
@@ -1160,7 +1160,7 @@
                 <w:i w:val="0"/>
                 <w:sz w:val="20"/>
               </w:rPr>
-              <w:t>Aprovacao de Pull Request</w:t>
+              <w:t>Aprovação de Pull Request</w:t>
             </w:r>
           </w:p>
         </w:tc>
@@ -1186,7 +1186,7 @@
                 <w:i w:val="0"/>
                 <w:sz w:val="20"/>
               </w:rPr>
-              <w:t>Minimo de 1 revisor aprovado; Cezar Hiraki e revisor principal de todos os PRs de codigo critico. PRs squash-merged apos aprovacao para manter historico linear em develop.</w:t>
+              <w:t>Mínimo de 1 revisor aprovado; Cézar Velázquez e revisor principal de todos os PRs de código crítico. PRs squash-merged após aprovação para manter histórico linear em develop.</w:t>
             </w:r>
           </w:p>
         </w:tc>
@@ -1250,7 +1250,7 @@
                 <w:i w:val="0"/>
                 <w:sz w:val="20"/>
               </w:rPr>
-              <w:t>Segredos e dados sensiveis</w:t>
+              <w:t>Segredos e dados sensíveis</w:t>
             </w:r>
           </w:p>
         </w:tc>
@@ -1275,7 +1275,7 @@
                 <w:i w:val="0"/>
                 <w:sz w:val="20"/>
               </w:rPr>
-              <w:t>Connection strings (auxo3 e temis3), chaves JWT e credenciais de servico nunca commitadas no repositorio. Gerenciadas via variaveis de ambiente no servidor de aplicacao (IIS / Azure App Service). Arquivos appsettings.*.json versionados somente com placeholders (</w:t>
+              <w:t>Connection strings (auxo3 e temis3), chaves JWT e credenciais de serviço nunca commitadas no repositório. Gerenciadas via variáveis de ambiente no servidor de aplicação (IIS / Azure App Service). Arquivos appsettings.*.json versionados somente com placeholders (</w:t>
             </w:r>
             <w:r>
               <w:rPr>
@@ -1357,7 +1357,7 @@
                 <w:i w:val="0"/>
                 <w:sz w:val="20"/>
               </w:rPr>
-              <w:t>Documentacao MPS-SW</w:t>
+              <w:t>Documentação MPS-SW</w:t>
             </w:r>
           </w:p>
         </w:tc>
@@ -1383,7 +1383,7 @@
                 <w:i w:val="0"/>
                 <w:sz w:val="20"/>
               </w:rPr>
-              <w:t>Artefatos de processo versionados no repositorio MPS Timeware (separado do repositorio de codigo). Convencao de nome: SIGLA-AASP01-NNN_Descricao.{docx</w:t>
+              <w:t>Artefatos de processo versionados no repositório MPS Timeware (separado do repositório de código). Convenção de nome: SIGLA-AASP01-NNN_Descricao.{docx</w:t>
             </w:r>
           </w:p>
         </w:tc>
@@ -1435,7 +1435,7 @@
                 <w:i w:val="0"/>
                 <w:sz w:val="20"/>
               </w:rPr>
-              <w:t>md}. Versao controlada pelo cabecalho de cada documento.</w:t>
+              <w:t>md}. Versão controlada pelo cabecalho de cada documento.</w:t>
             </w:r>
           </w:p>
         </w:tc>
@@ -1456,7 +1456,7 @@
         </w:pBdr>
       </w:pPr>
       <w:r>
-        <w:t>3. Itens de configuracao (ICs)</w:t>
+        <w:t>3. Itens de configuração (ICs)</w:t>
       </w:r>
     </w:p>
     <w:tbl>
@@ -1561,7 +1561,7 @@
                 <w:color w:val="FFFFFF"/>
                 <w:sz w:val="20"/>
               </w:rPr>
-              <w:t>Descricao</w:t>
+              <w:t>Descrição</w:t>
             </w:r>
           </w:p>
         </w:tc>
@@ -1588,7 +1588,7 @@
                 <w:color w:val="FFFFFF"/>
                 <w:sz w:val="20"/>
               </w:rPr>
-              <w:t>Repositorio / Localizacao</w:t>
+              <w:t>Repositório / Localização</w:t>
             </w:r>
           </w:p>
         </w:tc>
@@ -1615,7 +1615,7 @@
                 <w:color w:val="FFFFFF"/>
                 <w:sz w:val="20"/>
               </w:rPr>
-              <w:t>Convencao de versao</w:t>
+              <w:t>Convenção de versão</w:t>
             </w:r>
           </w:p>
         </w:tc>
@@ -1699,7 +1699,7 @@
                 <w:i w:val="0"/>
                 <w:sz w:val="20"/>
               </w:rPr>
-              <w:t>Codigo-fonte</w:t>
+              <w:t>Código-fonte</w:t>
             </w:r>
           </w:p>
         </w:tc>
@@ -1725,7 +1725,7 @@
                 <w:i w:val="0"/>
                 <w:sz w:val="20"/>
               </w:rPr>
-              <w:t>API ms.auxo.gruposusuarios — .NET Framework 4.7.2 / Dapper / SQL Server. Inclui controllers, services, repositories, models e testes unitarios.</w:t>
+              <w:t>API ms.auxo.gruposusuarios — .NET Framework 4.7.2 / Dapper / SQL Server. Inclui controllers, services, repositories, models e testes unitários.</w:t>
             </w:r>
           </w:p>
         </w:tc>
@@ -1883,7 +1883,7 @@
                 <w:i w:val="0"/>
                 <w:sz w:val="20"/>
               </w:rPr>
-              <w:t>Migrations do banco auxo3: criacao das tabelas Grupos, PermissoesGrupo, UsuariosGrupo e AuditoriaGrupos. Scripts idempotentes, aplicados em ordem sequencial.</w:t>
+              <w:t>Migrations do banco auxo3: criação das tabelas Grupos, PermissoesGrupo, UsuariosGrupo e AuditoriaGrupos. Scripts idempotentes, aplicados em ordem sequencial.</w:t>
             </w:r>
           </w:p>
         </w:tc>
@@ -1908,7 +1908,7 @@
                 <w:i w:val="0"/>
                 <w:sz w:val="20"/>
               </w:rPr>
-              <w:t>/sql/migrations/ no repositorio ms.auxo.gruposusuarios</w:t>
+              <w:t>/sql/migrations/ no repositório ms.auxo.gruposusuarios</w:t>
             </w:r>
           </w:p>
         </w:tc>
@@ -1933,7 +1933,7 @@
                 <w:i w:val="0"/>
                 <w:sz w:val="20"/>
               </w:rPr>
-              <w:t>Numeracao sequencial (001_criar_grupos.sql, 002_criar_permissoes.sql, 003_criar_usuarios_grupo.sql, ...)</w:t>
+              <w:t>Numeração sequencial (001_criar_grupos.sql, 002_criar_permissoes.sql, 003_criar_usuarios_grupo.sql, ...)</w:t>
             </w:r>
           </w:p>
         </w:tc>
@@ -2041,7 +2041,7 @@
                 <w:i w:val="0"/>
                 <w:sz w:val="20"/>
               </w:rPr>
-              <w:t>Arquivo azure-pipelines.yml define etapas de build, teste unitario e analise estatica. Versionado junto ao codigo-fonte.</w:t>
+              <w:t>Arquivo azure-pipelines.yml define etapas de build, teste unitário e análise estática. Versionado junto ao código-fonte.</w:t>
             </w:r>
           </w:p>
         </w:tc>
@@ -2067,7 +2067,7 @@
                 <w:i w:val="0"/>
                 <w:sz w:val="20"/>
               </w:rPr>
-              <w:t>Raiz do repositorio: /azure-pipelines.yml</w:t>
+              <w:t>Raiz do repositório: /azure-pipelines.yml</w:t>
             </w:r>
           </w:p>
         </w:tc>
@@ -2093,7 +2093,7 @@
                 <w:i w:val="0"/>
                 <w:sz w:val="20"/>
               </w:rPr>
-              <w:t>Versionado com o codigo (sem versao propria)</w:t>
+              <w:t>Versionado com o código (sem versão própria)</w:t>
             </w:r>
           </w:p>
         </w:tc>
@@ -2174,7 +2174,7 @@
                 <w:i w:val="0"/>
                 <w:sz w:val="20"/>
               </w:rPr>
-              <w:t>Configuracao de ambiente</w:t>
+              <w:t>Configuração de ambiente</w:t>
             </w:r>
           </w:p>
         </w:tc>
@@ -2199,7 +2199,7 @@
                 <w:i w:val="0"/>
                 <w:sz w:val="20"/>
               </w:rPr>
-              <w:t>Arquivos appsettings.json, appsettings.Development.json e appsettings.Production.json com configuracoes estruturais (sem valores sensiveis). Variaveis sensiveis injetadas via ambiente.</w:t>
+              <w:t>Arquivos appsettings.json, appsettings.Development.json e appsettings.Production.json com configurações estruturais (sem valores sensíveis). Variáveis sensíveis injetadas via ambiente.</w:t>
             </w:r>
           </w:p>
         </w:tc>
@@ -2249,7 +2249,7 @@
                 <w:i w:val="0"/>
                 <w:sz w:val="20"/>
               </w:rPr>
-              <w:t>Versionado com o codigo</w:t>
+              <w:t>Versionado com o código</w:t>
             </w:r>
           </w:p>
         </w:tc>
@@ -2274,7 +2274,7 @@
                 <w:i w:val="0"/>
                 <w:sz w:val="20"/>
               </w:rPr>
-              <w:t>Ativo; appsettings.Production.json atualizado no inicio da Sprint 2 para apontar ao ambiente AASP</w:t>
+              <w:t>Ativo; appsettings.Production.json atualizado no início da Sprint 2 para apontar ao ambiente AASP</w:t>
             </w:r>
           </w:p>
         </w:tc>
@@ -2331,7 +2331,7 @@
                 <w:i w:val="0"/>
                 <w:sz w:val="20"/>
               </w:rPr>
-              <w:t>Documentacao MPS-SW</w:t>
+              <w:t>Documentação MPS-SW</w:t>
             </w:r>
           </w:p>
         </w:tc>
@@ -2383,7 +2383,7 @@
                 <w:i w:val="0"/>
                 <w:sz w:val="20"/>
               </w:rPr>
-              <w:t>Repositorio MPS Timeware: /mps-nivel-c/oficial/04_registros/AASP_Gerenciador/AASP01_Grupos-Usuarios/</w:t>
+              <w:t>Repositório MPS Timeware: /mps-nível-c/oficial/04_registros/AASP_Gerenciador/AASP01_Grupos-Usuarios/</w:t>
             </w:r>
           </w:p>
         </w:tc>
@@ -2409,7 +2409,7 @@
                 <w:i w:val="0"/>
                 <w:sz w:val="20"/>
               </w:rPr>
-              <w:t>Versao por documento (cabecalho); baselinado em conjunto com o codigo a cada sprint aceita</w:t>
+              <w:t>Versão por documento (cabecalho); baselinado em conjunto com o código a cada sprint aceita</w:t>
             </w:r>
           </w:p>
         </w:tc>
@@ -2435,7 +2435,7 @@
                 <w:i w:val="0"/>
                 <w:sz w:val="20"/>
               </w:rPr>
-              <w:t>19 artefatos presentes; BL-02 inclui versoes de todos os documentos S1</w:t>
+              <w:t>19 artefatos presentes; BL-02 inclui versões de todos os documentos S1</w:t>
             </w:r>
           </w:p>
         </w:tc>
@@ -2490,7 +2490,7 @@
                 <w:i w:val="0"/>
                 <w:sz w:val="20"/>
               </w:rPr>
-              <w:t>Documentacao de API</w:t>
+              <w:t>Documentação de API</w:t>
             </w:r>
           </w:p>
         </w:tc>
@@ -2515,7 +2515,7 @@
                 <w:i w:val="0"/>
                 <w:sz w:val="20"/>
               </w:rPr>
-              <w:t>Especificacao OpenAPI/Swagger gerada automaticamente pelo Swashbuckle a partir das anotacoes do codigo-fonte. Disponivel no endpoint /swagger em runtime.</w:t>
+              <w:t>Especificação OpenAPI/Swagger gerada automaticamente pelo Swashbuckle a partir das anotações do código-fonte. Disponível no endpoint /swagger em runtime.</w:t>
             </w:r>
           </w:p>
         </w:tc>
@@ -2540,7 +2540,7 @@
                 <w:i w:val="0"/>
                 <w:sz w:val="20"/>
               </w:rPr>
-              <w:t>Endpoint /swagger (runtime); nao versionada separadamente — derivada do IC-01</w:t>
+              <w:t>Endpoint /swagger (runtime); não versionada separadamente — derivada do IC-01</w:t>
             </w:r>
           </w:p>
         </w:tc>
@@ -2565,7 +2565,7 @@
                 <w:i w:val="0"/>
                 <w:sz w:val="20"/>
               </w:rPr>
-              <w:t>Vinculada ao codigo (IC-01); versao da API no cabecalho HTTP (v1)</w:t>
+              <w:t>Vinculada ao código (IC-01); versão da API no cabecalho HTTP (v1)</w:t>
             </w:r>
           </w:p>
         </w:tc>
@@ -2742,7 +2742,7 @@
                 <w:color w:val="FFFFFF"/>
                 <w:sz w:val="20"/>
               </w:rPr>
-              <w:t>Itens de configuracao incluidos</w:t>
+              <w:t>Itens de configuração incluidos</w:t>
             </w:r>
           </w:p>
         </w:tc>
@@ -2852,7 +2852,7 @@
                 <w:i w:val="0"/>
                 <w:sz w:val="20"/>
               </w:rPr>
-              <w:t>TAP aprovado — inicio formal do projeto</w:t>
+              <w:t>TAP aprovado — início formal do projeto</w:t>
             </w:r>
           </w:p>
         </w:tc>
@@ -2878,7 +2878,7 @@
                 <w:i w:val="0"/>
                 <w:sz w:val="20"/>
               </w:rPr>
-              <w:t>IC-01 (repositorio criado, commit inicial vazio), IC-05 (TAP-AASP01-001, PLA-AASP01-001, REQ-AASP01-001 em versao inicial)</w:t>
+              <w:t>IC-01 (repositório criado, commit inicial vazio), IC-05 (TAP-AASP01-001, PLA-AASP01-001, REQ-AASP01-001 em versão inicial)</w:t>
             </w:r>
           </w:p>
         </w:tc>
@@ -2904,7 +2904,7 @@
                 <w:i w:val="0"/>
                 <w:sz w:val="20"/>
               </w:rPr>
-              <w:t>Abraão (Timeware) + Marcos Turnes (AASP)</w:t>
+              <w:t>Abraão Oliveira (Timeware) + Marcos Turnes (AASP)</w:t>
             </w:r>
           </w:p>
         </w:tc>
@@ -3034,7 +3034,7 @@
                 <w:i w:val="0"/>
                 <w:sz w:val="20"/>
               </w:rPr>
-              <w:t>Marcos Turnes — aceite formal (PO AASP) + Cezar Hiraki — aprovacao tecnica (Timeware)</w:t>
+              <w:t>Marcos Turnes — aceite formal (PO AASP) + Cézar Velázquez — aprovação técnica (Timeware)</w:t>
             </w:r>
           </w:p>
         </w:tc>
@@ -3056,7 +3056,7 @@
           <w:i w:val="0"/>
           <w:sz w:val="22"/>
         </w:rPr>
-        <w:t>Proxima baseline prevista:</w:t>
+        <w:t>Próxima baseline prevista:</w:t>
       </w:r>
       <w:r>
         <w:rPr>
@@ -3065,7 +3065,7 @@
           <w:i w:val="0"/>
           <w:sz w:val="22"/>
         </w:rPr>
-        <w:t xml:space="preserve"> BL-03 — apos aceite formal da Sprint 2 (previsto para 20/06/2026), incluindo IC-01 (tag sprint-2-aceite), IC-02 (migration 004 para AuditoriaGrupos), e atualizacoes de IC-05 (artefatos revisados na S2).</w:t>
+        <w:t xml:space="preserve"> BL-03 — após aceite formal da Sprint 2 (previsto para 20/06/2026), incluindo IC-01 (tag sprint-2-aceite), IC-02 (migration 004 para AuditoriaGrupos), e atualizações de IC-05 (artefatos revisados na S2).</w:t>
       </w:r>
     </w:p>
     <w:p>
@@ -3078,7 +3078,7 @@
         </w:pBdr>
       </w:pPr>
       <w:r>
-        <w:t>5. Auditoria de configuracao</w:t>
+        <w:t>5. Auditoria de configuração</w:t>
       </w:r>
     </w:p>
     <w:p>
@@ -3092,7 +3092,7 @@
           <w:i w:val="0"/>
           <w:sz w:val="22"/>
         </w:rPr>
-        <w:t>Situacao atual (15/06/2026):</w:t>
+        <w:t>Situação atual (15/06/2026):</w:t>
       </w:r>
       <w:r>
         <w:rPr>
@@ -3101,7 +3101,7 @@
           <w:i w:val="0"/>
           <w:sz w:val="22"/>
         </w:rPr>
-        <w:t xml:space="preserve"> Baseline BL-02 valida e integra. Sprint 2 em desenvolvimento ativo em feature branches (feature/ag-23 e feature/ag-24) no repositorio develop. Nenhuma violacao de configuracao identificada. Proxima baseline (BL-03) sera estabelecida apos aceite formal da Sprint 2, previsto para 20/06/2026.</w:t>
+        <w:t xml:space="preserve"> Baseline BL-02 valida e integra. Sprint 2 em desenvolvimento ativo em feature branches (feature/ag-23 e feature/ag-24) no repositório develop. Nenhuma violação de configuração identificada. Próxima baseline (BL-03) será estabelecida após aceite formal da Sprint 2, previsto para 20/06/2026.</w:t>
       </w:r>
     </w:p>
     <w:tbl>
@@ -3259,7 +3259,7 @@
                 <w:color w:val="FFFFFF"/>
                 <w:sz w:val="20"/>
               </w:rPr>
-              <w:t>Responsavel</w:t>
+              <w:t>Responsável</w:t>
             </w:r>
           </w:p>
         </w:tc>
@@ -3342,7 +3342,7 @@
                 <w:i w:val="0"/>
                 <w:sz w:val="20"/>
               </w:rPr>
-              <w:t>Criacao do repositorio no Azure DevOps; estrutura de branches (main, develop) conforme Git Flow; presenca dos artefatos iniciais (TAP, PLA, REQ) no repositorio MPS; permissoes de acesso configuradas corretamente</w:t>
+              <w:t>Criação do repositório no Azure DevOps; estrutura de branches (main, develop) conforme Git Flow; presença dos artefatos iniciais (TAP, PLA, REQ) no repositório MPS; permissões de acesso configuradas corretamente</w:t>
             </w:r>
           </w:p>
         </w:tc>
@@ -3368,7 +3368,7 @@
                 <w:i w:val="0"/>
                 <w:sz w:val="20"/>
               </w:rPr>
-              <w:t>Aprovado — repositorio criado, branches configurados, artefatos presentes, permissoes corretas</w:t>
+              <w:t>Aprovado — repositório criado, branches configurados, artefatos presentes, permissões corretas</w:t>
             </w:r>
           </w:p>
         </w:tc>
@@ -3394,7 +3394,7 @@
                 <w:i w:val="0"/>
                 <w:sz w:val="20"/>
               </w:rPr>
-              <w:t>Cezar Hiraki</w:t>
+              <w:t>Cézar Velázquez</w:t>
             </w:r>
           </w:p>
         </w:tc>
@@ -3474,7 +3474,7 @@
                 <w:i w:val="0"/>
                 <w:sz w:val="20"/>
               </w:rPr>
-              <w:t>Tag sprint-1-aceite criada e imutavel; PRs #11-#15 merged em main com pipeline verde; 3 migrations SQL aplicadas no banco auxo3 (ambiente local e homologacao); 19 artefatos MPS-SW presentes e versionados; Swagger /swagger respondendo com todos os endpoints da Sprint 1</w:t>
+              <w:t>Tag sprint-1-aceite criada e imutável; PRs #11-#15 merged em main com pipeline verde; 3 migrations SQL aplicadas no banco auxo3 (ambiente local e homologação); 19 artefatos MPS-SW presentes e versionados; Swagger /swagger respondendo com todos os endpoints da Sprint 1</w:t>
             </w:r>
           </w:p>
         </w:tc>
@@ -3499,7 +3499,7 @@
                 <w:i w:val="0"/>
                 <w:sz w:val="20"/>
               </w:rPr>
-              <w:t>Aprovado — todos os itens de configuracao presentes e consistentes; tag criada apos recepcao da ATA-AASP01-002 assinada por Marcos Turnes</w:t>
+              <w:t>Aprovado — todos os itens de configuração presentes e consistentes; tag criada após recepção da ATA-AASP01-002 assinada por Marcos Turnes</w:t>
             </w:r>
           </w:p>
         </w:tc>
@@ -3524,7 +3524,7 @@
                 <w:i w:val="0"/>
                 <w:sz w:val="20"/>
               </w:rPr>
-              <w:t>Cezar Hiraki</w:t>
+              <w:t>Cézar Velázquez</w:t>
             </w:r>
           </w:p>
         </w:tc>
@@ -3607,7 +3607,7 @@
                 <w:i w:val="0"/>
                 <w:sz w:val="20"/>
               </w:rPr>
-              <w:t>Verificacao de que feature branches (feature/ag-23, feature/ag-24) estao derivados de develop pos-BL-02; nenhum commit direto em main ou develop; pipeline CI executando em todos os PRs abertos; artefatos MPS-SW da S2 em elaboracao (RAC, ATA planejadas)</w:t>
+              <w:t>Verificação de que feature branches (feature/ag-23, feature/ag-24) estao derivados de develop pós-BL-02; nenhum commit direto em main ou develop; pipeline CI executando em todos os PRs abertos; artefatos MPS-SW da S2 em elaboração (RAC, ATA planejadas)</w:t>
             </w:r>
           </w:p>
         </w:tc>
@@ -3633,7 +3633,7 @@
                 <w:i w:val="0"/>
                 <w:sz w:val="20"/>
               </w:rPr>
-              <w:t>Aprovado — branches corretos, historico limpo, pipeline ativo, sem desvios de processo</w:t>
+              <w:t>Aprovado — branches corretos, histórico limpo, pipeline ativo, sem desvios de processo</w:t>
             </w:r>
           </w:p>
         </w:tc>
@@ -3659,7 +3659,7 @@
                 <w:i w:val="0"/>
                 <w:sz w:val="20"/>
               </w:rPr>
-              <w:t>Cezar Hiraki</w:t>
+              <w:t>Cézar Velázquez</w:t>
             </w:r>
           </w:p>
         </w:tc>
@@ -3680,7 +3680,7 @@
         </w:pBdr>
       </w:pPr>
       <w:r>
-        <w:t>Historico de revisoes</w:t>
+        <w:t>Histórico de revisões</w:t>
       </w:r>
     </w:p>
     <w:tbl>
@@ -3728,7 +3728,7 @@
                 <w:i w:val="0"/>
                 <w:sz w:val="20"/>
               </w:rPr>
-              <w:t>Versao</w:t>
+              <w:t>Versão</w:t>
             </w:r>
           </w:p>
         </w:tc>
@@ -3806,7 +3806,7 @@
                 <w:i w:val="0"/>
                 <w:sz w:val="20"/>
               </w:rPr>
-              <w:t>Descricao</w:t>
+              <w:t>Descrição</w:t>
             </w:r>
           </w:p>
         </w:tc>
@@ -3887,7 +3887,7 @@
                 <w:i w:val="0"/>
                 <w:sz w:val="20"/>
               </w:rPr>
-              <w:t>Abraão</w:t>
+              <w:t>Abraão Oliveira</w:t>
             </w:r>
           </w:p>
         </w:tc>
@@ -3912,7 +3912,7 @@
                 <w:i w:val="0"/>
                 <w:sz w:val="20"/>
               </w:rPr>
-              <w:t>Versao inicial</w:t>
+              <w:t>Versão inicial</w:t>
             </w:r>
           </w:p>
         </w:tc>

--- a/mps-nivel-c/oficial/04_registros/AASP_Gerenciador/AASP01_Grupos-Usuarios/GCO-AASP01-001_Registro-de-Gerencia-de-Configuracao.docx
+++ b/mps-nivel-c/oficial/04_registros/AASP_Gerenciador/AASP01_Grupos-Usuarios/GCO-AASP01-001_Registro-de-Gerencia-de-Configuracao.docx
@@ -21,7 +21,7 @@
           <w:color w:val="003366"/>
           <w:sz w:val="36"/>
         </w:rPr>
-        <w:t>REGISTRO DE GERENCIA DE CONFIGURACAO — AASP GERENCIADOR · GRUPOS DE USUARIOS</w:t>
+        <w:t>REGISTRO DE GERÊNCIA DE CONFIGURAÇÃO — AASP GERENCIADOR · GRUPOS DE USUÁRIOS</w:t>
       </w:r>
     </w:p>
     <w:p>
@@ -226,7 +226,7 @@
                 <w:i w:val="0"/>
                 <w:sz w:val="20"/>
               </w:rPr>
-              <w:t>Grupos de Usuarios — AASP Gerenciador</w:t>
+              <w:t>Grupos de Usuários — AASP Gerenciador</w:t>
             </w:r>
           </w:p>
         </w:tc>
@@ -282,7 +282,7 @@
                 <w:i w:val="0"/>
                 <w:sz w:val="20"/>
               </w:rPr>
-              <w:t>AASP — Associacao dos Advogados de Sao Paulo</w:t>
+              <w:t>AASP — Associação dos Advogados de São Paulo</w:t>
             </w:r>
           </w:p>
         </w:tc>
@@ -313,7 +313,7 @@
                 <w:i w:val="0"/>
                 <w:sz w:val="20"/>
               </w:rPr>
-              <w:t>Versao</w:t>
+              <w:t>Versão</w:t>
             </w:r>
           </w:p>
         </w:tc>
@@ -506,7 +506,7 @@
                 <w:i w:val="0"/>
                 <w:sz w:val="20"/>
               </w:rPr>
-              <w:t>GCO (evidencia de projeto)</w:t>
+              <w:t>GCO (evidência de projeto)</w:t>
             </w:r>
           </w:p>
         </w:tc>
@@ -541,7 +541,7 @@
           <w:i w:val="0"/>
           <w:sz w:val="22"/>
         </w:rPr>
-        <w:t>Estabelecer e registrar a estrategia de gerencia de configuracao adotada no projeto AASP01 — Grupos de Usuarios (ms.auxo.gruposusuarios), identificando os itens de configuracao (ICs), as baselines estabelecidas, os mecanismos de controle de mudancas e os procedimentos de auditoria de configuracao.</w:t>
+        <w:t>Estabelecer e registrar a estratégia de gerência de configuração adotada no projeto AASP01 — Grupos de Usuários (ms.auxo.gruposusuarios), identificando os itens de configuração (ICs), as baselines estabelecidas, os mecanismos de controle de mudanças e os procedimentos de auditoria de configuração.</w:t>
       </w:r>
     </w:p>
     <w:p>
@@ -555,7 +555,7 @@
           <w:i w:val="0"/>
           <w:sz w:val="22"/>
         </w:rPr>
-        <w:t>Este documento cobre toda a vida util do projeto, desde a baseline inicial (BL-01, TAP aprovado em 19/05/2026) ate o encerramento previsto em 11/07/2026. E mantido e atualizado pelo responsavel de GCO (Cezar Hiraki) a cada evento relevante de configuracao.</w:t>
+        <w:t>Este documento cobre toda a vida útil do projeto, desde a baseline inicial (BL-01, TAP aprovado em 19/05/2026) até o encerramento previsto em 11/07/2026. E mantido e atualizado pelo responsável de GCO (Cezar Hiraki) a cada evento relevante de configuração.</w:t>
       </w:r>
     </w:p>
     <w:p>
@@ -568,7 +568,7 @@
         </w:pBdr>
       </w:pPr>
       <w:r>
-        <w:t>2. Estrategia de gerencia de configuracao</w:t>
+        <w:t>2. Estratégia de gerência de configuração</w:t>
       </w:r>
     </w:p>
     <w:tbl>
@@ -644,7 +644,7 @@
                 <w:color w:val="FFFFFF"/>
                 <w:sz w:val="20"/>
               </w:rPr>
-              <w:t>Descricao</w:t>
+              <w:t>Descrição</w:t>
             </w:r>
           </w:p>
         </w:tc>
@@ -709,7 +709,7 @@
                 <w:i w:val="0"/>
                 <w:sz w:val="20"/>
               </w:rPr>
-              <w:t>Repositorio de codigo</w:t>
+              <w:t>Repositório de código</w:t>
             </w:r>
           </w:p>
         </w:tc>
@@ -735,7 +735,7 @@
                 <w:i w:val="0"/>
                 <w:sz w:val="20"/>
               </w:rPr>
-              <w:t>Azure DevOps · organizacao komatsuhenry67 · projeto gerenciador-aasp · repositorio ms.auxo.gruposusuarios. Acesso restrito aos membros da equipe do projeto (Renan Kiyoshi, Henry Komatsu e Mateus Veloso — Timeware; acesso somente-leitura para Marcos Turnes e Leonardo Francisco Pereira — AASP).</w:t>
+              <w:t>GitLab · grupo aasp · projeto ms.auxo.usuarios (instancia GitLab http://191.234.192.153). Acesso restrito aos membros da equipe do projeto (Renan Kiyoshi, Henry Komatsu e Mateus Veloso — Timeware; acesso somente-leitura para Marcos Turnes e Leonardo Francisco Pereira — AASP).</w:t>
             </w:r>
           </w:p>
         </w:tc>
@@ -799,7 +799,7 @@
                 <w:i w:val="0"/>
                 <w:sz w:val="20"/>
               </w:rPr>
-              <w:t>Estrategia de branching</w:t>
+              <w:t>Estratégia de branching</w:t>
             </w:r>
           </w:p>
         </w:tc>
@@ -824,7 +824,7 @@
                 <w:i w:val="0"/>
                 <w:sz w:val="20"/>
               </w:rPr>
-              <w:t xml:space="preserve">Git Flow: </w:t>
+              <w:t xml:space="preserve">Git Flow (modelo Atlassian): </w:t>
             </w:r>
             <w:r>
               <w:rPr>
@@ -843,7 +843,45 @@
                 <w:i w:val="0"/>
                 <w:sz w:val="20"/>
               </w:rPr>
-              <w:t xml:space="preserve"> (producao, protegido — merge somente via release/*), </w:t>
+              <w:t xml:space="preserve"> (produção, protegido — recebe merge de </w:t>
+            </w:r>
+            <w:r>
+              <w:rPr>
+                <w:rFonts w:ascii="Courier New" w:hAnsi="Courier New"/>
+                <w:b w:val="0"/>
+                <w:i w:val="0"/>
+                <w:color w:val="333333"/>
+                <w:sz w:val="20"/>
+              </w:rPr>
+              <w:t>release/*</w:t>
+            </w:r>
+            <w:r>
+              <w:rPr>
+                <w:rFonts w:ascii="Calibri" w:hAnsi="Calibri"/>
+                <w:b w:val="0"/>
+                <w:i w:val="0"/>
+                <w:sz w:val="20"/>
+              </w:rPr>
+              <w:t xml:space="preserve"> e </w:t>
+            </w:r>
+            <w:r>
+              <w:rPr>
+                <w:rFonts w:ascii="Courier New" w:hAnsi="Courier New"/>
+                <w:b w:val="0"/>
+                <w:i w:val="0"/>
+                <w:color w:val="333333"/>
+                <w:sz w:val="20"/>
+              </w:rPr>
+              <w:t>hotfix/*</w:t>
+            </w:r>
+            <w:r>
+              <w:rPr>
+                <w:rFonts w:ascii="Calibri" w:hAnsi="Calibri"/>
+                <w:b w:val="0"/>
+                <w:i w:val="0"/>
+                <w:sz w:val="20"/>
+              </w:rPr>
+              <w:t xml:space="preserve">, com tags), </w:t>
             </w:r>
             <w:r>
               <w:rPr>
@@ -862,7 +900,7 @@
                 <w:i w:val="0"/>
                 <w:sz w:val="20"/>
               </w:rPr>
-              <w:t xml:space="preserve"> (integracao continua), </w:t>
+              <w:t xml:space="preserve"> (integração continua), </w:t>
             </w:r>
             <w:r>
               <w:rPr>
@@ -881,7 +919,26 @@
                 <w:i w:val="0"/>
                 <w:sz w:val="20"/>
               </w:rPr>
-              <w:t xml:space="preserve"> (desenvolvimento de requisito individual, ex: feature/ag-20), </w:t>
+              <w:t xml:space="preserve"> (desenvolvimento de requisito; sai de e retorna a </w:t>
+            </w:r>
+            <w:r>
+              <w:rPr>
+                <w:rFonts w:ascii="Courier New" w:hAnsi="Courier New"/>
+                <w:b w:val="0"/>
+                <w:i w:val="0"/>
+                <w:color w:val="333333"/>
+                <w:sz w:val="20"/>
+              </w:rPr>
+              <w:t>develop</w:t>
+            </w:r>
+            <w:r>
+              <w:rPr>
+                <w:rFonts w:ascii="Calibri" w:hAnsi="Calibri"/>
+                <w:b w:val="0"/>
+                <w:i w:val="0"/>
+                <w:sz w:val="20"/>
+              </w:rPr>
+              <w:t xml:space="preserve">, ex: feature/ag-20), </w:t>
             </w:r>
             <w:r>
               <w:rPr>
@@ -900,7 +957,121 @@
                 <w:i w:val="0"/>
                 <w:sz w:val="20"/>
               </w:rPr>
-              <w:t xml:space="preserve"> (preparacao de entrega por sprint). Nenhum commit direto em main ou develop.</w:t>
+              <w:t xml:space="preserve"> (preparação de entrega; mescla em </w:t>
+            </w:r>
+            <w:r>
+              <w:rPr>
+                <w:rFonts w:ascii="Courier New" w:hAnsi="Courier New"/>
+                <w:b w:val="0"/>
+                <w:i w:val="0"/>
+                <w:color w:val="333333"/>
+                <w:sz w:val="20"/>
+              </w:rPr>
+              <w:t>main</w:t>
+            </w:r>
+            <w:r>
+              <w:rPr>
+                <w:rFonts w:ascii="Calibri" w:hAnsi="Calibri"/>
+                <w:b w:val="0"/>
+                <w:i w:val="0"/>
+                <w:sz w:val="20"/>
+              </w:rPr>
+              <w:t xml:space="preserve"> com tag e retorna ao </w:t>
+            </w:r>
+            <w:r>
+              <w:rPr>
+                <w:rFonts w:ascii="Courier New" w:hAnsi="Courier New"/>
+                <w:b w:val="0"/>
+                <w:i w:val="0"/>
+                <w:color w:val="333333"/>
+                <w:sz w:val="20"/>
+              </w:rPr>
+              <w:t>develop</w:t>
+            </w:r>
+            <w:r>
+              <w:rPr>
+                <w:rFonts w:ascii="Calibri" w:hAnsi="Calibri"/>
+                <w:b w:val="0"/>
+                <w:i w:val="0"/>
+                <w:sz w:val="20"/>
+              </w:rPr>
+              <w:t xml:space="preserve">), </w:t>
+            </w:r>
+            <w:r>
+              <w:rPr>
+                <w:rFonts w:ascii="Courier New" w:hAnsi="Courier New"/>
+                <w:b w:val="0"/>
+                <w:i w:val="0"/>
+                <w:color w:val="333333"/>
+                <w:sz w:val="20"/>
+              </w:rPr>
+              <w:t>hotfix/vX.Y.Z</w:t>
+            </w:r>
+            <w:r>
+              <w:rPr>
+                <w:rFonts w:ascii="Calibri" w:hAnsi="Calibri"/>
+                <w:b w:val="0"/>
+                <w:i w:val="0"/>
+                <w:sz w:val="20"/>
+              </w:rPr>
+              <w:t xml:space="preserve"> (correção urgente de produção; sai de </w:t>
+            </w:r>
+            <w:r>
+              <w:rPr>
+                <w:rFonts w:ascii="Courier New" w:hAnsi="Courier New"/>
+                <w:b w:val="0"/>
+                <w:i w:val="0"/>
+                <w:color w:val="333333"/>
+                <w:sz w:val="20"/>
+              </w:rPr>
+              <w:t>main</w:t>
+            </w:r>
+            <w:r>
+              <w:rPr>
+                <w:rFonts w:ascii="Calibri" w:hAnsi="Calibri"/>
+                <w:b w:val="0"/>
+                <w:i w:val="0"/>
+                <w:sz w:val="20"/>
+              </w:rPr>
+              <w:t xml:space="preserve">, mescla em </w:t>
+            </w:r>
+            <w:r>
+              <w:rPr>
+                <w:rFonts w:ascii="Courier New" w:hAnsi="Courier New"/>
+                <w:b w:val="0"/>
+                <w:i w:val="0"/>
+                <w:color w:val="333333"/>
+                <w:sz w:val="20"/>
+              </w:rPr>
+              <w:t>main</w:t>
+            </w:r>
+            <w:r>
+              <w:rPr>
+                <w:rFonts w:ascii="Calibri" w:hAnsi="Calibri"/>
+                <w:b w:val="0"/>
+                <w:i w:val="0"/>
+                <w:sz w:val="20"/>
+              </w:rPr>
+              <w:t xml:space="preserve"> com nova tag e retorna ao </w:t>
+            </w:r>
+            <w:r>
+              <w:rPr>
+                <w:rFonts w:ascii="Courier New" w:hAnsi="Courier New"/>
+                <w:b w:val="0"/>
+                <w:i w:val="0"/>
+                <w:color w:val="333333"/>
+                <w:sz w:val="20"/>
+              </w:rPr>
+              <w:t>develop</w:t>
+            </w:r>
+            <w:r>
+              <w:rPr>
+                <w:rFonts w:ascii="Calibri" w:hAnsi="Calibri"/>
+                <w:b w:val="0"/>
+                <w:i w:val="0"/>
+                <w:sz w:val="20"/>
+              </w:rPr>
+              <w:t>). Nenhum commit direto em main ou develop.</w:t>
             </w:r>
           </w:p>
         </w:tc>
@@ -989,7 +1160,26 @@
                 <w:i w:val="0"/>
                 <w:sz w:val="20"/>
               </w:rPr>
-              <w:t xml:space="preserve">Tags semanticas apos aceite formal de sprint: </w:t>
+              <w:t xml:space="preserve">Versionamento semantico em </w:t>
+            </w:r>
+            <w:r>
+              <w:rPr>
+                <w:rFonts w:ascii="Courier New" w:hAnsi="Courier New"/>
+                <w:b w:val="0"/>
+                <w:i w:val="0"/>
+                <w:color w:val="333333"/>
+                <w:sz w:val="20"/>
+              </w:rPr>
+              <w:t>main</w:t>
+            </w:r>
+            <w:r>
+              <w:rPr>
+                <w:rFonts w:ascii="Calibri" w:hAnsi="Calibri"/>
+                <w:b w:val="0"/>
+                <w:i w:val="0"/>
+                <w:sz w:val="20"/>
+              </w:rPr>
+              <w:t xml:space="preserve">: a release da sprint gera a tag de aceite </w:t>
             </w:r>
             <w:r>
               <w:rPr>
@@ -1008,7 +1198,45 @@
                 <w:i w:val="0"/>
                 <w:sz w:val="20"/>
               </w:rPr>
-              <w:t xml:space="preserve"> (ex: sprint-1-aceite — 06/06/2026). Tags imutaveis criadas pelo GP apos recebimento da ata de aceite assinada pelo PO cliente.</w:t>
+              <w:t xml:space="preserve">, equivalente a </w:t>
+            </w:r>
+            <w:r>
+              <w:rPr>
+                <w:rFonts w:ascii="Courier New" w:hAnsi="Courier New"/>
+                <w:b w:val="0"/>
+                <w:i w:val="0"/>
+                <w:color w:val="333333"/>
+                <w:sz w:val="20"/>
+              </w:rPr>
+              <w:t>vX.Y.0</w:t>
+            </w:r>
+            <w:r>
+              <w:rPr>
+                <w:rFonts w:ascii="Calibri" w:hAnsi="Calibri"/>
+                <w:b w:val="0"/>
+                <w:i w:val="0"/>
+                <w:sz w:val="20"/>
+              </w:rPr>
+              <w:t xml:space="preserve"> (ex: sprint-1-aceite = v1.0.0 — 06/06/2026); correções de produção via hotfix geram tag </w:t>
+            </w:r>
+            <w:r>
+              <w:rPr>
+                <w:rFonts w:ascii="Courier New" w:hAnsi="Courier New"/>
+                <w:b w:val="0"/>
+                <w:i w:val="0"/>
+                <w:color w:val="333333"/>
+                <w:sz w:val="20"/>
+              </w:rPr>
+              <w:t>vX.Y.Z</w:t>
+            </w:r>
+            <w:r>
+              <w:rPr>
+                <w:rFonts w:ascii="Calibri" w:hAnsi="Calibri"/>
+                <w:b w:val="0"/>
+                <w:i w:val="0"/>
+                <w:sz w:val="20"/>
+              </w:rPr>
+              <w:t xml:space="preserve"> (ex: v1.0.1). Tags imutaveis criadas após o aceite/correção formal.</w:t>
             </w:r>
           </w:p>
         </w:tc>
@@ -1097,7 +1325,7 @@
                 <w:i w:val="0"/>
                 <w:sz w:val="20"/>
               </w:rPr>
-              <w:t>Pipeline Azure DevOps obrigatorio antes de qualquer merge em develop ou main: (1) build sem erros, (2) todos os testes unitarios passando, (3) analise estatica sem violacoes bloqueantes. PRs com pipeline vermelho sao bloqueados automaticamente.</w:t>
+              <w:t>Pipeline GitLab CI obrigatório antes de qualquer merge em develop ou main: (1) build sem erros, (2) todos os testes unitarios passando, (3) análise estática sem violações bloqueantes. MRs com pipeline vermelho são bloqueados automaticamente.</w:t>
             </w:r>
           </w:p>
         </w:tc>
@@ -1160,7 +1388,7 @@
                 <w:i w:val="0"/>
                 <w:sz w:val="20"/>
               </w:rPr>
-              <w:t>Aprovacao de Pull Request</w:t>
+              <w:t>Aprovação de Merge Request</w:t>
             </w:r>
           </w:p>
         </w:tc>
@@ -1186,7 +1414,7 @@
                 <w:i w:val="0"/>
                 <w:sz w:val="20"/>
               </w:rPr>
-              <w:t>Minimo de 1 revisor aprovado; Cezar Hiraki e revisor principal de todos os PRs de codigo critico. PRs squash-merged apos aprovacao para manter historico linear em develop.</w:t>
+              <w:t>Mínimo de 1 revisor aprovado; Cezar Hiraki e revisor principal de todos os MRs de código critico. MRs squash-merged após aprovação para manter histórico linear em develop.</w:t>
             </w:r>
           </w:p>
         </w:tc>
@@ -1275,7 +1503,7 @@
                 <w:i w:val="0"/>
                 <w:sz w:val="20"/>
               </w:rPr>
-              <w:t>Connection strings (auxo3 e temis3), chaves JWT e credenciais de servico nunca commitadas no repositorio. Gerenciadas via variaveis de ambiente no servidor de aplicacao (IIS / Azure App Service). Arquivos appsettings.*.json versionados somente com placeholders (</w:t>
+              <w:t>Connection strings (auxo3 e temis3), chaves JWT e credenciais de serviço nunca commitadas no repositório. Gerenciadas via variáveis de ambiente no servidor de aplicação (IIS / servidor de aplicação). Arquivos appsettings.*.json versionados somente com placeholders (</w:t>
             </w:r>
             <w:r>
               <w:rPr>
@@ -1357,7 +1585,7 @@
                 <w:i w:val="0"/>
                 <w:sz w:val="20"/>
               </w:rPr>
-              <w:t>Documentacao MPS-SW</w:t>
+              <w:t>Documentação MPS-SW</w:t>
             </w:r>
           </w:p>
         </w:tc>
@@ -1383,7 +1611,7 @@
                 <w:i w:val="0"/>
                 <w:sz w:val="20"/>
               </w:rPr>
-              <w:t>Artefatos de processo versionados no repositorio MPS Timeware (separado do repositorio de codigo). Convencao de nome: SIGLA-AASP01-NNN_Descricao.{docx</w:t>
+              <w:t>Artefatos de processo versionados no repositório MPS Timeware (separado do repositório de código). Convenção de nome: SIGLA-AASP01-NNN_Descricao.{docx</w:t>
             </w:r>
           </w:p>
         </w:tc>
@@ -1435,7 +1663,7 @@
                 <w:i w:val="0"/>
                 <w:sz w:val="20"/>
               </w:rPr>
-              <w:t>md}. Versao controlada pelo cabecalho de cada documento.</w:t>
+              <w:t>md}. Versão controlada pelo cabeçalho de cada documento.</w:t>
             </w:r>
           </w:p>
         </w:tc>
@@ -1456,7 +1684,7 @@
         </w:pBdr>
       </w:pPr>
       <w:r>
-        <w:t>3. Itens de configuracao (ICs)</w:t>
+        <w:t>3. Itens de configuração (ICs)</w:t>
       </w:r>
     </w:p>
     <w:tbl>
@@ -1561,7 +1789,7 @@
                 <w:color w:val="FFFFFF"/>
                 <w:sz w:val="20"/>
               </w:rPr>
-              <w:t>Descricao</w:t>
+              <w:t>Descrição</w:t>
             </w:r>
           </w:p>
         </w:tc>
@@ -1588,7 +1816,7 @@
                 <w:color w:val="FFFFFF"/>
                 <w:sz w:val="20"/>
               </w:rPr>
-              <w:t>Repositorio / Localizacao</w:t>
+              <w:t>Repositório / Localização</w:t>
             </w:r>
           </w:p>
         </w:tc>
@@ -1615,7 +1843,7 @@
                 <w:color w:val="FFFFFF"/>
                 <w:sz w:val="20"/>
               </w:rPr>
-              <w:t>Convencao de versao</w:t>
+              <w:t>Convenção de versão</w:t>
             </w:r>
           </w:p>
         </w:tc>
@@ -1699,7 +1927,7 @@
                 <w:i w:val="0"/>
                 <w:sz w:val="20"/>
               </w:rPr>
-              <w:t>Codigo-fonte</w:t>
+              <w:t>Código-fonte</w:t>
             </w:r>
           </w:p>
         </w:tc>
@@ -1751,7 +1979,7 @@
                 <w:i w:val="0"/>
                 <w:sz w:val="20"/>
               </w:rPr>
-              <w:t>Azure DevOps: komatsuhenry67/gerenciador-aasp/ms.auxo.gruposusuarios</w:t>
+              <w:t>GitLab: aasp/ms.auxo.usuarios</w:t>
             </w:r>
           </w:p>
         </w:tc>
@@ -1883,7 +2111,7 @@
                 <w:i w:val="0"/>
                 <w:sz w:val="20"/>
               </w:rPr>
-              <w:t>Migrations do banco auxo3: criacao das tabelas Grupos, PermissoesGrupo, UsuariosGrupo e AuditoriaGrupos. Scripts idempotentes, aplicados em ordem sequencial.</w:t>
+              <w:t>Migrations do banco auxo3: criação das tabelas grupos_usuarios, grupos_usuarios_vinculos e grupos_usuarios_funcao. Scripts idempotentes, aplicados em ordem sequencial.</w:t>
             </w:r>
           </w:p>
         </w:tc>
@@ -1908,7 +2136,7 @@
                 <w:i w:val="0"/>
                 <w:sz w:val="20"/>
               </w:rPr>
-              <w:t>/sql/migrations/ no repositorio ms.auxo.gruposusuarios</w:t>
+              <w:t>/sql/migrations/ no repositório ms.auxo.gruposusuarios</w:t>
             </w:r>
           </w:p>
         </w:tc>
@@ -1933,7 +2161,7 @@
                 <w:i w:val="0"/>
                 <w:sz w:val="20"/>
               </w:rPr>
-              <w:t>Numeracao sequencial (001_criar_grupos.sql, 002_criar_permissoes.sql, 003_criar_usuarios_grupo.sql, ...)</w:t>
+              <w:t>Numeração sequencial (001_criar_grupos_usuarios.sql, 002_criar_grupos_usuarios_vinculos.sql, 003_criar_grupos_usuarios_funcao.sql, ...)</w:t>
             </w:r>
           </w:p>
         </w:tc>
@@ -1958,7 +2186,7 @@
                 <w:i w:val="0"/>
                 <w:sz w:val="20"/>
               </w:rPr>
-              <w:t>3 migrations aplicadas e validadas (Sprint 1); migration 004 (AuditoriaGrupos) prevista para Sprint 2</w:t>
+              <w:t>3 migrations aplicadas e validadas (Sprint 1); migration de auditoria prevista para Sprint 2</w:t>
             </w:r>
           </w:p>
         </w:tc>
@@ -2041,7 +2269,7 @@
                 <w:i w:val="0"/>
                 <w:sz w:val="20"/>
               </w:rPr>
-              <w:t>Arquivo azure-pipelines.yml define etapas de build, teste unitario e analise estatica. Versionado junto ao codigo-fonte.</w:t>
+              <w:t>Arquivo .gitlab-ci.yml define etapas de build, teste unitario e análise estática. Versionado junto ao código-fonte.</w:t>
             </w:r>
           </w:p>
         </w:tc>
@@ -2067,7 +2295,7 @@
                 <w:i w:val="0"/>
                 <w:sz w:val="20"/>
               </w:rPr>
-              <w:t>Raiz do repositorio: /azure-pipelines.yml</w:t>
+              <w:t>Raiz do repositório: /.gitlab-ci.yml</w:t>
             </w:r>
           </w:p>
         </w:tc>
@@ -2093,7 +2321,7 @@
                 <w:i w:val="0"/>
                 <w:sz w:val="20"/>
               </w:rPr>
-              <w:t>Versionado com o codigo (sem versao propria)</w:t>
+              <w:t>Versionado com o código (sem versão própria)</w:t>
             </w:r>
           </w:p>
         </w:tc>
@@ -2119,7 +2347,7 @@
                 <w:i w:val="0"/>
                 <w:sz w:val="20"/>
               </w:rPr>
-              <w:t>Ativo; executado em todo PR aberto para develop ou main</w:t>
+              <w:t>Ativo; executado em todo MR aberto para develop ou main</w:t>
             </w:r>
           </w:p>
         </w:tc>
@@ -2174,7 +2402,7 @@
                 <w:i w:val="0"/>
                 <w:sz w:val="20"/>
               </w:rPr>
-              <w:t>Configuracao de ambiente</w:t>
+              <w:t>Configuração de ambiente</w:t>
             </w:r>
           </w:p>
         </w:tc>
@@ -2199,7 +2427,7 @@
                 <w:i w:val="0"/>
                 <w:sz w:val="20"/>
               </w:rPr>
-              <w:t>Arquivos appsettings.json, appsettings.Development.json e appsettings.Production.json com configuracoes estruturais (sem valores sensiveis). Variaveis sensiveis injetadas via ambiente.</w:t>
+              <w:t>Arquivos appsettings.json, appsettings.Development.json e appsettings.Production.json com configurações estruturais (sem valores sensiveis). Variáveis sensiveis injetadas via ambiente.</w:t>
             </w:r>
           </w:p>
         </w:tc>
@@ -2249,7 +2477,7 @@
                 <w:i w:val="0"/>
                 <w:sz w:val="20"/>
               </w:rPr>
-              <w:t>Versionado com o codigo</w:t>
+              <w:t>Versionado com o código</w:t>
             </w:r>
           </w:p>
         </w:tc>
@@ -2331,7 +2559,7 @@
                 <w:i w:val="0"/>
                 <w:sz w:val="20"/>
               </w:rPr>
-              <w:t>Documentacao MPS-SW</w:t>
+              <w:t>Documentação MPS-SW</w:t>
             </w:r>
           </w:p>
         </w:tc>
@@ -2383,7 +2611,7 @@
                 <w:i w:val="0"/>
                 <w:sz w:val="20"/>
               </w:rPr>
-              <w:t>Repositorio MPS Timeware: /mps-nivel-c/oficial/04_registros/AASP_Gerenciador/AASP01_Grupos-Usuarios/</w:t>
+              <w:t>Repositório MPS Timeware: /mps-nível-c/oficial/04_registros/AASP_Gerenciador/AASP01_Grupos-Usuários/</w:t>
             </w:r>
           </w:p>
         </w:tc>
@@ -2409,7 +2637,7 @@
                 <w:i w:val="0"/>
                 <w:sz w:val="20"/>
               </w:rPr>
-              <w:t>Versao por documento (cabecalho); baselinado em conjunto com o codigo a cada sprint aceita</w:t>
+              <w:t>Versão por documento (cabeçalho); baselinado em conjunto com o código a cada sprint aceita</w:t>
             </w:r>
           </w:p>
         </w:tc>
@@ -2435,7 +2663,7 @@
                 <w:i w:val="0"/>
                 <w:sz w:val="20"/>
               </w:rPr>
-              <w:t>19 artefatos presentes; BL-02 inclui versoes de todos os documentos S1</w:t>
+              <w:t>19 artefatos presentes; BL-02 inclui versões de todos os documentos S1</w:t>
             </w:r>
           </w:p>
         </w:tc>
@@ -2490,7 +2718,7 @@
                 <w:i w:val="0"/>
                 <w:sz w:val="20"/>
               </w:rPr>
-              <w:t>Documentacao de API</w:t>
+              <w:t>Documentação de API</w:t>
             </w:r>
           </w:p>
         </w:tc>
@@ -2515,7 +2743,7 @@
                 <w:i w:val="0"/>
                 <w:sz w:val="20"/>
               </w:rPr>
-              <w:t>Especificacao OpenAPI/Swagger gerada automaticamente pelo Swashbuckle a partir das anotacoes do codigo-fonte. Disponivel no endpoint /swagger em runtime.</w:t>
+              <w:t>Especificação OpenAPI/Swagger gerada automaticamente pelo Swashbuckle a partir das anotações do código-fonte. Disponível no endpoint /swagger em runtime.</w:t>
             </w:r>
           </w:p>
         </w:tc>
@@ -2540,7 +2768,7 @@
                 <w:i w:val="0"/>
                 <w:sz w:val="20"/>
               </w:rPr>
-              <w:t>Endpoint /swagger (runtime); nao versionada separadamente — derivada do IC-01</w:t>
+              <w:t>Endpoint /swagger (runtime); não versionada separadamente — derivada do IC-01</w:t>
             </w:r>
           </w:p>
         </w:tc>
@@ -2565,7 +2793,7 @@
                 <w:i w:val="0"/>
                 <w:sz w:val="20"/>
               </w:rPr>
-              <w:t>Vinculada ao codigo (IC-01); versao da API no cabecalho HTTP (v1)</w:t>
+              <w:t>Vinculada ao código (IC-01); versão da API no cabeçalho HTTP (v1)</w:t>
             </w:r>
           </w:p>
         </w:tc>
@@ -2742,7 +2970,7 @@
                 <w:color w:val="FFFFFF"/>
                 <w:sz w:val="20"/>
               </w:rPr>
-              <w:t>Itens de configuracao incluidos</w:t>
+              <w:t>Itens de configuração incluidos</w:t>
             </w:r>
           </w:p>
         </w:tc>
@@ -2878,7 +3106,7 @@
                 <w:i w:val="0"/>
                 <w:sz w:val="20"/>
               </w:rPr>
-              <w:t>IC-01 (repositorio criado, commit inicial vazio), IC-05 (TAP-AASP01-001, PLA-AASP01-001, REQ-AASP01-001 em versao inicial)</w:t>
+              <w:t>IC-01 (repositório criado, commit inicial vazio), IC-05 (TAP-AASP01-001, PLA-AASP01-001, REQ-AASP01-001 em versão inicial)</w:t>
             </w:r>
           </w:p>
         </w:tc>
@@ -3009,7 +3237,7 @@
                 <w:i w:val="0"/>
                 <w:sz w:val="20"/>
               </w:rPr>
-              <w:t>IC-01 (tag sprint-1-aceite no Azure DevOps; PRs #11, #12, #13, #14, #15 merged em main), IC-02 (3 migrations aplicadas no banco auxo3), IC-03 (azure-pipelines.yml v1), IC-04 (appsettings validados), IC-05 (todos os artefatos MPS-SW da Sprint 1), IC-06 (Swagger v1 validado)</w:t>
+              <w:t>IC-01 (tag sprint-1-aceite no GitLab; MRs !1, !2, !3, !4, !5 merged em main), IC-02 (3 migrations aplicadas no banco auxo3), IC-03 (.gitlab-ci.yml v1), IC-04 (appsettings validados), IC-05 (todos os artefatos MPS-SW da Sprint 1), IC-06 (Swagger v1 validado)</w:t>
             </w:r>
           </w:p>
         </w:tc>
@@ -3034,7 +3262,7 @@
                 <w:i w:val="0"/>
                 <w:sz w:val="20"/>
               </w:rPr>
-              <w:t>Marcos Turnes — aceite formal (PO AASP) + Cezar Hiraki — aprovacao tecnica (Timeware)</w:t>
+              <w:t>Marcos Turnes — aceite formal (PO AASP) + Cezar Hiraki — aprovação técnica (Timeware)</w:t>
             </w:r>
           </w:p>
         </w:tc>
@@ -3056,7 +3284,7 @@
           <w:i w:val="0"/>
           <w:sz w:val="22"/>
         </w:rPr>
-        <w:t>Proxima baseline prevista:</w:t>
+        <w:t>Próxima baseline prevista:</w:t>
       </w:r>
       <w:r>
         <w:rPr>
@@ -3065,7 +3293,7 @@
           <w:i w:val="0"/>
           <w:sz w:val="22"/>
         </w:rPr>
-        <w:t xml:space="preserve"> BL-03 — apos aceite formal da Sprint 2 (previsto para 20/06/2026), incluindo IC-01 (tag sprint-2-aceite), IC-02 (migration 004 para AuditoriaGrupos), e atualizacoes de IC-05 (artefatos revisados na S2).</w:t>
+        <w:t xml:space="preserve"> BL-03 — após aceite formal da Sprint 2 (previsto para 20/06/2026), incluindo IC-01 (tag sprint-2-aceite), IC-02 (migration 004 para AuditoriaGrupos), e atualizações de IC-05 (artefatos revisados na S2).</w:t>
       </w:r>
     </w:p>
     <w:p>
@@ -3078,7 +3306,7 @@
         </w:pBdr>
       </w:pPr>
       <w:r>
-        <w:t>5. Auditoria de configuracao</w:t>
+        <w:t>5. Auditoria de configuração</w:t>
       </w:r>
     </w:p>
     <w:p>
@@ -3092,7 +3320,7 @@
           <w:i w:val="0"/>
           <w:sz w:val="22"/>
         </w:rPr>
-        <w:t>Situacao atual (15/06/2026):</w:t>
+        <w:t>Situação atual (15/06/2026):</w:t>
       </w:r>
       <w:r>
         <w:rPr>
@@ -3101,7 +3329,7 @@
           <w:i w:val="0"/>
           <w:sz w:val="22"/>
         </w:rPr>
-        <w:t xml:space="preserve"> Baseline BL-02 valida e integra. Sprint 2 em desenvolvimento ativo em feature branches (feature/ag-23 e feature/ag-24) no repositorio develop. Nenhuma violacao de configuracao identificada. Proxima baseline (BL-03) sera estabelecida apos aceite formal da Sprint 2, previsto para 20/06/2026.</w:t>
+        <w:t xml:space="preserve"> Baseline BL-02 valida e integra. Sprint 2 em desenvolvimento ativo em feature branches (feature/ag-23 e feature/ag-24) no repositório develop. Nenhuma violação de configuração identificada. Próxima baseline (BL-03) será estabelecida após aceite formal da Sprint 2, previsto para 20/06/2026.</w:t>
       </w:r>
     </w:p>
     <w:tbl>
@@ -3259,7 +3487,7 @@
                 <w:color w:val="FFFFFF"/>
                 <w:sz w:val="20"/>
               </w:rPr>
-              <w:t>Responsavel</w:t>
+              <w:t>Responsável</w:t>
             </w:r>
           </w:p>
         </w:tc>
@@ -3342,7 +3570,7 @@
                 <w:i w:val="0"/>
                 <w:sz w:val="20"/>
               </w:rPr>
-              <w:t>Criacao do repositorio no Azure DevOps; estrutura de branches (main, develop) conforme Git Flow; presenca dos artefatos iniciais (TAP, PLA, REQ) no repositorio MPS; permissoes de acesso configuradas corretamente</w:t>
+              <w:t>Criação do repositório no GitLab; estrutura de branches (main, develop) conforme Git Flow; presenca dos artefatos iniciais (TAP, PLA, REQ) no repositório MPS; permissões de acesso configuradas corretamente</w:t>
             </w:r>
           </w:p>
         </w:tc>
@@ -3368,7 +3596,7 @@
                 <w:i w:val="0"/>
                 <w:sz w:val="20"/>
               </w:rPr>
-              <w:t>Aprovado — repositorio criado, branches configurados, artefatos presentes, permissoes corretas</w:t>
+              <w:t>Aprovado — repositório criado, branches configurados, artefatos presentes, permissões corretas</w:t>
             </w:r>
           </w:p>
         </w:tc>
@@ -3474,7 +3702,7 @@
                 <w:i w:val="0"/>
                 <w:sz w:val="20"/>
               </w:rPr>
-              <w:t>Tag sprint-1-aceite criada e imutavel; PRs #11-#15 merged em main com pipeline verde; 3 migrations SQL aplicadas no banco auxo3 (ambiente local e homologacao); 19 artefatos MPS-SW presentes e versionados; Swagger /swagger respondendo com todos os endpoints da Sprint 1</w:t>
+              <w:t>Tag sprint-1-aceite criada e imutavel; MRs !1-!5 merged em main com pipeline verde; 3 migrations SQL aplicadas no banco auxo3 (ambiente local e homologação); 19 artefatos MPS-SW presentes e versionados; Swagger /swagger respondendo com todos os endpoints da Sprint 1</w:t>
             </w:r>
           </w:p>
         </w:tc>
@@ -3499,7 +3727,7 @@
                 <w:i w:val="0"/>
                 <w:sz w:val="20"/>
               </w:rPr>
-              <w:t>Aprovado — todos os itens de configuracao presentes e consistentes; tag criada apos recepcao da ATA-AASP01-002 assinada por Marcos Turnes</w:t>
+              <w:t>Aprovado — todos os itens de configuração presentes e consistentes; tag criada após recepção da ATA-AASP01-002 assinada por Marcos Turnes</w:t>
             </w:r>
           </w:p>
         </w:tc>
@@ -3607,7 +3835,7 @@
                 <w:i w:val="0"/>
                 <w:sz w:val="20"/>
               </w:rPr>
-              <w:t>Verificacao de que feature branches (feature/ag-23, feature/ag-24) estao derivados de develop pos-BL-02; nenhum commit direto em main ou develop; pipeline CI executando em todos os PRs abertos; artefatos MPS-SW da S2 em elaboracao (RAC, ATA planejadas)</w:t>
+              <w:t>Verificação de que feature branches (feature/ag-23, feature/ag-24) estão derivados de develop pos-BL-02; nenhum commit direto em main ou develop; pipeline CI executando em todos os MRs abertos; artefatos MPS-SW da S2 em elaboração (RAC, ATA planejadas)</w:t>
             </w:r>
           </w:p>
         </w:tc>
@@ -3633,7 +3861,7 @@
                 <w:i w:val="0"/>
                 <w:sz w:val="20"/>
               </w:rPr>
-              <w:t>Aprovado — branches corretos, historico limpo, pipeline ativo, sem desvios de processo</w:t>
+              <w:t>Aprovado — branches corretos, histórico limpo, pipeline ativo, sem desvios de processo</w:t>
             </w:r>
           </w:p>
         </w:tc>
@@ -3680,7 +3908,7 @@
         </w:pBdr>
       </w:pPr>
       <w:r>
-        <w:t>Historico de revisoes</w:t>
+        <w:t>Histórico de revisões</w:t>
       </w:r>
     </w:p>
     <w:tbl>
@@ -3728,7 +3956,7 @@
                 <w:i w:val="0"/>
                 <w:sz w:val="20"/>
               </w:rPr>
-              <w:t>Versao</w:t>
+              <w:t>Versão</w:t>
             </w:r>
           </w:p>
         </w:tc>
@@ -3806,7 +4034,7 @@
                 <w:i w:val="0"/>
                 <w:sz w:val="20"/>
               </w:rPr>
-              <w:t>Descricao</w:t>
+              <w:t>Descrição</w:t>
             </w:r>
           </w:p>
         </w:tc>
@@ -3912,7 +4140,7 @@
                 <w:i w:val="0"/>
                 <w:sz w:val="20"/>
               </w:rPr>
-              <w:t>Versao inicial</w:t>
+              <w:t>Versão inicial</w:t>
             </w:r>
           </w:p>
         </w:tc>

--- a/mps-nivel-c/oficial/04_registros/AASP_Gerenciador/AASP01_Grupos-Usuarios/GCO-AASP01-001_Registro-de-Gerencia-de-Configuracao.docx
+++ b/mps-nivel-c/oficial/04_registros/AASP_Gerenciador/AASP01_Grupos-Usuarios/GCO-AASP01-001_Registro-de-Gerencia-de-Configuracao.docx
@@ -34,7 +34,7 @@
           <w:color w:val="555555"/>
           <w:sz w:val="20"/>
         </w:rPr>
-        <w:t>GCO-AASP01-001   ·   Versão 1.0   ·   26/05/2026   ·   Timeware Brasil</w:t>
+        <w:t>GCO-AASP01-001   ·   Versão 1.1   ·   23/06/2026   ·   Timeware Brasil</w:t>
       </w:r>
     </w:p>
     <w:p>
@@ -48,7 +48,6 @@
     <w:tbl>
       <w:tblPr>
         <w:tblW w:type="auto" w:w="0"/>
-        <w:tblLook w:firstColumn="1" w:firstRow="1" w:lastColumn="0" w:lastRow="0" w:noHBand="0" w:noVBand="1" w:val="04A0"/>
         <w:tblBorders>
           <w:top w:val="single" w:sz="4" w:space="0" w:color="AAAAAA"/>
           <w:left w:val="single" w:sz="4" w:space="0" w:color="AAAAAA"/>
@@ -145,7 +144,63 @@
                 <w:i w:val="0"/>
                 <w:sz w:val="20"/>
               </w:rPr>
-              <w:t>Documento</w:t>
+              <w:t xml:space="preserve">Documento</w:t>
+            </w:r>
+          </w:p>
+        </w:tc>
+        <w:tc>
+          <w:tcPr>
+            <w:tcW w:type="dxa" w:w="4451"/>
+            <w:tcMar>
+              <w:top w:w="60" w:type="dxa"/>
+              <w:bottom w:w="60" w:type="dxa"/>
+              <w:left w:w="100" w:type="dxa"/>
+              <w:right w:w="100" w:type="dxa"/>
+            </w:tcMar>
+            <w:shd w:val="clear" w:color="auto" w:fill="F0F4F8"/>
+          </w:tcPr>
+          <w:p>
+            <w:pPr>
+              <w:spacing w:before="40" w:after="40"/>
+            </w:pPr>
+            <w:r>
+              <w:rPr>
+                <w:rFonts w:ascii="Calibri" w:hAnsi="Calibri"/>
+                <w:b w:val="0"/>
+                <w:i w:val="0"/>
+                <w:sz w:val="20"/>
+              </w:rPr>
+              <w:t xml:space="preserve">GCO-AASP01-001</w:t>
+            </w:r>
+          </w:p>
+        </w:tc>
+      </w:tr>
+      <w:tr>
+        <w:trPr>
+          <w:cantSplit w:val="1"/>
+        </w:trPr>
+        <w:tc>
+          <w:tcPr>
+            <w:tcW w:type="dxa" w:w="4451"/>
+            <w:tcMar>
+              <w:top w:w="60" w:type="dxa"/>
+              <w:bottom w:w="60" w:type="dxa"/>
+              <w:left w:w="100" w:type="dxa"/>
+              <w:right w:w="100" w:type="dxa"/>
+            </w:tcMar>
+          </w:tcPr>
+          <w:p>
+            <w:pPr>
+              <w:spacing w:before="40" w:after="40"/>
+            </w:pPr>
+            <w:r>
+              <w:rPr>
+                <w:rFonts w:ascii="Calibri" w:hAnsi="Calibri"/>
+                <w:b/>
+                <w:i w:val="0"/>
+                <w:sz w:val="20"/>
+              </w:rPr>
+              <w:t xml:space="preserve">Projeto</w:t>
             </w:r>
           </w:p>
         </w:tc>
@@ -170,7 +225,7 @@
                 <w:i w:val="0"/>
                 <w:sz w:val="20"/>
               </w:rPr>
-              <w:t>GCO-AASP01-001</w:t>
+              <w:t xml:space="preserve">Grupos de Usuários — AASP Gerenciador</w:t>
             </w:r>
           </w:p>
         </w:tc>
@@ -201,7 +256,63 @@
                 <w:i w:val="0"/>
                 <w:sz w:val="20"/>
               </w:rPr>
-              <w:t>Projeto</w:t>
+              <w:t xml:space="preserve">Cliente</w:t>
+            </w:r>
+          </w:p>
+        </w:tc>
+        <w:tc>
+          <w:tcPr>
+            <w:tcW w:type="dxa" w:w="4451"/>
+            <w:tcMar>
+              <w:top w:w="60" w:type="dxa"/>
+              <w:bottom w:w="60" w:type="dxa"/>
+              <w:left w:w="100" w:type="dxa"/>
+              <w:right w:w="100" w:type="dxa"/>
+            </w:tcMar>
+            <w:shd w:val="clear" w:color="auto" w:fill="F0F4F8"/>
+          </w:tcPr>
+          <w:p>
+            <w:pPr>
+              <w:spacing w:before="40" w:after="40"/>
+            </w:pPr>
+            <w:r>
+              <w:rPr>
+                <w:rFonts w:ascii="Calibri" w:hAnsi="Calibri"/>
+                <w:b w:val="0"/>
+                <w:i w:val="0"/>
+                <w:sz w:val="20"/>
+              </w:rPr>
+              <w:t xml:space="preserve">AASP — Associação dos Advogados de São Paulo</w:t>
+            </w:r>
+          </w:p>
+        </w:tc>
+      </w:tr>
+      <w:tr>
+        <w:trPr>
+          <w:cantSplit w:val="1"/>
+        </w:trPr>
+        <w:tc>
+          <w:tcPr>
+            <w:tcW w:type="dxa" w:w="4451"/>
+            <w:tcMar>
+              <w:top w:w="60" w:type="dxa"/>
+              <w:bottom w:w="60" w:type="dxa"/>
+              <w:left w:w="100" w:type="dxa"/>
+              <w:right w:w="100" w:type="dxa"/>
+            </w:tcMar>
+          </w:tcPr>
+          <w:p>
+            <w:pPr>
+              <w:spacing w:before="40" w:after="40"/>
+            </w:pPr>
+            <w:r>
+              <w:rPr>
+                <w:rFonts w:ascii="Calibri" w:hAnsi="Calibri"/>
+                <w:b/>
+                <w:i w:val="0"/>
+                <w:sz w:val="20"/>
+              </w:rPr>
+              <w:t xml:space="preserve">Versão</w:t>
             </w:r>
           </w:p>
         </w:tc>
@@ -226,7 +337,7 @@
                 <w:i w:val="0"/>
                 <w:sz w:val="20"/>
               </w:rPr>
-              <w:t>Grupos de Usuários — AASP Gerenciador</w:t>
+              <w:t xml:space="preserve">1.1</w:t>
             </w:r>
           </w:p>
         </w:tc>
@@ -257,7 +368,63 @@
                 <w:i w:val="0"/>
                 <w:sz w:val="20"/>
               </w:rPr>
-              <w:t>Cliente</w:t>
+              <w:t xml:space="preserve">Data</w:t>
+            </w:r>
+          </w:p>
+        </w:tc>
+        <w:tc>
+          <w:tcPr>
+            <w:tcW w:type="dxa" w:w="4451"/>
+            <w:tcMar>
+              <w:top w:w="60" w:type="dxa"/>
+              <w:bottom w:w="60" w:type="dxa"/>
+              <w:left w:w="100" w:type="dxa"/>
+              <w:right w:w="100" w:type="dxa"/>
+            </w:tcMar>
+            <w:shd w:val="clear" w:color="auto" w:fill="F0F4F8"/>
+          </w:tcPr>
+          <w:p>
+            <w:pPr>
+              <w:spacing w:before="40" w:after="40"/>
+            </w:pPr>
+            <w:r>
+              <w:rPr>
+                <w:rFonts w:ascii="Calibri" w:hAnsi="Calibri"/>
+                <w:b w:val="0"/>
+                <w:i w:val="0"/>
+                <w:sz w:val="20"/>
+              </w:rPr>
+              <w:t xml:space="preserve">23/06/2026</w:t>
+            </w:r>
+          </w:p>
+        </w:tc>
+      </w:tr>
+      <w:tr>
+        <w:trPr>
+          <w:cantSplit w:val="1"/>
+        </w:trPr>
+        <w:tc>
+          <w:tcPr>
+            <w:tcW w:type="dxa" w:w="4451"/>
+            <w:tcMar>
+              <w:top w:w="60" w:type="dxa"/>
+              <w:bottom w:w="60" w:type="dxa"/>
+              <w:left w:w="100" w:type="dxa"/>
+              <w:right w:w="100" w:type="dxa"/>
+            </w:tcMar>
+          </w:tcPr>
+          <w:p>
+            <w:pPr>
+              <w:spacing w:before="40" w:after="40"/>
+            </w:pPr>
+            <w:r>
+              <w:rPr>
+                <w:rFonts w:ascii="Calibri" w:hAnsi="Calibri"/>
+                <w:b/>
+                <w:i w:val="0"/>
+                <w:sz w:val="20"/>
+              </w:rPr>
+              <w:t xml:space="preserve">Gerente de Projeto</w:t>
             </w:r>
           </w:p>
         </w:tc>
@@ -282,7 +449,7 @@
                 <w:i w:val="0"/>
                 <w:sz w:val="20"/>
               </w:rPr>
-              <w:t>AASP — Associação dos Advogados de São Paulo</w:t>
+              <w:t xml:space="preserve">Abraão</w:t>
             </w:r>
           </w:p>
         </w:tc>
@@ -313,40 +480,10 @@
                 <w:i w:val="0"/>
                 <w:sz w:val="20"/>
               </w:rPr>
-              <w:t>Versão</w:t>
+              <w:t xml:space="preserve">Processo MPS-SW</w:t>
             </w:r>
           </w:p>
         </w:tc>
-        <w:tc>
-          <w:tcPr>
-            <w:tcW w:type="dxa" w:w="4451"/>
-            <w:tcMar>
-              <w:top w:w="60" w:type="dxa"/>
-              <w:bottom w:w="60" w:type="dxa"/>
-              <w:left w:w="100" w:type="dxa"/>
-              <w:right w:w="100" w:type="dxa"/>
-            </w:tcMar>
-          </w:tcPr>
-          <w:p>
-            <w:pPr>
-              <w:spacing w:before="40" w:after="40"/>
-            </w:pPr>
-            <w:r>
-              <w:rPr>
-                <w:rFonts w:ascii="Calibri" w:hAnsi="Calibri"/>
-                <w:b w:val="0"/>
-                <w:i w:val="0"/>
-                <w:sz w:val="20"/>
-              </w:rPr>
-              <w:t>1.0</w:t>
-            </w:r>
-          </w:p>
-        </w:tc>
-      </w:tr>
-      <w:tr>
-        <w:trPr>
-          <w:cantSplit w:val="1"/>
-        </w:trPr>
         <w:tc>
           <w:tcPr>
             <w:tcW w:type="dxa" w:w="4451"/>
@@ -365,11 +502,111 @@
             <w:r>
               <w:rPr>
                 <w:rFonts w:ascii="Calibri" w:hAnsi="Calibri"/>
-                <w:b/>
+                <w:b w:val="0"/>
                 <w:i w:val="0"/>
                 <w:sz w:val="20"/>
               </w:rPr>
-              <w:t>Data</w:t>
+              <w:t xml:space="preserve">GCO (evidência de projeto)</w:t>
+            </w:r>
+          </w:p>
+        </w:tc>
+      </w:tr>
+    </w:tbl>
+    <w:p>
+      <w:pPr>
+        <w:spacing w:before="120" w:after="120"/>
+      </w:pPr>
+    </w:p>
+    <w:p>
+      <w:pPr>
+        <w:pStyle w:val="Heading2"/>
+      </w:pPr>
+      <w:r>
+        <w:rPr>
+          <w:rFonts w:ascii="Calibri" w:hAnsi="Calibri"/>
+        </w:rPr>
+        <w:t>1. Objetivo</w:t>
+      </w:r>
+    </w:p>
+    <w:p>
+      <w:pPr>
+        <w:spacing w:before="80" w:after="80"/>
+      </w:pPr>
+      <w:r>
+        <w:rPr>
+          <w:rFonts w:ascii="Calibri" w:hAnsi="Calibri"/>
+          <w:sz w:val="20"/>
+        </w:rPr>
+        <w:t xml:space="preserve">Estabelecer e registrar a estratégia de gerência de configuração adotada no projeto AASP01 — Grupos de Usuários (ms.auxo.gruposusuarios), identificando os itens de configuração (ICs), as baselines estabelecidas, os mecanismos de controle de mudanças e os procedimentos de auditoria de configuração.</w:t>
+      </w:r>
+    </w:p>
+    <w:p>
+      <w:pPr>
+        <w:spacing w:before="80" w:after="80"/>
+      </w:pPr>
+      <w:r>
+        <w:rPr>
+          <w:rFonts w:ascii="Calibri" w:hAnsi="Calibri"/>
+          <w:sz w:val="20"/>
+        </w:rPr>
+        <w:t xml:space="preserve">Este documento cobre toda a vida útil do projeto, desde a baseline inicial (BL-01, TAP aprovado em 19/05/2026) até o encerramento previsto em 11/07/2026. É mantido e atualizado pelo responsável de GCO (Cezar Hiraki) a cada evento relevante de configuração.</w:t>
+      </w:r>
+    </w:p>
+    <w:p>
+      <w:pPr>
+        <w:pStyle w:val="Heading2"/>
+      </w:pPr>
+      <w:r>
+        <w:rPr>
+          <w:rFonts w:ascii="Calibri" w:hAnsi="Calibri"/>
+        </w:rPr>
+        <w:t>2. Estratégia de Gerência de Configuração</w:t>
+      </w:r>
+    </w:p>
+    <w:tbl>
+      <w:tblPr>
+        <w:tblW w:type="auto" w:w="0"/>
+        <w:tblBorders>
+          <w:top w:val="single" w:sz="4" w:space="0" w:color="AAAAAA"/>
+          <w:left w:val="single" w:sz="4" w:space="0" w:color="AAAAAA"/>
+          <w:bottom w:val="single" w:sz="4" w:space="0" w:color="AAAAAA"/>
+          <w:right w:val="single" w:sz="4" w:space="0" w:color="AAAAAA"/>
+          <w:insideH w:val="single" w:sz="4" w:space="0" w:color="AAAAAA"/>
+          <w:insideV w:val="single" w:sz="4" w:space="0" w:color="AAAAAA"/>
+        </w:tblBorders>
+      </w:tblPr>
+      <w:tblGrid>
+        <w:gridCol w:w="4451"/>
+        <w:gridCol w:w="4451"/>
+      </w:tblGrid>
+      <w:tr>
+        <w:trPr>
+          <w:tblHeader/>
+          <w:cantSplit w:val="1"/>
+        </w:trPr>
+        <w:tc>
+          <w:tcPr>
+            <w:tcW w:type="dxa" w:w="4451"/>
+            <w:tcMar>
+              <w:top w:w="60" w:type="dxa"/>
+              <w:bottom w:w="60" w:type="dxa"/>
+              <w:left w:w="80" w:type="dxa"/>
+              <w:right w:w="80" w:type="dxa"/>
+            </w:tcMar>
+            <w:shd w:val="clear" w:color="auto" w:fill="1F3864"/>
+          </w:tcPr>
+          <w:p>
+            <w:pPr>
+              <w:spacing w:before="40" w:after="40"/>
+            </w:pPr>
+            <w:r>
+              <w:rPr>
+                <w:rFonts w:ascii="Calibri" w:hAnsi="Calibri"/>
+                <w:b/>
+                <w:color w:val="FFFFFF"/>
+                <w:sz w:val="20"/>
+              </w:rPr>
+              <w:t xml:space="preserve">Item</w:t>
             </w:r>
           </w:p>
         </w:tc>
@@ -379,9 +616,10 @@
             <w:tcMar>
               <w:top w:w="60" w:type="dxa"/>
               <w:bottom w:w="60" w:type="dxa"/>
-              <w:left w:w="100" w:type="dxa"/>
-              <w:right w:w="100" w:type="dxa"/>
+              <w:left w:w="80" w:type="dxa"/>
+              <w:right w:w="80" w:type="dxa"/>
             </w:tcMar>
+            <w:shd w:val="clear" w:color="auto" w:fill="1F3864"/>
           </w:tcPr>
           <w:p>
             <w:pPr>
@@ -390,11 +628,11 @@
             <w:r>
               <w:rPr>
                 <w:rFonts w:ascii="Calibri" w:hAnsi="Calibri"/>
-                <w:b w:val="0"/>
-                <w:i w:val="0"/>
+                <w:b/>
+                <w:color w:val="FFFFFF"/>
                 <w:sz w:val="20"/>
               </w:rPr>
-              <w:t>26/05/2026</w:t>
+              <w:t xml:space="preserve">Descrição</w:t>
             </w:r>
           </w:p>
         </w:tc>
@@ -409,10 +647,10 @@
             <w:tcMar>
               <w:top w:w="60" w:type="dxa"/>
               <w:bottom w:w="60" w:type="dxa"/>
-              <w:left w:w="100" w:type="dxa"/>
-              <w:right w:w="100" w:type="dxa"/>
+              <w:left w:w="80" w:type="dxa"/>
+              <w:right w:w="80" w:type="dxa"/>
             </w:tcMar>
-            <w:shd w:val="clear" w:color="auto" w:fill="F0F4F8"/>
+            <w:shd w:val="clear" w:color="auto" w:fill="D6E4F0"/>
           </w:tcPr>
           <w:p>
             <w:pPr>
@@ -421,11 +659,10 @@
             <w:r>
               <w:rPr>
                 <w:rFonts w:ascii="Calibri" w:hAnsi="Calibri"/>
-                <w:b/>
-                <w:i w:val="0"/>
+                <w:b w:val="0"/>
                 <w:sz w:val="20"/>
               </w:rPr>
-              <w:t>Gerente de Projeto</w:t>
+              <w:t xml:space="preserve">Repositório de código</w:t>
             </w:r>
           </w:p>
         </w:tc>
@@ -435,9 +672,10 @@
             <w:tcMar>
               <w:top w:w="60" w:type="dxa"/>
               <w:bottom w:w="60" w:type="dxa"/>
-              <w:left w:w="100" w:type="dxa"/>
-              <w:right w:w="100" w:type="dxa"/>
+              <w:left w:w="80" w:type="dxa"/>
+              <w:right w:w="80" w:type="dxa"/>
             </w:tcMar>
+            <w:shd w:val="clear" w:color="auto" w:fill="D6E4F0"/>
           </w:tcPr>
           <w:p>
             <w:pPr>
@@ -447,10 +685,9 @@
               <w:rPr>
                 <w:rFonts w:ascii="Calibri" w:hAnsi="Calibri"/>
                 <w:b w:val="0"/>
-                <w:i w:val="0"/>
                 <w:sz w:val="20"/>
               </w:rPr>
-              <w:t>Abraão</w:t>
+              <w:t xml:space="preserve">GitLab · grupo aasp · projeto ms.auxo.usuarios (instância GitLab http://191.234.192.153). Acesso restrito aos membros da equipe do projeto (Renan Kiyoshi, Henry Komatsu e Mateus Veloso — Timeware; acesso somente-leitura para Marcos Turnes e Leonardo Francisco Pereira — AASP).</w:t>
             </w:r>
           </w:p>
         </w:tc>
@@ -465,34 +702,8 @@
             <w:tcMar>
               <w:top w:w="60" w:type="dxa"/>
               <w:bottom w:w="60" w:type="dxa"/>
-              <w:left w:w="100" w:type="dxa"/>
-              <w:right w:w="100" w:type="dxa"/>
-            </w:tcMar>
-            <w:shd w:val="clear" w:color="auto" w:fill="F0F4F8"/>
-          </w:tcPr>
-          <w:p>
-            <w:pPr>
-              <w:spacing w:before="40" w:after="40"/>
-            </w:pPr>
-            <w:r>
-              <w:rPr>
-                <w:rFonts w:ascii="Calibri" w:hAnsi="Calibri"/>
-                <w:b/>
-                <w:i w:val="0"/>
-                <w:sz w:val="20"/>
-              </w:rPr>
-              <w:t>Processo MPS-SW</w:t>
-            </w:r>
-          </w:p>
-        </w:tc>
-        <w:tc>
-          <w:tcPr>
-            <w:tcW w:type="dxa" w:w="4451"/>
-            <w:tcMar>
-              <w:top w:w="60" w:type="dxa"/>
-              <w:bottom w:w="60" w:type="dxa"/>
-              <w:left w:w="100" w:type="dxa"/>
-              <w:right w:w="100" w:type="dxa"/>
+              <w:left w:w="80" w:type="dxa"/>
+              <w:right w:w="80" w:type="dxa"/>
             </w:tcMar>
           </w:tcPr>
           <w:p>
@@ -503,314 +714,20 @@
               <w:rPr>
                 <w:rFonts w:ascii="Calibri" w:hAnsi="Calibri"/>
                 <w:b w:val="0"/>
-                <w:i w:val="0"/>
                 <w:sz w:val="20"/>
               </w:rPr>
-              <w:t>GCO (evidência de projeto)</w:t>
-            </w:r>
-          </w:p>
-        </w:tc>
-      </w:tr>
-    </w:tbl>
-    <w:p>
-      <w:pPr>
-        <w:spacing w:before="0" w:after="160"/>
-      </w:pPr>
-    </w:p>
-    <w:p>
-      <w:pPr>
-        <w:pStyle w:val="Heading1"/>
-        <w:keepNext/>
-        <w:keepLines/>
-        <w:pBdr>
-          <w:bottom w:val="single" w:sz="4" w:space="2" w:color="D6E4F0"/>
-        </w:pBdr>
-      </w:pPr>
-      <w:r>
-        <w:t>1. Objetivo</w:t>
-      </w:r>
-    </w:p>
-    <w:p>
-      <w:pPr>
-        <w:spacing w:before="0" w:after="120"/>
-      </w:pPr>
-      <w:r>
-        <w:rPr>
-          <w:rFonts w:ascii="Calibri" w:hAnsi="Calibri"/>
-          <w:b w:val="0"/>
-          <w:i w:val="0"/>
-          <w:sz w:val="22"/>
-        </w:rPr>
-        <w:t>Estabelecer e registrar a estratégia de gerência de configuração adotada no projeto AASP01 — Grupos de Usuários (ms.auxo.gruposusuarios), identificando os itens de configuração (ICs), as baselines estabelecidas, os mecanismos de controle de mudanças e os procedimentos de auditoria de configuração.</w:t>
-      </w:r>
-    </w:p>
-    <w:p>
-      <w:pPr>
-        <w:spacing w:before="0" w:after="120"/>
-      </w:pPr>
-      <w:r>
-        <w:rPr>
-          <w:rFonts w:ascii="Calibri" w:hAnsi="Calibri"/>
-          <w:b w:val="0"/>
-          <w:i w:val="0"/>
-          <w:sz w:val="22"/>
-        </w:rPr>
-        <w:t>Este documento cobre toda a vida útil do projeto, desde a baseline inicial (BL-01, TAP aprovado em 19/05/2026) até o encerramento previsto em 11/07/2026. E mantido e atualizado pelo responsável de GCO (Cezar Hiraki) a cada evento relevante de configuração.</w:t>
-      </w:r>
-    </w:p>
-    <w:p>
-      <w:pPr>
-        <w:pStyle w:val="Heading1"/>
-        <w:keepNext/>
-        <w:keepLines/>
-        <w:pBdr>
-          <w:bottom w:val="single" w:sz="4" w:space="2" w:color="D6E4F0"/>
-        </w:pBdr>
-      </w:pPr>
-      <w:r>
-        <w:t>2. Estratégia de gerência de configuração</w:t>
-      </w:r>
-    </w:p>
-    <w:tbl>
-      <w:tblPr>
-        <w:tblW w:type="auto" w:w="0"/>
-        <w:tblLook w:firstColumn="1" w:firstRow="1" w:lastColumn="0" w:lastRow="0" w:noHBand="0" w:noVBand="1" w:val="04A0"/>
-        <w:tblBorders>
-          <w:top w:val="single" w:sz="4" w:space="0" w:color="003366"/>
-          <w:left w:val="single" w:sz="4" w:space="0" w:color="003366"/>
-          <w:bottom w:val="single" w:sz="4" w:space="0" w:color="003366"/>
-          <w:right w:val="single" w:sz="4" w:space="0" w:color="003366"/>
-          <w:insideH w:val="single" w:sz="4" w:space="0" w:color="003366"/>
-          <w:insideV w:val="single" w:sz="4" w:space="0" w:color="003366"/>
-        </w:tblBorders>
-      </w:tblPr>
-      <w:tblGrid>
-        <w:gridCol w:w="2225"/>
-        <w:gridCol w:w="2225"/>
-        <w:gridCol w:w="2225"/>
-        <w:gridCol w:w="2225"/>
-      </w:tblGrid>
-      <w:tr>
-        <w:trPr>
-          <w:cantSplit w:val="1"/>
-        </w:trPr>
-        <w:tc>
-          <w:tcPr>
-            <w:tcW w:type="dxa" w:w="2225"/>
-            <w:tcMar>
-              <w:top w:w="60" w:type="dxa"/>
-              <w:bottom w:w="60" w:type="dxa"/>
-              <w:left w:w="100" w:type="dxa"/>
-              <w:right w:w="100" w:type="dxa"/>
-            </w:tcMar>
-            <w:shd w:val="clear" w:color="auto" w:fill="003366"/>
-          </w:tcPr>
-          <w:p>
-            <w:pPr>
-              <w:spacing w:before="40" w:after="40"/>
-            </w:pPr>
-            <w:r>
-              <w:rPr>
-                <w:rFonts w:ascii="Calibri" w:hAnsi="Calibri"/>
-                <w:b/>
-                <w:i w:val="0"/>
-                <w:color w:val="FFFFFF"/>
-                <w:sz w:val="20"/>
-              </w:rPr>
-              <w:t>Item</w:t>
+              <w:t xml:space="preserve">Estratégia de branching</w:t>
             </w:r>
           </w:p>
         </w:tc>
         <w:tc>
           <w:tcPr>
-            <w:tcW w:type="dxa" w:w="2225"/>
+            <w:tcW w:type="dxa" w:w="4451"/>
             <w:tcMar>
               <w:top w:w="60" w:type="dxa"/>
               <w:bottom w:w="60" w:type="dxa"/>
-              <w:left w:w="100" w:type="dxa"/>
-              <w:right w:w="100" w:type="dxa"/>
-            </w:tcMar>
-            <w:shd w:val="clear" w:color="auto" w:fill="003366"/>
-          </w:tcPr>
-          <w:p>
-            <w:pPr>
-              <w:spacing w:before="40" w:after="40"/>
-            </w:pPr>
-            <w:r>
-              <w:rPr>
-                <w:rFonts w:ascii="Calibri" w:hAnsi="Calibri"/>
-                <w:b/>
-                <w:i w:val="0"/>
-                <w:color w:val="FFFFFF"/>
-                <w:sz w:val="20"/>
-              </w:rPr>
-              <w:t>Descrição</w:t>
-            </w:r>
-          </w:p>
-        </w:tc>
-        <w:tc>
-          <w:tcPr>
-            <w:tcW w:type="dxa" w:w="2225"/>
-            <w:tcMar>
-              <w:top w:w="60" w:type="dxa"/>
-              <w:bottom w:w="60" w:type="dxa"/>
-              <w:left w:w="100" w:type="dxa"/>
-              <w:right w:w="100" w:type="dxa"/>
-            </w:tcMar>
-            <w:shd w:val="clear" w:color="auto" w:fill="003366"/>
-          </w:tcPr>
-          <w:p>
-            <w:pPr>
-              <w:spacing w:before="40" w:after="40"/>
-            </w:pPr>
-          </w:p>
-        </w:tc>
-        <w:tc>
-          <w:tcPr>
-            <w:tcW w:type="dxa" w:w="2225"/>
-            <w:tcMar>
-              <w:top w:w="60" w:type="dxa"/>
-              <w:bottom w:w="60" w:type="dxa"/>
-              <w:left w:w="100" w:type="dxa"/>
-              <w:right w:w="100" w:type="dxa"/>
-            </w:tcMar>
-            <w:shd w:val="clear" w:color="auto" w:fill="003366"/>
-          </w:tcPr>
-          <w:p>
-            <w:pPr>
-              <w:spacing w:before="40" w:after="40"/>
-            </w:pPr>
-          </w:p>
-        </w:tc>
-      </w:tr>
-      <w:tr>
-        <w:trPr>
-          <w:cantSplit w:val="1"/>
-        </w:trPr>
-        <w:tc>
-          <w:tcPr>
-            <w:tcW w:type="dxa" w:w="2225"/>
-            <w:tcMar>
-              <w:top w:w="60" w:type="dxa"/>
-              <w:bottom w:w="60" w:type="dxa"/>
-              <w:left w:w="100" w:type="dxa"/>
-              <w:right w:w="100" w:type="dxa"/>
-            </w:tcMar>
-            <w:shd w:val="clear" w:color="auto" w:fill="EBF5FB"/>
-          </w:tcPr>
-          <w:p>
-            <w:pPr>
-              <w:spacing w:before="40" w:after="40"/>
-            </w:pPr>
-            <w:r>
-              <w:rPr>
-                <w:rFonts w:ascii="Calibri" w:hAnsi="Calibri"/>
-                <w:b/>
-                <w:i w:val="0"/>
-                <w:sz w:val="20"/>
-              </w:rPr>
-              <w:t>Repositório de código</w:t>
-            </w:r>
-          </w:p>
-        </w:tc>
-        <w:tc>
-          <w:tcPr>
-            <w:tcW w:type="dxa" w:w="2225"/>
-            <w:tcMar>
-              <w:top w:w="60" w:type="dxa"/>
-              <w:bottom w:w="60" w:type="dxa"/>
-              <w:left w:w="100" w:type="dxa"/>
-              <w:right w:w="100" w:type="dxa"/>
-            </w:tcMar>
-            <w:shd w:val="clear" w:color="auto" w:fill="EBF5FB"/>
-          </w:tcPr>
-          <w:p>
-            <w:pPr>
-              <w:spacing w:before="40" w:after="40"/>
-            </w:pPr>
-            <w:r>
-              <w:rPr>
-                <w:rFonts w:ascii="Calibri" w:hAnsi="Calibri"/>
-                <w:b w:val="0"/>
-                <w:i w:val="0"/>
-                <w:sz w:val="20"/>
-              </w:rPr>
-              <w:t>GitLab · grupo aasp · projeto ms.auxo.usuarios (instancia GitLab http://191.234.192.153). Acesso restrito aos membros da equipe do projeto (Renan Kiyoshi, Henry Komatsu e Mateus Veloso — Timeware; acesso somente-leitura para Marcos Turnes e Leonardo Francisco Pereira — AASP).</w:t>
-            </w:r>
-          </w:p>
-        </w:tc>
-        <w:tc>
-          <w:tcPr>
-            <w:tcW w:type="dxa" w:w="2225"/>
-            <w:tcMar>
-              <w:top w:w="60" w:type="dxa"/>
-              <w:bottom w:w="60" w:type="dxa"/>
-              <w:left w:w="100" w:type="dxa"/>
-              <w:right w:w="100" w:type="dxa"/>
-            </w:tcMar>
-            <w:shd w:val="clear" w:color="auto" w:fill="EBF5FB"/>
-          </w:tcPr>
-          <w:p>
-            <w:pPr>
-              <w:spacing w:before="40" w:after="40"/>
-            </w:pPr>
-          </w:p>
-        </w:tc>
-        <w:tc>
-          <w:tcPr>
-            <w:tcW w:type="dxa" w:w="2225"/>
-            <w:tcMar>
-              <w:top w:w="60" w:type="dxa"/>
-              <w:bottom w:w="60" w:type="dxa"/>
-              <w:left w:w="100" w:type="dxa"/>
-              <w:right w:w="100" w:type="dxa"/>
-            </w:tcMar>
-            <w:shd w:val="clear" w:color="auto" w:fill="EBF5FB"/>
-          </w:tcPr>
-          <w:p>
-            <w:pPr>
-              <w:spacing w:before="40" w:after="40"/>
-            </w:pPr>
-          </w:p>
-        </w:tc>
-      </w:tr>
-      <w:tr>
-        <w:trPr>
-          <w:cantSplit w:val="1"/>
-        </w:trPr>
-        <w:tc>
-          <w:tcPr>
-            <w:tcW w:type="dxa" w:w="2225"/>
-            <w:tcMar>
-              <w:top w:w="60" w:type="dxa"/>
-              <w:bottom w:w="60" w:type="dxa"/>
-              <w:left w:w="100" w:type="dxa"/>
-              <w:right w:w="100" w:type="dxa"/>
-            </w:tcMar>
-          </w:tcPr>
-          <w:p>
-            <w:pPr>
-              <w:spacing w:before="40" w:after="40"/>
-            </w:pPr>
-            <w:r>
-              <w:rPr>
-                <w:rFonts w:ascii="Calibri" w:hAnsi="Calibri"/>
-                <w:b/>
-                <w:i w:val="0"/>
-                <w:sz w:val="20"/>
-              </w:rPr>
-              <w:t>Estratégia de branching</w:t>
-            </w:r>
-          </w:p>
-        </w:tc>
-        <w:tc>
-          <w:tcPr>
-            <w:tcW w:type="dxa" w:w="2225"/>
-            <w:tcMar>
-              <w:top w:w="60" w:type="dxa"/>
-              <w:bottom w:w="60" w:type="dxa"/>
-              <w:left w:w="100" w:type="dxa"/>
-              <w:right w:w="100" w:type="dxa"/>
+              <w:left w:w="80" w:type="dxa"/>
+              <w:right w:w="80" w:type="dxa"/>
             </w:tcMar>
           </w:tcPr>
           <w:p>
@@ -821,290 +738,10 @@
               <w:rPr>
                 <w:rFonts w:ascii="Calibri" w:hAnsi="Calibri"/>
                 <w:b w:val="0"/>
-                <w:i w:val="0"/>
                 <w:sz w:val="20"/>
               </w:rPr>
-              <w:t xml:space="preserve">Git Flow (modelo Atlassian): </w:t>
+              <w:t xml:space="preserve">Git Flow (modelo Atlassian): main (produção, protegido — recebe merge de release/* e hotfix/*, com tags), develop (integração contínua), feature/ag-{id} (desenvolvimento de requisito; sai de e retorna a develop, ex: feature/ag-20), release/sprint-N (preparação de entrega; mescla em main com tag e retorna ao develop), hotfix/vX.Y.Z (correção urgente de produção; sai de main, mescla em main com nova tag e retorna ao develop). Nenhum commit direto em main ou develop.</w:t>
             </w:r>
-            <w:r>
-              <w:rPr>
-                <w:rFonts w:ascii="Courier New" w:hAnsi="Courier New"/>
-                <w:b w:val="0"/>
-                <w:i w:val="0"/>
-                <w:color w:val="333333"/>
-                <w:sz w:val="20"/>
-              </w:rPr>
-              <w:t>main</w:t>
-            </w:r>
-            <w:r>
-              <w:rPr>
-                <w:rFonts w:ascii="Calibri" w:hAnsi="Calibri"/>
-                <w:b w:val="0"/>
-                <w:i w:val="0"/>
-                <w:sz w:val="20"/>
-              </w:rPr>
-              <w:t xml:space="preserve"> (produção, protegido — recebe merge de </w:t>
-            </w:r>
-            <w:r>
-              <w:rPr>
-                <w:rFonts w:ascii="Courier New" w:hAnsi="Courier New"/>
-                <w:b w:val="0"/>
-                <w:i w:val="0"/>
-                <w:color w:val="333333"/>
-                <w:sz w:val="20"/>
-              </w:rPr>
-              <w:t>release/*</w:t>
-            </w:r>
-            <w:r>
-              <w:rPr>
-                <w:rFonts w:ascii="Calibri" w:hAnsi="Calibri"/>
-                <w:b w:val="0"/>
-                <w:i w:val="0"/>
-                <w:sz w:val="20"/>
-              </w:rPr>
-              <w:t xml:space="preserve"> e </w:t>
-            </w:r>
-            <w:r>
-              <w:rPr>
-                <w:rFonts w:ascii="Courier New" w:hAnsi="Courier New"/>
-                <w:b w:val="0"/>
-                <w:i w:val="0"/>
-                <w:color w:val="333333"/>
-                <w:sz w:val="20"/>
-              </w:rPr>
-              <w:t>hotfix/*</w:t>
-            </w:r>
-            <w:r>
-              <w:rPr>
-                <w:rFonts w:ascii="Calibri" w:hAnsi="Calibri"/>
-                <w:b w:val="0"/>
-                <w:i w:val="0"/>
-                <w:sz w:val="20"/>
-              </w:rPr>
-              <w:t xml:space="preserve">, com tags), </w:t>
-            </w:r>
-            <w:r>
-              <w:rPr>
-                <w:rFonts w:ascii="Courier New" w:hAnsi="Courier New"/>
-                <w:b w:val="0"/>
-                <w:i w:val="0"/>
-                <w:color w:val="333333"/>
-                <w:sz w:val="20"/>
-              </w:rPr>
-              <w:t>develop</w:t>
-            </w:r>
-            <w:r>
-              <w:rPr>
-                <w:rFonts w:ascii="Calibri" w:hAnsi="Calibri"/>
-                <w:b w:val="0"/>
-                <w:i w:val="0"/>
-                <w:sz w:val="20"/>
-              </w:rPr>
-              <w:t xml:space="preserve"> (integração continua), </w:t>
-            </w:r>
-            <w:r>
-              <w:rPr>
-                <w:rFonts w:ascii="Courier New" w:hAnsi="Courier New"/>
-                <w:b w:val="0"/>
-                <w:i w:val="0"/>
-                <w:color w:val="333333"/>
-                <w:sz w:val="20"/>
-              </w:rPr>
-              <w:t>feature/ag-{id}</w:t>
-            </w:r>
-            <w:r>
-              <w:rPr>
-                <w:rFonts w:ascii="Calibri" w:hAnsi="Calibri"/>
-                <w:b w:val="0"/>
-                <w:i w:val="0"/>
-                <w:sz w:val="20"/>
-              </w:rPr>
-              <w:t xml:space="preserve"> (desenvolvimento de requisito; sai de e retorna a </w:t>
-            </w:r>
-            <w:r>
-              <w:rPr>
-                <w:rFonts w:ascii="Courier New" w:hAnsi="Courier New"/>
-                <w:b w:val="0"/>
-                <w:i w:val="0"/>
-                <w:color w:val="333333"/>
-                <w:sz w:val="20"/>
-              </w:rPr>
-              <w:t>develop</w:t>
-            </w:r>
-            <w:r>
-              <w:rPr>
-                <w:rFonts w:ascii="Calibri" w:hAnsi="Calibri"/>
-                <w:b w:val="0"/>
-                <w:i w:val="0"/>
-                <w:sz w:val="20"/>
-              </w:rPr>
-              <w:t xml:space="preserve">, ex: feature/ag-20), </w:t>
-            </w:r>
-            <w:r>
-              <w:rPr>
-                <w:rFonts w:ascii="Courier New" w:hAnsi="Courier New"/>
-                <w:b w:val="0"/>
-                <w:i w:val="0"/>
-                <w:color w:val="333333"/>
-                <w:sz w:val="20"/>
-              </w:rPr>
-              <w:t>release/sprint-N</w:t>
-            </w:r>
-            <w:r>
-              <w:rPr>
-                <w:rFonts w:ascii="Calibri" w:hAnsi="Calibri"/>
-                <w:b w:val="0"/>
-                <w:i w:val="0"/>
-                <w:sz w:val="20"/>
-              </w:rPr>
-              <w:t xml:space="preserve"> (preparação de entrega; mescla em </w:t>
-            </w:r>
-            <w:r>
-              <w:rPr>
-                <w:rFonts w:ascii="Courier New" w:hAnsi="Courier New"/>
-                <w:b w:val="0"/>
-                <w:i w:val="0"/>
-                <w:color w:val="333333"/>
-                <w:sz w:val="20"/>
-              </w:rPr>
-              <w:t>main</w:t>
-            </w:r>
-            <w:r>
-              <w:rPr>
-                <w:rFonts w:ascii="Calibri" w:hAnsi="Calibri"/>
-                <w:b w:val="0"/>
-                <w:i w:val="0"/>
-                <w:sz w:val="20"/>
-              </w:rPr>
-              <w:t xml:space="preserve"> com tag e retorna ao </w:t>
-            </w:r>
-            <w:r>
-              <w:rPr>
-                <w:rFonts w:ascii="Courier New" w:hAnsi="Courier New"/>
-                <w:b w:val="0"/>
-                <w:i w:val="0"/>
-                <w:color w:val="333333"/>
-                <w:sz w:val="20"/>
-              </w:rPr>
-              <w:t>develop</w:t>
-            </w:r>
-            <w:r>
-              <w:rPr>
-                <w:rFonts w:ascii="Calibri" w:hAnsi="Calibri"/>
-                <w:b w:val="0"/>
-                <w:i w:val="0"/>
-                <w:sz w:val="20"/>
-              </w:rPr>
-              <w:t xml:space="preserve">), </w:t>
-            </w:r>
-            <w:r>
-              <w:rPr>
-                <w:rFonts w:ascii="Courier New" w:hAnsi="Courier New"/>
-                <w:b w:val="0"/>
-                <w:i w:val="0"/>
-                <w:color w:val="333333"/>
-                <w:sz w:val="20"/>
-              </w:rPr>
-              <w:t>hotfix/vX.Y.Z</w:t>
-            </w:r>
-            <w:r>
-              <w:rPr>
-                <w:rFonts w:ascii="Calibri" w:hAnsi="Calibri"/>
-                <w:b w:val="0"/>
-                <w:i w:val="0"/>
-                <w:sz w:val="20"/>
-              </w:rPr>
-              <w:t xml:space="preserve"> (correção urgente de produção; sai de </w:t>
-            </w:r>
-            <w:r>
-              <w:rPr>
-                <w:rFonts w:ascii="Courier New" w:hAnsi="Courier New"/>
-                <w:b w:val="0"/>
-                <w:i w:val="0"/>
-                <w:color w:val="333333"/>
-                <w:sz w:val="20"/>
-              </w:rPr>
-              <w:t>main</w:t>
-            </w:r>
-            <w:r>
-              <w:rPr>
-                <w:rFonts w:ascii="Calibri" w:hAnsi="Calibri"/>
-                <w:b w:val="0"/>
-                <w:i w:val="0"/>
-                <w:sz w:val="20"/>
-              </w:rPr>
-              <w:t xml:space="preserve">, mescla em </w:t>
-            </w:r>
-            <w:r>
-              <w:rPr>
-                <w:rFonts w:ascii="Courier New" w:hAnsi="Courier New"/>
-                <w:b w:val="0"/>
-                <w:i w:val="0"/>
-                <w:color w:val="333333"/>
-                <w:sz w:val="20"/>
-              </w:rPr>
-              <w:t>main</w:t>
-            </w:r>
-            <w:r>
-              <w:rPr>
-                <w:rFonts w:ascii="Calibri" w:hAnsi="Calibri"/>
-                <w:b w:val="0"/>
-                <w:i w:val="0"/>
-                <w:sz w:val="20"/>
-              </w:rPr>
-              <w:t xml:space="preserve"> com nova tag e retorna ao </w:t>
-            </w:r>
-            <w:r>
-              <w:rPr>
-                <w:rFonts w:ascii="Courier New" w:hAnsi="Courier New"/>
-                <w:b w:val="0"/>
-                <w:i w:val="0"/>
-                <w:color w:val="333333"/>
-                <w:sz w:val="20"/>
-              </w:rPr>
-              <w:t>develop</w:t>
-            </w:r>
-            <w:r>
-              <w:rPr>
-                <w:rFonts w:ascii="Calibri" w:hAnsi="Calibri"/>
-                <w:b w:val="0"/>
-                <w:i w:val="0"/>
-                <w:sz w:val="20"/>
-              </w:rPr>
-              <w:t>). Nenhum commit direto em main ou develop.</w:t>
-            </w:r>
-          </w:p>
-        </w:tc>
-        <w:tc>
-          <w:tcPr>
-            <w:tcW w:type="dxa" w:w="2225"/>
-            <w:tcMar>
-              <w:top w:w="60" w:type="dxa"/>
-              <w:bottom w:w="60" w:type="dxa"/>
-              <w:left w:w="100" w:type="dxa"/>
-              <w:right w:w="100" w:type="dxa"/>
-            </w:tcMar>
-          </w:tcPr>
-          <w:p>
-            <w:pPr>
-              <w:spacing w:before="40" w:after="40"/>
-            </w:pPr>
-          </w:p>
-        </w:tc>
-        <w:tc>
-          <w:tcPr>
-            <w:tcW w:type="dxa" w:w="2225"/>
-            <w:tcMar>
-              <w:top w:w="60" w:type="dxa"/>
-              <w:bottom w:w="60" w:type="dxa"/>
-              <w:left w:w="100" w:type="dxa"/>
-              <w:right w:w="100" w:type="dxa"/>
-            </w:tcMar>
-          </w:tcPr>
-          <w:p>
-            <w:pPr>
-              <w:spacing w:before="40" w:after="40"/>
-            </w:pPr>
           </w:p>
         </w:tc>
       </w:tr>
@@ -1114,40 +751,14 @@
         </w:trPr>
         <w:tc>
           <w:tcPr>
-            <w:tcW w:type="dxa" w:w="2225"/>
+            <w:tcW w:type="dxa" w:w="4451"/>
             <w:tcMar>
               <w:top w:w="60" w:type="dxa"/>
               <w:bottom w:w="60" w:type="dxa"/>
-              <w:left w:w="100" w:type="dxa"/>
-              <w:right w:w="100" w:type="dxa"/>
+              <w:left w:w="80" w:type="dxa"/>
+              <w:right w:w="80" w:type="dxa"/>
             </w:tcMar>
-            <w:shd w:val="clear" w:color="auto" w:fill="EBF5FB"/>
-          </w:tcPr>
-          <w:p>
-            <w:pPr>
-              <w:spacing w:before="40" w:after="40"/>
-            </w:pPr>
-            <w:r>
-              <w:rPr>
-                <w:rFonts w:ascii="Calibri" w:hAnsi="Calibri"/>
-                <w:b/>
-                <w:i w:val="0"/>
-                <w:sz w:val="20"/>
-              </w:rPr>
-              <w:t>Tags de baseline</w:t>
-            </w:r>
-          </w:p>
-        </w:tc>
-        <w:tc>
-          <w:tcPr>
-            <w:tcW w:type="dxa" w:w="2225"/>
-            <w:tcMar>
-              <w:top w:w="60" w:type="dxa"/>
-              <w:bottom w:w="60" w:type="dxa"/>
-              <w:left w:w="100" w:type="dxa"/>
-              <w:right w:w="100" w:type="dxa"/>
-            </w:tcMar>
-            <w:shd w:val="clear" w:color="auto" w:fill="EBF5FB"/>
+            <w:shd w:val="clear" w:color="auto" w:fill="D6E4F0"/>
           </w:tcPr>
           <w:p>
             <w:pPr>
@@ -1157,121 +768,35 @@
               <w:rPr>
                 <w:rFonts w:ascii="Calibri" w:hAnsi="Calibri"/>
                 <w:b w:val="0"/>
-                <w:i w:val="0"/>
                 <w:sz w:val="20"/>
               </w:rPr>
-              <w:t xml:space="preserve">Versionamento semantico em </w:t>
-            </w:r>
-            <w:r>
-              <w:rPr>
-                <w:rFonts w:ascii="Courier New" w:hAnsi="Courier New"/>
-                <w:b w:val="0"/>
-                <w:i w:val="0"/>
-                <w:color w:val="333333"/>
-                <w:sz w:val="20"/>
-              </w:rPr>
-              <w:t>main</w:t>
-            </w:r>
-            <w:r>
-              <w:rPr>
-                <w:rFonts w:ascii="Calibri" w:hAnsi="Calibri"/>
-                <w:b w:val="0"/>
-                <w:i w:val="0"/>
-                <w:sz w:val="20"/>
-              </w:rPr>
-              <w:t xml:space="preserve">: a release da sprint gera a tag de aceite </w:t>
-            </w:r>
-            <w:r>
-              <w:rPr>
-                <w:rFonts w:ascii="Courier New" w:hAnsi="Courier New"/>
-                <w:b w:val="0"/>
-                <w:i w:val="0"/>
-                <w:color w:val="333333"/>
-                <w:sz w:val="20"/>
-              </w:rPr>
-              <w:t>sprint-N-aceite</w:t>
-            </w:r>
-            <w:r>
-              <w:rPr>
-                <w:rFonts w:ascii="Calibri" w:hAnsi="Calibri"/>
-                <w:b w:val="0"/>
-                <w:i w:val="0"/>
-                <w:sz w:val="20"/>
-              </w:rPr>
-              <w:t xml:space="preserve">, equivalente a </w:t>
-            </w:r>
-            <w:r>
-              <w:rPr>
-                <w:rFonts w:ascii="Courier New" w:hAnsi="Courier New"/>
-                <w:b w:val="0"/>
-                <w:i w:val="0"/>
-                <w:color w:val="333333"/>
-                <w:sz w:val="20"/>
-              </w:rPr>
-              <w:t>vX.Y.0</w:t>
-            </w:r>
-            <w:r>
-              <w:rPr>
-                <w:rFonts w:ascii="Calibri" w:hAnsi="Calibri"/>
-                <w:b w:val="0"/>
-                <w:i w:val="0"/>
-                <w:sz w:val="20"/>
-              </w:rPr>
-              <w:t xml:space="preserve"> (ex: sprint-1-aceite = v1.0.0 — 06/06/2026); correções de produção via hotfix geram tag </w:t>
-            </w:r>
-            <w:r>
-              <w:rPr>
-                <w:rFonts w:ascii="Courier New" w:hAnsi="Courier New"/>
-                <w:b w:val="0"/>
-                <w:i w:val="0"/>
-                <w:color w:val="333333"/>
-                <w:sz w:val="20"/>
-              </w:rPr>
-              <w:t>vX.Y.Z</w:t>
-            </w:r>
-            <w:r>
-              <w:rPr>
-                <w:rFonts w:ascii="Calibri" w:hAnsi="Calibri"/>
-                <w:b w:val="0"/>
-                <w:i w:val="0"/>
-                <w:sz w:val="20"/>
-              </w:rPr>
-              <w:t xml:space="preserve"> (ex: v1.0.1). Tags imutaveis criadas após o aceite/correção formal.</w:t>
+              <w:t xml:space="preserve">Tags de baseline</w:t>
             </w:r>
           </w:p>
         </w:tc>
         <w:tc>
           <w:tcPr>
-            <w:tcW w:type="dxa" w:w="2225"/>
+            <w:tcW w:type="dxa" w:w="4451"/>
             <w:tcMar>
               <w:top w:w="60" w:type="dxa"/>
               <w:bottom w:w="60" w:type="dxa"/>
-              <w:left w:w="100" w:type="dxa"/>
-              <w:right w:w="100" w:type="dxa"/>
+              <w:left w:w="80" w:type="dxa"/>
+              <w:right w:w="80" w:type="dxa"/>
             </w:tcMar>
-            <w:shd w:val="clear" w:color="auto" w:fill="EBF5FB"/>
+            <w:shd w:val="clear" w:color="auto" w:fill="D6E4F0"/>
           </w:tcPr>
           <w:p>
             <w:pPr>
               <w:spacing w:before="40" w:after="40"/>
             </w:pPr>
-          </w:p>
-        </w:tc>
-        <w:tc>
-          <w:tcPr>
-            <w:tcW w:type="dxa" w:w="2225"/>
-            <w:tcMar>
-              <w:top w:w="60" w:type="dxa"/>
-              <w:bottom w:w="60" w:type="dxa"/>
-              <w:left w:w="100" w:type="dxa"/>
-              <w:right w:w="100" w:type="dxa"/>
-            </w:tcMar>
-            <w:shd w:val="clear" w:color="auto" w:fill="EBF5FB"/>
-          </w:tcPr>
-          <w:p>
-            <w:pPr>
-              <w:spacing w:before="40" w:after="40"/>
-            </w:pPr>
+            <w:r>
+              <w:rPr>
+                <w:rFonts w:ascii="Calibri" w:hAnsi="Calibri"/>
+                <w:b w:val="0"/>
+                <w:sz w:val="20"/>
+              </w:rPr>
+              <w:t xml:space="preserve">Versionamento semântico em main: a release da sprint gera a tag de aceite sprint-N-aceite, equivalente a vX.Y.0 (ex: sprint-1-aceite = v1.0.0 — 06/06/2026); correções de produção via hotfix geram tag vX.Y.Z (ex: v1.0.1). Tags imutáveis criadas após o aceite/correção formal.</w:t>
+            </w:r>
           </w:p>
         </w:tc>
       </w:tr>
@@ -1281,37 +806,12 @@
         </w:trPr>
         <w:tc>
           <w:tcPr>
-            <w:tcW w:type="dxa" w:w="2225"/>
+            <w:tcW w:type="dxa" w:w="4451"/>
             <w:tcMar>
               <w:top w:w="60" w:type="dxa"/>
               <w:bottom w:w="60" w:type="dxa"/>
-              <w:left w:w="100" w:type="dxa"/>
-              <w:right w:w="100" w:type="dxa"/>
-            </w:tcMar>
-          </w:tcPr>
-          <w:p>
-            <w:pPr>
-              <w:spacing w:before="40" w:after="40"/>
-            </w:pPr>
-            <w:r>
-              <w:rPr>
-                <w:rFonts w:ascii="Calibri" w:hAnsi="Calibri"/>
-                <w:b/>
-                <w:i w:val="0"/>
-                <w:sz w:val="20"/>
-              </w:rPr>
-              <w:t>Gate de merge (CI)</w:t>
-            </w:r>
-          </w:p>
-        </w:tc>
-        <w:tc>
-          <w:tcPr>
-            <w:tcW w:type="dxa" w:w="2225"/>
-            <w:tcMar>
-              <w:top w:w="60" w:type="dxa"/>
-              <w:bottom w:w="60" w:type="dxa"/>
-              <w:left w:w="100" w:type="dxa"/>
-              <w:right w:w="100" w:type="dxa"/>
+              <w:left w:w="80" w:type="dxa"/>
+              <w:right w:w="80" w:type="dxa"/>
             </w:tcMar>
           </w:tcPr>
           <w:p>
@@ -1322,174 +822,20 @@
               <w:rPr>
                 <w:rFonts w:ascii="Calibri" w:hAnsi="Calibri"/>
                 <w:b w:val="0"/>
-                <w:i w:val="0"/>
                 <w:sz w:val="20"/>
               </w:rPr>
-              <w:t>Pipeline GitLab CI obrigatório antes de qualquer merge em develop ou main: (1) build sem erros, (2) todos os testes unitarios passando, (3) análise estática sem violações bloqueantes. MRs com pipeline vermelho são bloqueados automaticamente.</w:t>
+              <w:t xml:space="preserve">Gate de merge (CI)</w:t>
             </w:r>
           </w:p>
         </w:tc>
         <w:tc>
           <w:tcPr>
-            <w:tcW w:type="dxa" w:w="2225"/>
+            <w:tcW w:type="dxa" w:w="4451"/>
             <w:tcMar>
               <w:top w:w="60" w:type="dxa"/>
               <w:bottom w:w="60" w:type="dxa"/>
-              <w:left w:w="100" w:type="dxa"/>
-              <w:right w:w="100" w:type="dxa"/>
-            </w:tcMar>
-          </w:tcPr>
-          <w:p>
-            <w:pPr>
-              <w:spacing w:before="40" w:after="40"/>
-            </w:pPr>
-          </w:p>
-        </w:tc>
-        <w:tc>
-          <w:tcPr>
-            <w:tcW w:type="dxa" w:w="2225"/>
-            <w:tcMar>
-              <w:top w:w="60" w:type="dxa"/>
-              <w:bottom w:w="60" w:type="dxa"/>
-              <w:left w:w="100" w:type="dxa"/>
-              <w:right w:w="100" w:type="dxa"/>
-            </w:tcMar>
-          </w:tcPr>
-          <w:p>
-            <w:pPr>
-              <w:spacing w:before="40" w:after="40"/>
-            </w:pPr>
-          </w:p>
-        </w:tc>
-      </w:tr>
-      <w:tr>
-        <w:trPr>
-          <w:cantSplit w:val="1"/>
-        </w:trPr>
-        <w:tc>
-          <w:tcPr>
-            <w:tcW w:type="dxa" w:w="2225"/>
-            <w:tcMar>
-              <w:top w:w="60" w:type="dxa"/>
-              <w:bottom w:w="60" w:type="dxa"/>
-              <w:left w:w="100" w:type="dxa"/>
-              <w:right w:w="100" w:type="dxa"/>
-            </w:tcMar>
-            <w:shd w:val="clear" w:color="auto" w:fill="EBF5FB"/>
-          </w:tcPr>
-          <w:p>
-            <w:pPr>
-              <w:spacing w:before="40" w:after="40"/>
-            </w:pPr>
-            <w:r>
-              <w:rPr>
-                <w:rFonts w:ascii="Calibri" w:hAnsi="Calibri"/>
-                <w:b/>
-                <w:i w:val="0"/>
-                <w:sz w:val="20"/>
-              </w:rPr>
-              <w:t>Aprovação de Merge Request</w:t>
-            </w:r>
-          </w:p>
-        </w:tc>
-        <w:tc>
-          <w:tcPr>
-            <w:tcW w:type="dxa" w:w="2225"/>
-            <w:tcMar>
-              <w:top w:w="60" w:type="dxa"/>
-              <w:bottom w:w="60" w:type="dxa"/>
-              <w:left w:w="100" w:type="dxa"/>
-              <w:right w:w="100" w:type="dxa"/>
-            </w:tcMar>
-            <w:shd w:val="clear" w:color="auto" w:fill="EBF5FB"/>
-          </w:tcPr>
-          <w:p>
-            <w:pPr>
-              <w:spacing w:before="40" w:after="40"/>
-            </w:pPr>
-            <w:r>
-              <w:rPr>
-                <w:rFonts w:ascii="Calibri" w:hAnsi="Calibri"/>
-                <w:b w:val="0"/>
-                <w:i w:val="0"/>
-                <w:sz w:val="20"/>
-              </w:rPr>
-              <w:t>Mínimo de 1 revisor aprovado; Cezar Hiraki e revisor principal de todos os MRs de código critico. MRs squash-merged após aprovação para manter histórico linear em develop.</w:t>
-            </w:r>
-          </w:p>
-        </w:tc>
-        <w:tc>
-          <w:tcPr>
-            <w:tcW w:type="dxa" w:w="2225"/>
-            <w:tcMar>
-              <w:top w:w="60" w:type="dxa"/>
-              <w:bottom w:w="60" w:type="dxa"/>
-              <w:left w:w="100" w:type="dxa"/>
-              <w:right w:w="100" w:type="dxa"/>
-            </w:tcMar>
-            <w:shd w:val="clear" w:color="auto" w:fill="EBF5FB"/>
-          </w:tcPr>
-          <w:p>
-            <w:pPr>
-              <w:spacing w:before="40" w:after="40"/>
-            </w:pPr>
-          </w:p>
-        </w:tc>
-        <w:tc>
-          <w:tcPr>
-            <w:tcW w:type="dxa" w:w="2225"/>
-            <w:tcMar>
-              <w:top w:w="60" w:type="dxa"/>
-              <w:bottom w:w="60" w:type="dxa"/>
-              <w:left w:w="100" w:type="dxa"/>
-              <w:right w:w="100" w:type="dxa"/>
-            </w:tcMar>
-            <w:shd w:val="clear" w:color="auto" w:fill="EBF5FB"/>
-          </w:tcPr>
-          <w:p>
-            <w:pPr>
-              <w:spacing w:before="40" w:after="40"/>
-            </w:pPr>
-          </w:p>
-        </w:tc>
-      </w:tr>
-      <w:tr>
-        <w:trPr>
-          <w:cantSplit w:val="1"/>
-        </w:trPr>
-        <w:tc>
-          <w:tcPr>
-            <w:tcW w:type="dxa" w:w="2225"/>
-            <w:tcMar>
-              <w:top w:w="60" w:type="dxa"/>
-              <w:bottom w:w="60" w:type="dxa"/>
-              <w:left w:w="100" w:type="dxa"/>
-              <w:right w:w="100" w:type="dxa"/>
-            </w:tcMar>
-          </w:tcPr>
-          <w:p>
-            <w:pPr>
-              <w:spacing w:before="40" w:after="40"/>
-            </w:pPr>
-            <w:r>
-              <w:rPr>
-                <w:rFonts w:ascii="Calibri" w:hAnsi="Calibri"/>
-                <w:b/>
-                <w:i w:val="0"/>
-                <w:sz w:val="20"/>
-              </w:rPr>
-              <w:t>Segredos e dados sensiveis</w:t>
-            </w:r>
-          </w:p>
-        </w:tc>
-        <w:tc>
-          <w:tcPr>
-            <w:tcW w:type="dxa" w:w="2225"/>
-            <w:tcMar>
-              <w:top w:w="60" w:type="dxa"/>
-              <w:bottom w:w="60" w:type="dxa"/>
-              <w:left w:w="100" w:type="dxa"/>
-              <w:right w:w="100" w:type="dxa"/>
+              <w:left w:w="80" w:type="dxa"/>
+              <w:right w:w="80" w:type="dxa"/>
             </w:tcMar>
           </w:tcPr>
           <w:p>
@@ -1500,377 +846,9 @@
               <w:rPr>
                 <w:rFonts w:ascii="Calibri" w:hAnsi="Calibri"/>
                 <w:b w:val="0"/>
-                <w:i w:val="0"/>
                 <w:sz w:val="20"/>
               </w:rPr>
-              <w:t>Connection strings (auxo3 e temis3), chaves JWT e credenciais de serviço nunca commitadas no repositório. Gerenciadas via variáveis de ambiente no servidor de aplicação (IIS / servidor de aplicação). Arquivos appsettings.*.json versionados somente com placeholders (</w:t>
-            </w:r>
-            <w:r>
-              <w:rPr>
-                <w:rFonts w:ascii="Courier New" w:hAnsi="Courier New"/>
-                <w:b w:val="0"/>
-                <w:i w:val="0"/>
-                <w:color w:val="333333"/>
-                <w:sz w:val="20"/>
-              </w:rPr>
-              <w:t>${DB_CONNECTION_STRING}</w:t>
-            </w:r>
-            <w:r>
-              <w:rPr>
-                <w:rFonts w:ascii="Calibri" w:hAnsi="Calibri"/>
-                <w:b w:val="0"/>
-                <w:i w:val="0"/>
-                <w:sz w:val="20"/>
-              </w:rPr>
-              <w:t>).</w:t>
-            </w:r>
-          </w:p>
-        </w:tc>
-        <w:tc>
-          <w:tcPr>
-            <w:tcW w:type="dxa" w:w="2225"/>
-            <w:tcMar>
-              <w:top w:w="60" w:type="dxa"/>
-              <w:bottom w:w="60" w:type="dxa"/>
-              <w:left w:w="100" w:type="dxa"/>
-              <w:right w:w="100" w:type="dxa"/>
-            </w:tcMar>
-          </w:tcPr>
-          <w:p>
-            <w:pPr>
-              <w:spacing w:before="40" w:after="40"/>
-            </w:pPr>
-          </w:p>
-        </w:tc>
-        <w:tc>
-          <w:tcPr>
-            <w:tcW w:type="dxa" w:w="2225"/>
-            <w:tcMar>
-              <w:top w:w="60" w:type="dxa"/>
-              <w:bottom w:w="60" w:type="dxa"/>
-              <w:left w:w="100" w:type="dxa"/>
-              <w:right w:w="100" w:type="dxa"/>
-            </w:tcMar>
-          </w:tcPr>
-          <w:p>
-            <w:pPr>
-              <w:spacing w:before="40" w:after="40"/>
-            </w:pPr>
-          </w:p>
-        </w:tc>
-      </w:tr>
-      <w:tr>
-        <w:trPr>
-          <w:cantSplit w:val="1"/>
-        </w:trPr>
-        <w:tc>
-          <w:tcPr>
-            <w:tcW w:type="dxa" w:w="2225"/>
-            <w:tcMar>
-              <w:top w:w="60" w:type="dxa"/>
-              <w:bottom w:w="60" w:type="dxa"/>
-              <w:left w:w="100" w:type="dxa"/>
-              <w:right w:w="100" w:type="dxa"/>
-            </w:tcMar>
-            <w:shd w:val="clear" w:color="auto" w:fill="EBF5FB"/>
-          </w:tcPr>
-          <w:p>
-            <w:pPr>
-              <w:spacing w:before="40" w:after="40"/>
-            </w:pPr>
-            <w:r>
-              <w:rPr>
-                <w:rFonts w:ascii="Calibri" w:hAnsi="Calibri"/>
-                <w:b/>
-                <w:i w:val="0"/>
-                <w:sz w:val="20"/>
-              </w:rPr>
-              <w:t>Documentação MPS-SW</w:t>
-            </w:r>
-          </w:p>
-        </w:tc>
-        <w:tc>
-          <w:tcPr>
-            <w:tcW w:type="dxa" w:w="2225"/>
-            <w:tcMar>
-              <w:top w:w="60" w:type="dxa"/>
-              <w:bottom w:w="60" w:type="dxa"/>
-              <w:left w:w="100" w:type="dxa"/>
-              <w:right w:w="100" w:type="dxa"/>
-            </w:tcMar>
-            <w:shd w:val="clear" w:color="auto" w:fill="EBF5FB"/>
-          </w:tcPr>
-          <w:p>
-            <w:pPr>
-              <w:spacing w:before="40" w:after="40"/>
-            </w:pPr>
-            <w:r>
-              <w:rPr>
-                <w:rFonts w:ascii="Calibri" w:hAnsi="Calibri"/>
-                <w:b w:val="0"/>
-                <w:i w:val="0"/>
-                <w:sz w:val="20"/>
-              </w:rPr>
-              <w:t>Artefatos de processo versionados no repositório MPS Timeware (separado do repositório de código). Convenção de nome: SIGLA-AASP01-NNN_Descricao.{docx</w:t>
-            </w:r>
-          </w:p>
-        </w:tc>
-        <w:tc>
-          <w:tcPr>
-            <w:tcW w:type="dxa" w:w="2225"/>
-            <w:tcMar>
-              <w:top w:w="60" w:type="dxa"/>
-              <w:bottom w:w="60" w:type="dxa"/>
-              <w:left w:w="100" w:type="dxa"/>
-              <w:right w:w="100" w:type="dxa"/>
-            </w:tcMar>
-            <w:shd w:val="clear" w:color="auto" w:fill="EBF5FB"/>
-          </w:tcPr>
-          <w:p>
-            <w:pPr>
-              <w:spacing w:before="40" w:after="40"/>
-            </w:pPr>
-            <w:r>
-              <w:rPr>
-                <w:rFonts w:ascii="Calibri" w:hAnsi="Calibri"/>
-                <w:b w:val="0"/>
-                <w:i w:val="0"/>
-                <w:sz w:val="20"/>
-              </w:rPr>
-              <w:t>xlsx</w:t>
-            </w:r>
-          </w:p>
-        </w:tc>
-        <w:tc>
-          <w:tcPr>
-            <w:tcW w:type="dxa" w:w="2225"/>
-            <w:tcMar>
-              <w:top w:w="60" w:type="dxa"/>
-              <w:bottom w:w="60" w:type="dxa"/>
-              <w:left w:w="100" w:type="dxa"/>
-              <w:right w:w="100" w:type="dxa"/>
-            </w:tcMar>
-            <w:shd w:val="clear" w:color="auto" w:fill="EBF5FB"/>
-          </w:tcPr>
-          <w:p>
-            <w:pPr>
-              <w:spacing w:before="40" w:after="40"/>
-            </w:pPr>
-            <w:r>
-              <w:rPr>
-                <w:rFonts w:ascii="Calibri" w:hAnsi="Calibri"/>
-                <w:b w:val="0"/>
-                <w:i w:val="0"/>
-                <w:sz w:val="20"/>
-              </w:rPr>
-              <w:t>md}. Versão controlada pelo cabeçalho de cada documento.</w:t>
-            </w:r>
-          </w:p>
-        </w:tc>
-      </w:tr>
-    </w:tbl>
-    <w:p>
-      <w:pPr>
-        <w:spacing w:before="0" w:after="160"/>
-      </w:pPr>
-    </w:p>
-    <w:p>
-      <w:pPr>
-        <w:pStyle w:val="Heading1"/>
-        <w:keepNext/>
-        <w:keepLines/>
-        <w:pBdr>
-          <w:bottom w:val="single" w:sz="4" w:space="2" w:color="D6E4F0"/>
-        </w:pBdr>
-      </w:pPr>
-      <w:r>
-        <w:t>3. Itens de configuração (ICs)</w:t>
-      </w:r>
-    </w:p>
-    <w:tbl>
-      <w:tblPr>
-        <w:tblW w:type="auto" w:w="0"/>
-        <w:tblLook w:firstColumn="1" w:firstRow="1" w:lastColumn="0" w:lastRow="0" w:noHBand="0" w:noVBand="1" w:val="04A0"/>
-        <w:tblBorders>
-          <w:top w:val="single" w:sz="4" w:space="0" w:color="003366"/>
-          <w:left w:val="single" w:sz="4" w:space="0" w:color="003366"/>
-          <w:bottom w:val="single" w:sz="4" w:space="0" w:color="003366"/>
-          <w:right w:val="single" w:sz="4" w:space="0" w:color="003366"/>
-          <w:insideH w:val="single" w:sz="4" w:space="0" w:color="003366"/>
-          <w:insideV w:val="single" w:sz="4" w:space="0" w:color="003366"/>
-        </w:tblBorders>
-      </w:tblPr>
-      <w:tblGrid>
-        <w:gridCol w:w="1484"/>
-        <w:gridCol w:w="1484"/>
-        <w:gridCol w:w="1484"/>
-        <w:gridCol w:w="1484"/>
-        <w:gridCol w:w="1484"/>
-        <w:gridCol w:w="1484"/>
-      </w:tblGrid>
-      <w:tr>
-        <w:trPr>
-          <w:cantSplit w:val="1"/>
-        </w:trPr>
-        <w:tc>
-          <w:tcPr>
-            <w:tcW w:type="dxa" w:w="1484"/>
-            <w:tcMar>
-              <w:top w:w="60" w:type="dxa"/>
-              <w:bottom w:w="60" w:type="dxa"/>
-              <w:left w:w="100" w:type="dxa"/>
-              <w:right w:w="100" w:type="dxa"/>
-            </w:tcMar>
-            <w:shd w:val="clear" w:color="auto" w:fill="003366"/>
-          </w:tcPr>
-          <w:p>
-            <w:pPr>
-              <w:spacing w:before="40" w:after="40"/>
-            </w:pPr>
-            <w:r>
-              <w:rPr>
-                <w:rFonts w:ascii="Calibri" w:hAnsi="Calibri"/>
-                <w:b/>
-                <w:i w:val="0"/>
-                <w:color w:val="FFFFFF"/>
-                <w:sz w:val="20"/>
-              </w:rPr>
-              <w:t>ID</w:t>
-            </w:r>
-          </w:p>
-        </w:tc>
-        <w:tc>
-          <w:tcPr>
-            <w:tcW w:type="dxa" w:w="1484"/>
-            <w:tcMar>
-              <w:top w:w="60" w:type="dxa"/>
-              <w:bottom w:w="60" w:type="dxa"/>
-              <w:left w:w="100" w:type="dxa"/>
-              <w:right w:w="100" w:type="dxa"/>
-            </w:tcMar>
-            <w:shd w:val="clear" w:color="auto" w:fill="003366"/>
-          </w:tcPr>
-          <w:p>
-            <w:pPr>
-              <w:spacing w:before="40" w:after="40"/>
-            </w:pPr>
-            <w:r>
-              <w:rPr>
-                <w:rFonts w:ascii="Calibri" w:hAnsi="Calibri"/>
-                <w:b/>
-                <w:i w:val="0"/>
-                <w:color w:val="FFFFFF"/>
-                <w:sz w:val="20"/>
-              </w:rPr>
-              <w:t>Tipo</w:t>
-            </w:r>
-          </w:p>
-        </w:tc>
-        <w:tc>
-          <w:tcPr>
-            <w:tcW w:type="dxa" w:w="1484"/>
-            <w:tcMar>
-              <w:top w:w="60" w:type="dxa"/>
-              <w:bottom w:w="60" w:type="dxa"/>
-              <w:left w:w="100" w:type="dxa"/>
-              <w:right w:w="100" w:type="dxa"/>
-            </w:tcMar>
-            <w:shd w:val="clear" w:color="auto" w:fill="003366"/>
-          </w:tcPr>
-          <w:p>
-            <w:pPr>
-              <w:spacing w:before="40" w:after="40"/>
-            </w:pPr>
-            <w:r>
-              <w:rPr>
-                <w:rFonts w:ascii="Calibri" w:hAnsi="Calibri"/>
-                <w:b/>
-                <w:i w:val="0"/>
-                <w:color w:val="FFFFFF"/>
-                <w:sz w:val="20"/>
-              </w:rPr>
-              <w:t>Descrição</w:t>
-            </w:r>
-          </w:p>
-        </w:tc>
-        <w:tc>
-          <w:tcPr>
-            <w:tcW w:type="dxa" w:w="1484"/>
-            <w:tcMar>
-              <w:top w:w="60" w:type="dxa"/>
-              <w:bottom w:w="60" w:type="dxa"/>
-              <w:left w:w="100" w:type="dxa"/>
-              <w:right w:w="100" w:type="dxa"/>
-            </w:tcMar>
-            <w:shd w:val="clear" w:color="auto" w:fill="003366"/>
-          </w:tcPr>
-          <w:p>
-            <w:pPr>
-              <w:spacing w:before="40" w:after="40"/>
-            </w:pPr>
-            <w:r>
-              <w:rPr>
-                <w:rFonts w:ascii="Calibri" w:hAnsi="Calibri"/>
-                <w:b/>
-                <w:i w:val="0"/>
-                <w:color w:val="FFFFFF"/>
-                <w:sz w:val="20"/>
-              </w:rPr>
-              <w:t>Repositório / Localização</w:t>
-            </w:r>
-          </w:p>
-        </w:tc>
-        <w:tc>
-          <w:tcPr>
-            <w:tcW w:type="dxa" w:w="1484"/>
-            <w:tcMar>
-              <w:top w:w="60" w:type="dxa"/>
-              <w:bottom w:w="60" w:type="dxa"/>
-              <w:left w:w="100" w:type="dxa"/>
-              <w:right w:w="100" w:type="dxa"/>
-            </w:tcMar>
-            <w:shd w:val="clear" w:color="auto" w:fill="003366"/>
-          </w:tcPr>
-          <w:p>
-            <w:pPr>
-              <w:spacing w:before="40" w:after="40"/>
-            </w:pPr>
-            <w:r>
-              <w:rPr>
-                <w:rFonts w:ascii="Calibri" w:hAnsi="Calibri"/>
-                <w:b/>
-                <w:i w:val="0"/>
-                <w:color w:val="FFFFFF"/>
-                <w:sz w:val="20"/>
-              </w:rPr>
-              <w:t>Convenção de versão</w:t>
-            </w:r>
-          </w:p>
-        </w:tc>
-        <w:tc>
-          <w:tcPr>
-            <w:tcW w:type="dxa" w:w="1484"/>
-            <w:tcMar>
-              <w:top w:w="60" w:type="dxa"/>
-              <w:bottom w:w="60" w:type="dxa"/>
-              <w:left w:w="100" w:type="dxa"/>
-              <w:right w:w="100" w:type="dxa"/>
-            </w:tcMar>
-            <w:shd w:val="clear" w:color="auto" w:fill="003366"/>
-          </w:tcPr>
-          <w:p>
-            <w:pPr>
-              <w:spacing w:before="40" w:after="40"/>
-            </w:pPr>
-            <w:r>
-              <w:rPr>
-                <w:rFonts w:ascii="Calibri" w:hAnsi="Calibri"/>
-                <w:b/>
-                <w:i w:val="0"/>
-                <w:color w:val="FFFFFF"/>
-                <w:sz w:val="20"/>
-              </w:rPr>
-              <w:t>Status atual</w:t>
+              <w:t xml:space="preserve">Pipeline GitLab CI obrigatório antes de qualquer merge em develop ou main: (1) build sem erros, (2) análise estática sem violações bloqueantes. MRs com pipeline vermelho são bloqueados automaticamente. Testes automatizados não se aplicam a este projeto.</w:t>
             </w:r>
           </w:p>
         </w:tc>
@@ -1881,14 +859,14 @@
         </w:trPr>
         <w:tc>
           <w:tcPr>
-            <w:tcW w:type="dxa" w:w="1484"/>
+            <w:tcW w:type="dxa" w:w="4451"/>
             <w:tcMar>
               <w:top w:w="60" w:type="dxa"/>
               <w:bottom w:w="60" w:type="dxa"/>
-              <w:left w:w="100" w:type="dxa"/>
-              <w:right w:w="100" w:type="dxa"/>
+              <w:left w:w="80" w:type="dxa"/>
+              <w:right w:w="80" w:type="dxa"/>
             </w:tcMar>
-            <w:shd w:val="clear" w:color="auto" w:fill="EBF5FB"/>
+            <w:shd w:val="clear" w:color="auto" w:fill="D6E4F0"/>
           </w:tcPr>
           <w:p>
             <w:pPr>
@@ -1898,23 +876,22 @@
               <w:rPr>
                 <w:rFonts w:ascii="Calibri" w:hAnsi="Calibri"/>
                 <w:b w:val="0"/>
-                <w:i w:val="0"/>
                 <w:sz w:val="20"/>
               </w:rPr>
-              <w:t>IC-01</w:t>
+              <w:t xml:space="preserve">Aprovação de Merge Request</w:t>
             </w:r>
           </w:p>
         </w:tc>
         <w:tc>
           <w:tcPr>
-            <w:tcW w:type="dxa" w:w="1484"/>
+            <w:tcW w:type="dxa" w:w="4451"/>
             <w:tcMar>
               <w:top w:w="60" w:type="dxa"/>
               <w:bottom w:w="60" w:type="dxa"/>
-              <w:left w:w="100" w:type="dxa"/>
-              <w:right w:w="100" w:type="dxa"/>
+              <w:left w:w="80" w:type="dxa"/>
+              <w:right w:w="80" w:type="dxa"/>
             </w:tcMar>
-            <w:shd w:val="clear" w:color="auto" w:fill="EBF5FB"/>
+            <w:shd w:val="clear" w:color="auto" w:fill="D6E4F0"/>
           </w:tcPr>
           <w:p>
             <w:pPr>
@@ -1924,114 +901,9 @@
               <w:rPr>
                 <w:rFonts w:ascii="Calibri" w:hAnsi="Calibri"/>
                 <w:b w:val="0"/>
-                <w:i w:val="0"/>
                 <w:sz w:val="20"/>
               </w:rPr>
-              <w:t>Código-fonte</w:t>
-            </w:r>
-          </w:p>
-        </w:tc>
-        <w:tc>
-          <w:tcPr>
-            <w:tcW w:type="dxa" w:w="1484"/>
-            <w:tcMar>
-              <w:top w:w="60" w:type="dxa"/>
-              <w:bottom w:w="60" w:type="dxa"/>
-              <w:left w:w="100" w:type="dxa"/>
-              <w:right w:w="100" w:type="dxa"/>
-            </w:tcMar>
-            <w:shd w:val="clear" w:color="auto" w:fill="EBF5FB"/>
-          </w:tcPr>
-          <w:p>
-            <w:pPr>
-              <w:spacing w:before="40" w:after="40"/>
-            </w:pPr>
-            <w:r>
-              <w:rPr>
-                <w:rFonts w:ascii="Calibri" w:hAnsi="Calibri"/>
-                <w:b w:val="0"/>
-                <w:i w:val="0"/>
-                <w:sz w:val="20"/>
-              </w:rPr>
-              <w:t>API ms.auxo.gruposusuarios — .NET Framework 4.7.2 / Dapper / SQL Server. Inclui controllers, services, repositories, models e testes unitarios.</w:t>
-            </w:r>
-          </w:p>
-        </w:tc>
-        <w:tc>
-          <w:tcPr>
-            <w:tcW w:type="dxa" w:w="1484"/>
-            <w:tcMar>
-              <w:top w:w="60" w:type="dxa"/>
-              <w:bottom w:w="60" w:type="dxa"/>
-              <w:left w:w="100" w:type="dxa"/>
-              <w:right w:w="100" w:type="dxa"/>
-            </w:tcMar>
-            <w:shd w:val="clear" w:color="auto" w:fill="EBF5FB"/>
-          </w:tcPr>
-          <w:p>
-            <w:pPr>
-              <w:spacing w:before="40" w:after="40"/>
-            </w:pPr>
-            <w:r>
-              <w:rPr>
-                <w:rFonts w:ascii="Calibri" w:hAnsi="Calibri"/>
-                <w:b w:val="0"/>
-                <w:i w:val="0"/>
-                <w:sz w:val="20"/>
-              </w:rPr>
-              <w:t>GitLab: aasp/ms.auxo.usuarios</w:t>
-            </w:r>
-          </w:p>
-        </w:tc>
-        <w:tc>
-          <w:tcPr>
-            <w:tcW w:type="dxa" w:w="1484"/>
-            <w:tcMar>
-              <w:top w:w="60" w:type="dxa"/>
-              <w:bottom w:w="60" w:type="dxa"/>
-              <w:left w:w="100" w:type="dxa"/>
-              <w:right w:w="100" w:type="dxa"/>
-            </w:tcMar>
-            <w:shd w:val="clear" w:color="auto" w:fill="EBF5FB"/>
-          </w:tcPr>
-          <w:p>
-            <w:pPr>
-              <w:spacing w:before="40" w:after="40"/>
-            </w:pPr>
-            <w:r>
-              <w:rPr>
-                <w:rFonts w:ascii="Calibri" w:hAnsi="Calibri"/>
-                <w:b w:val="0"/>
-                <w:i w:val="0"/>
-                <w:sz w:val="20"/>
-              </w:rPr>
-              <w:t>Tags sprint-N-aceite; branches por Git Flow</w:t>
-            </w:r>
-          </w:p>
-        </w:tc>
-        <w:tc>
-          <w:tcPr>
-            <w:tcW w:type="dxa" w:w="1484"/>
-            <w:tcMar>
-              <w:top w:w="60" w:type="dxa"/>
-              <w:bottom w:w="60" w:type="dxa"/>
-              <w:left w:w="100" w:type="dxa"/>
-              <w:right w:w="100" w:type="dxa"/>
-            </w:tcMar>
-            <w:shd w:val="clear" w:color="auto" w:fill="EBF5FB"/>
-          </w:tcPr>
-          <w:p>
-            <w:pPr>
-              <w:spacing w:before="40" w:after="40"/>
-            </w:pPr>
-            <w:r>
-              <w:rPr>
-                <w:rFonts w:ascii="Calibri" w:hAnsi="Calibri"/>
-                <w:b w:val="0"/>
-                <w:i w:val="0"/>
-                <w:sz w:val="20"/>
-              </w:rPr>
-              <w:t>Baseline BL-02 (tag sprint-1-aceite, 06/06/2026); Sprint 2 em desenvolvimento em feature branches</w:t>
+              <w:t xml:space="preserve">Mínimo de 1 revisor aprovado; Cezar Hiraki é revisor principal de todos os MRs de código crítico. MRs squash-merged após aprovação para manter histórico linear em develop.</w:t>
             </w:r>
           </w:p>
         </w:tc>
@@ -2042,12 +914,12 @@
         </w:trPr>
         <w:tc>
           <w:tcPr>
-            <w:tcW w:type="dxa" w:w="1484"/>
+            <w:tcW w:type="dxa" w:w="4451"/>
             <w:tcMar>
               <w:top w:w="60" w:type="dxa"/>
               <w:bottom w:w="60" w:type="dxa"/>
-              <w:left w:w="100" w:type="dxa"/>
-              <w:right w:w="100" w:type="dxa"/>
+              <w:left w:w="80" w:type="dxa"/>
+              <w:right w:w="80" w:type="dxa"/>
             </w:tcMar>
           </w:tcPr>
           <w:p>
@@ -2058,21 +930,20 @@
               <w:rPr>
                 <w:rFonts w:ascii="Calibri" w:hAnsi="Calibri"/>
                 <w:b w:val="0"/>
-                <w:i w:val="0"/>
                 <w:sz w:val="20"/>
               </w:rPr>
-              <w:t>IC-02</w:t>
+              <w:t xml:space="preserve">Segredos e dados sensíveis</w:t>
             </w:r>
           </w:p>
         </w:tc>
         <w:tc>
           <w:tcPr>
-            <w:tcW w:type="dxa" w:w="1484"/>
+            <w:tcW w:type="dxa" w:w="4451"/>
             <w:tcMar>
               <w:top w:w="60" w:type="dxa"/>
               <w:bottom w:w="60" w:type="dxa"/>
-              <w:left w:w="100" w:type="dxa"/>
-              <w:right w:w="100" w:type="dxa"/>
+              <w:left w:w="80" w:type="dxa"/>
+              <w:right w:w="80" w:type="dxa"/>
             </w:tcMar>
           </w:tcPr>
           <w:p>
@@ -2083,21 +954,429 @@
               <w:rPr>
                 <w:rFonts w:ascii="Calibri" w:hAnsi="Calibri"/>
                 <w:b w:val="0"/>
-                <w:i w:val="0"/>
                 <w:sz w:val="20"/>
               </w:rPr>
-              <w:t>Scripts SQL</w:t>
+              <w:t xml:space="preserve">Connection strings (auxo3 e temis3), chaves JWT e credenciais de serviço nunca commitadas no repositório. Gerenciadas via variáveis de ambiente no servidor de aplicação (IIS / servidor de aplicação). Arquivos appsettings.*.json versionados somente com placeholders (${DB_CONNECTION_STRING}).</w:t>
+            </w:r>
+          </w:p>
+        </w:tc>
+      </w:tr>
+      <w:tr>
+        <w:trPr>
+          <w:cantSplit w:val="1"/>
+        </w:trPr>
+        <w:tc>
+          <w:tcPr>
+            <w:tcW w:type="dxa" w:w="4451"/>
+            <w:tcMar>
+              <w:top w:w="60" w:type="dxa"/>
+              <w:bottom w:w="60" w:type="dxa"/>
+              <w:left w:w="80" w:type="dxa"/>
+              <w:right w:w="80" w:type="dxa"/>
+            </w:tcMar>
+            <w:shd w:val="clear" w:color="auto" w:fill="D6E4F0"/>
+          </w:tcPr>
+          <w:p>
+            <w:pPr>
+              <w:spacing w:before="40" w:after="40"/>
+            </w:pPr>
+            <w:r>
+              <w:rPr>
+                <w:rFonts w:ascii="Calibri" w:hAnsi="Calibri"/>
+                <w:b w:val="0"/>
+                <w:sz w:val="20"/>
+              </w:rPr>
+              <w:t xml:space="preserve">Documentação MPS-SW</w:t>
             </w:r>
           </w:p>
         </w:tc>
         <w:tc>
           <w:tcPr>
-            <w:tcW w:type="dxa" w:w="1484"/>
+            <w:tcW w:type="dxa" w:w="4451"/>
             <w:tcMar>
               <w:top w:w="60" w:type="dxa"/>
               <w:bottom w:w="60" w:type="dxa"/>
-              <w:left w:w="100" w:type="dxa"/>
-              <w:right w:w="100" w:type="dxa"/>
+              <w:left w:w="80" w:type="dxa"/>
+              <w:right w:w="80" w:type="dxa"/>
+            </w:tcMar>
+            <w:shd w:val="clear" w:color="auto" w:fill="D6E4F0"/>
+          </w:tcPr>
+          <w:p>
+            <w:pPr>
+              <w:spacing w:before="40" w:after="40"/>
+            </w:pPr>
+            <w:r>
+              <w:rPr>
+                <w:rFonts w:ascii="Calibri" w:hAnsi="Calibri"/>
+                <w:b w:val="0"/>
+                <w:sz w:val="20"/>
+              </w:rPr>
+              <w:t xml:space="preserve">Artefatos de processo versionados no repositório MPS Timeware (separado do repositório de código). Convenção de nome: SIGLA-AASP01-NNN_Descricao.{docx|xlsx|md}. Versão controlada pelo cabeçalho de cada documento.</w:t>
+            </w:r>
+          </w:p>
+        </w:tc>
+      </w:tr>
+    </w:tbl>
+    <w:p>
+      <w:pPr>
+        <w:pStyle w:val="Heading2"/>
+      </w:pPr>
+      <w:r>
+        <w:rPr>
+          <w:rFonts w:ascii="Calibri" w:hAnsi="Calibri"/>
+        </w:rPr>
+        <w:t>3. Itens de Configuração (ICs)</w:t>
+      </w:r>
+    </w:p>
+    <w:tbl>
+      <w:tblPr>
+        <w:tblW w:type="auto" w:w="0"/>
+        <w:tblBorders>
+          <w:top w:val="single" w:sz="4" w:space="0" w:color="AAAAAA"/>
+          <w:left w:val="single" w:sz="4" w:space="0" w:color="AAAAAA"/>
+          <w:bottom w:val="single" w:sz="4" w:space="0" w:color="AAAAAA"/>
+          <w:right w:val="single" w:sz="4" w:space="0" w:color="AAAAAA"/>
+          <w:insideH w:val="single" w:sz="4" w:space="0" w:color="AAAAAA"/>
+          <w:insideV w:val="single" w:sz="4" w:space="0" w:color="AAAAAA"/>
+        </w:tblBorders>
+      </w:tblPr>
+      <w:tblGrid>
+        <w:gridCol w:w="1483"/>
+        <w:gridCol w:w="1483"/>
+        <w:gridCol w:w="1483"/>
+        <w:gridCol w:w="1483"/>
+        <w:gridCol w:w="1483"/>
+        <w:gridCol w:w="1487"/>
+      </w:tblGrid>
+      <w:tr>
+        <w:trPr>
+          <w:tblHeader/>
+          <w:cantSplit w:val="1"/>
+        </w:trPr>
+        <w:tc>
+          <w:tcPr>
+            <w:tcW w:type="dxa" w:w="1483"/>
+            <w:tcMar>
+              <w:top w:w="60" w:type="dxa"/>
+              <w:bottom w:w="60" w:type="dxa"/>
+              <w:left w:w="80" w:type="dxa"/>
+              <w:right w:w="80" w:type="dxa"/>
+            </w:tcMar>
+            <w:shd w:val="clear" w:color="auto" w:fill="1F3864"/>
+          </w:tcPr>
+          <w:p>
+            <w:pPr>
+              <w:spacing w:before="40" w:after="40"/>
+            </w:pPr>
+            <w:r>
+              <w:rPr>
+                <w:rFonts w:ascii="Calibri" w:hAnsi="Calibri"/>
+                <w:b/>
+                <w:color w:val="FFFFFF"/>
+                <w:sz w:val="16"/>
+              </w:rPr>
+              <w:t xml:space="preserve">ID</w:t>
+            </w:r>
+          </w:p>
+        </w:tc>
+        <w:tc>
+          <w:tcPr>
+            <w:tcW w:type="dxa" w:w="1483"/>
+            <w:tcMar>
+              <w:top w:w="60" w:type="dxa"/>
+              <w:bottom w:w="60" w:type="dxa"/>
+              <w:left w:w="80" w:type="dxa"/>
+              <w:right w:w="80" w:type="dxa"/>
+            </w:tcMar>
+            <w:shd w:val="clear" w:color="auto" w:fill="1F3864"/>
+          </w:tcPr>
+          <w:p>
+            <w:pPr>
+              <w:spacing w:before="40" w:after="40"/>
+            </w:pPr>
+            <w:r>
+              <w:rPr>
+                <w:rFonts w:ascii="Calibri" w:hAnsi="Calibri"/>
+                <w:b/>
+                <w:color w:val="FFFFFF"/>
+                <w:sz w:val="16"/>
+              </w:rPr>
+              <w:t xml:space="preserve">Tipo</w:t>
+            </w:r>
+          </w:p>
+        </w:tc>
+        <w:tc>
+          <w:tcPr>
+            <w:tcW w:type="dxa" w:w="1483"/>
+            <w:tcMar>
+              <w:top w:w="60" w:type="dxa"/>
+              <w:bottom w:w="60" w:type="dxa"/>
+              <w:left w:w="80" w:type="dxa"/>
+              <w:right w:w="80" w:type="dxa"/>
+            </w:tcMar>
+            <w:shd w:val="clear" w:color="auto" w:fill="1F3864"/>
+          </w:tcPr>
+          <w:p>
+            <w:pPr>
+              <w:spacing w:before="40" w:after="40"/>
+            </w:pPr>
+            <w:r>
+              <w:rPr>
+                <w:rFonts w:ascii="Calibri" w:hAnsi="Calibri"/>
+                <w:b/>
+                <w:color w:val="FFFFFF"/>
+                <w:sz w:val="16"/>
+              </w:rPr>
+              <w:t xml:space="preserve">Descrição</w:t>
+            </w:r>
+          </w:p>
+        </w:tc>
+        <w:tc>
+          <w:tcPr>
+            <w:tcW w:type="dxa" w:w="1483"/>
+            <w:tcMar>
+              <w:top w:w="60" w:type="dxa"/>
+              <w:bottom w:w="60" w:type="dxa"/>
+              <w:left w:w="80" w:type="dxa"/>
+              <w:right w:w="80" w:type="dxa"/>
+            </w:tcMar>
+            <w:shd w:val="clear" w:color="auto" w:fill="1F3864"/>
+          </w:tcPr>
+          <w:p>
+            <w:pPr>
+              <w:spacing w:before="40" w:after="40"/>
+            </w:pPr>
+            <w:r>
+              <w:rPr>
+                <w:rFonts w:ascii="Calibri" w:hAnsi="Calibri"/>
+                <w:b/>
+                <w:color w:val="FFFFFF"/>
+                <w:sz w:val="16"/>
+              </w:rPr>
+              <w:t xml:space="preserve">Repositório / Localização</w:t>
+            </w:r>
+          </w:p>
+        </w:tc>
+        <w:tc>
+          <w:tcPr>
+            <w:tcW w:type="dxa" w:w="1483"/>
+            <w:tcMar>
+              <w:top w:w="60" w:type="dxa"/>
+              <w:bottom w:w="60" w:type="dxa"/>
+              <w:left w:w="80" w:type="dxa"/>
+              <w:right w:w="80" w:type="dxa"/>
+            </w:tcMar>
+            <w:shd w:val="clear" w:color="auto" w:fill="1F3864"/>
+          </w:tcPr>
+          <w:p>
+            <w:pPr>
+              <w:spacing w:before="40" w:after="40"/>
+            </w:pPr>
+            <w:r>
+              <w:rPr>
+                <w:rFonts w:ascii="Calibri" w:hAnsi="Calibri"/>
+                <w:b/>
+                <w:color w:val="FFFFFF"/>
+                <w:sz w:val="16"/>
+              </w:rPr>
+              <w:t xml:space="preserve">Convenção de versão</w:t>
+            </w:r>
+          </w:p>
+        </w:tc>
+        <w:tc>
+          <w:tcPr>
+            <w:tcW w:type="dxa" w:w="1487"/>
+            <w:tcMar>
+              <w:top w:w="60" w:type="dxa"/>
+              <w:bottom w:w="60" w:type="dxa"/>
+              <w:left w:w="80" w:type="dxa"/>
+              <w:right w:w="80" w:type="dxa"/>
+            </w:tcMar>
+            <w:shd w:val="clear" w:color="auto" w:fill="1F3864"/>
+          </w:tcPr>
+          <w:p>
+            <w:pPr>
+              <w:spacing w:before="40" w:after="40"/>
+            </w:pPr>
+            <w:r>
+              <w:rPr>
+                <w:rFonts w:ascii="Calibri" w:hAnsi="Calibri"/>
+                <w:b/>
+                <w:color w:val="FFFFFF"/>
+                <w:sz w:val="16"/>
+              </w:rPr>
+              <w:t xml:space="preserve">Status atual</w:t>
+            </w:r>
+          </w:p>
+        </w:tc>
+      </w:tr>
+      <w:tr>
+        <w:trPr>
+          <w:cantSplit w:val="1"/>
+        </w:trPr>
+        <w:tc>
+          <w:tcPr>
+            <w:tcW w:type="dxa" w:w="1483"/>
+            <w:tcMar>
+              <w:top w:w="60" w:type="dxa"/>
+              <w:bottom w:w="60" w:type="dxa"/>
+              <w:left w:w="80" w:type="dxa"/>
+              <w:right w:w="80" w:type="dxa"/>
+            </w:tcMar>
+            <w:shd w:val="clear" w:color="auto" w:fill="D6E4F0"/>
+          </w:tcPr>
+          <w:p>
+            <w:pPr>
+              <w:spacing w:before="40" w:after="40"/>
+            </w:pPr>
+            <w:r>
+              <w:rPr>
+                <w:rFonts w:ascii="Calibri" w:hAnsi="Calibri"/>
+                <w:b w:val="0"/>
+                <w:sz w:val="16"/>
+              </w:rPr>
+              <w:t xml:space="preserve">IC-01</w:t>
+            </w:r>
+          </w:p>
+        </w:tc>
+        <w:tc>
+          <w:tcPr>
+            <w:tcW w:type="dxa" w:w="1483"/>
+            <w:tcMar>
+              <w:top w:w="60" w:type="dxa"/>
+              <w:bottom w:w="60" w:type="dxa"/>
+              <w:left w:w="80" w:type="dxa"/>
+              <w:right w:w="80" w:type="dxa"/>
+            </w:tcMar>
+            <w:shd w:val="clear" w:color="auto" w:fill="D6E4F0"/>
+          </w:tcPr>
+          <w:p>
+            <w:pPr>
+              <w:spacing w:before="40" w:after="40"/>
+            </w:pPr>
+            <w:r>
+              <w:rPr>
+                <w:rFonts w:ascii="Calibri" w:hAnsi="Calibri"/>
+                <w:b w:val="0"/>
+                <w:sz w:val="16"/>
+              </w:rPr>
+              <w:t xml:space="preserve">Código-fonte</w:t>
+            </w:r>
+          </w:p>
+        </w:tc>
+        <w:tc>
+          <w:tcPr>
+            <w:tcW w:type="dxa" w:w="1483"/>
+            <w:tcMar>
+              <w:top w:w="60" w:type="dxa"/>
+              <w:bottom w:w="60" w:type="dxa"/>
+              <w:left w:w="80" w:type="dxa"/>
+              <w:right w:w="80" w:type="dxa"/>
+            </w:tcMar>
+            <w:shd w:val="clear" w:color="auto" w:fill="D6E4F0"/>
+          </w:tcPr>
+          <w:p>
+            <w:pPr>
+              <w:spacing w:before="40" w:after="40"/>
+            </w:pPr>
+            <w:r>
+              <w:rPr>
+                <w:rFonts w:ascii="Calibri" w:hAnsi="Calibri"/>
+                <w:b w:val="0"/>
+                <w:sz w:val="16"/>
+              </w:rPr>
+              <w:t xml:space="preserve">API ms.auxo.gruposusuarios — .NET 5 / Dapper / SQL Server. Inclui controllers, services, repositories e models.</w:t>
+            </w:r>
+          </w:p>
+        </w:tc>
+        <w:tc>
+          <w:tcPr>
+            <w:tcW w:type="dxa" w:w="1483"/>
+            <w:tcMar>
+              <w:top w:w="60" w:type="dxa"/>
+              <w:bottom w:w="60" w:type="dxa"/>
+              <w:left w:w="80" w:type="dxa"/>
+              <w:right w:w="80" w:type="dxa"/>
+            </w:tcMar>
+            <w:shd w:val="clear" w:color="auto" w:fill="D6E4F0"/>
+          </w:tcPr>
+          <w:p>
+            <w:pPr>
+              <w:spacing w:before="40" w:after="40"/>
+            </w:pPr>
+            <w:r>
+              <w:rPr>
+                <w:rFonts w:ascii="Calibri" w:hAnsi="Calibri"/>
+                <w:b w:val="0"/>
+                <w:sz w:val="16"/>
+              </w:rPr>
+              <w:t xml:space="preserve">GitLab: aasp/ms.auxo.usuarios</w:t>
+            </w:r>
+          </w:p>
+        </w:tc>
+        <w:tc>
+          <w:tcPr>
+            <w:tcW w:type="dxa" w:w="1483"/>
+            <w:tcMar>
+              <w:top w:w="60" w:type="dxa"/>
+              <w:bottom w:w="60" w:type="dxa"/>
+              <w:left w:w="80" w:type="dxa"/>
+              <w:right w:w="80" w:type="dxa"/>
+            </w:tcMar>
+            <w:shd w:val="clear" w:color="auto" w:fill="D6E4F0"/>
+          </w:tcPr>
+          <w:p>
+            <w:pPr>
+              <w:spacing w:before="40" w:after="40"/>
+            </w:pPr>
+            <w:r>
+              <w:rPr>
+                <w:rFonts w:ascii="Calibri" w:hAnsi="Calibri"/>
+                <w:b w:val="0"/>
+                <w:sz w:val="16"/>
+              </w:rPr>
+              <w:t xml:space="preserve">Tags sprint-N-aceite; branches por Git Flow</w:t>
+            </w:r>
+          </w:p>
+        </w:tc>
+        <w:tc>
+          <w:tcPr>
+            <w:tcW w:type="dxa" w:w="1487"/>
+            <w:tcMar>
+              <w:top w:w="60" w:type="dxa"/>
+              <w:bottom w:w="60" w:type="dxa"/>
+              <w:left w:w="80" w:type="dxa"/>
+              <w:right w:w="80" w:type="dxa"/>
+            </w:tcMar>
+            <w:shd w:val="clear" w:color="auto" w:fill="D6E4F0"/>
+          </w:tcPr>
+          <w:p>
+            <w:pPr>
+              <w:spacing w:before="40" w:after="40"/>
+            </w:pPr>
+            <w:r>
+              <w:rPr>
+                <w:rFonts w:ascii="Calibri" w:hAnsi="Calibri"/>
+                <w:b w:val="0"/>
+                <w:sz w:val="16"/>
+              </w:rPr>
+              <w:t xml:space="preserve">Baseline BL-02 (tag sprint-1-aceite, 06/06/2026); Sprint 2 em desenvolvimento em feature branches</w:t>
+            </w:r>
+          </w:p>
+        </w:tc>
+      </w:tr>
+      <w:tr>
+        <w:trPr>
+          <w:cantSplit w:val="1"/>
+        </w:trPr>
+        <w:tc>
+          <w:tcPr>
+            <w:tcW w:type="dxa" w:w="1483"/>
+            <w:tcMar>
+              <w:top w:w="60" w:type="dxa"/>
+              <w:bottom w:w="60" w:type="dxa"/>
+              <w:left w:w="80" w:type="dxa"/>
+              <w:right w:w="80" w:type="dxa"/>
             </w:tcMar>
           </w:tcPr>
           <w:p>
@@ -2108,21 +1387,20 @@
               <w:rPr>
                 <w:rFonts w:ascii="Calibri" w:hAnsi="Calibri"/>
                 <w:b w:val="0"/>
-                <w:i w:val="0"/>
-                <w:sz w:val="20"/>
+                <w:sz w:val="16"/>
               </w:rPr>
-              <w:t>Migrations do banco auxo3: criação das tabelas grupos_usuarios, grupos_usuarios_vinculos e grupos_usuarios_funcao. Scripts idempotentes, aplicados em ordem sequencial.</w:t>
+              <w:t xml:space="preserve">IC-02</w:t>
             </w:r>
           </w:p>
         </w:tc>
         <w:tc>
           <w:tcPr>
-            <w:tcW w:type="dxa" w:w="1484"/>
+            <w:tcW w:type="dxa" w:w="1483"/>
             <w:tcMar>
               <w:top w:w="60" w:type="dxa"/>
               <w:bottom w:w="60" w:type="dxa"/>
-              <w:left w:w="100" w:type="dxa"/>
-              <w:right w:w="100" w:type="dxa"/>
+              <w:left w:w="80" w:type="dxa"/>
+              <w:right w:w="80" w:type="dxa"/>
             </w:tcMar>
           </w:tcPr>
           <w:p>
@@ -2133,21 +1411,20 @@
               <w:rPr>
                 <w:rFonts w:ascii="Calibri" w:hAnsi="Calibri"/>
                 <w:b w:val="0"/>
-                <w:i w:val="0"/>
-                <w:sz w:val="20"/>
+                <w:sz w:val="16"/>
               </w:rPr>
-              <w:t>/sql/migrations/ no repositório ms.auxo.gruposusuarios</w:t>
+              <w:t xml:space="preserve">Scripts SQL</w:t>
             </w:r>
           </w:p>
         </w:tc>
         <w:tc>
           <w:tcPr>
-            <w:tcW w:type="dxa" w:w="1484"/>
+            <w:tcW w:type="dxa" w:w="1483"/>
             <w:tcMar>
               <w:top w:w="60" w:type="dxa"/>
               <w:bottom w:w="60" w:type="dxa"/>
-              <w:left w:w="100" w:type="dxa"/>
-              <w:right w:w="100" w:type="dxa"/>
+              <w:left w:w="80" w:type="dxa"/>
+              <w:right w:w="80" w:type="dxa"/>
             </w:tcMar>
           </w:tcPr>
           <w:p>
@@ -2158,21 +1435,20 @@
               <w:rPr>
                 <w:rFonts w:ascii="Calibri" w:hAnsi="Calibri"/>
                 <w:b w:val="0"/>
-                <w:i w:val="0"/>
-                <w:sz w:val="20"/>
+                <w:sz w:val="16"/>
               </w:rPr>
-              <w:t>Numeração sequencial (001_criar_grupos_usuarios.sql, 002_criar_grupos_usuarios_vinculos.sql, 003_criar_grupos_usuarios_funcao.sql, ...)</w:t>
+              <w:t xml:space="preserve">Scripts de banco de dados do projeto: criação das tabelas grupos_usuarios, grupos_usuarios_vinculos e grupos_usuarios_funcao. Scripts idempotentes, aplicados em ordem sequencial no repositório de código.</w:t>
             </w:r>
           </w:p>
         </w:tc>
         <w:tc>
           <w:tcPr>
-            <w:tcW w:type="dxa" w:w="1484"/>
+            <w:tcW w:type="dxa" w:w="1483"/>
             <w:tcMar>
               <w:top w:w="60" w:type="dxa"/>
               <w:bottom w:w="60" w:type="dxa"/>
-              <w:left w:w="100" w:type="dxa"/>
-              <w:right w:w="100" w:type="dxa"/>
+              <w:left w:w="80" w:type="dxa"/>
+              <w:right w:w="80" w:type="dxa"/>
             </w:tcMar>
           </w:tcPr>
           <w:p>
@@ -2183,10 +1459,57 @@
               <w:rPr>
                 <w:rFonts w:ascii="Calibri" w:hAnsi="Calibri"/>
                 <w:b w:val="0"/>
-                <w:i w:val="0"/>
-                <w:sz w:val="20"/>
+                <w:sz w:val="16"/>
               </w:rPr>
-              <w:t>3 migrations aplicadas e validadas (Sprint 1); migration de auditoria prevista para Sprint 2</w:t>
+              <w:t xml:space="preserve">Repositório GitLab aasp/ms.auxo.usuarios</w:t>
+            </w:r>
+          </w:p>
+        </w:tc>
+        <w:tc>
+          <w:tcPr>
+            <w:tcW w:type="dxa" w:w="1483"/>
+            <w:tcMar>
+              <w:top w:w="60" w:type="dxa"/>
+              <w:bottom w:w="60" w:type="dxa"/>
+              <w:left w:w="80" w:type="dxa"/>
+              <w:right w:w="80" w:type="dxa"/>
+            </w:tcMar>
+          </w:tcPr>
+          <w:p>
+            <w:pPr>
+              <w:spacing w:before="40" w:after="40"/>
+            </w:pPr>
+            <w:r>
+              <w:rPr>
+                <w:rFonts w:ascii="Calibri" w:hAnsi="Calibri"/>
+                <w:b w:val="0"/>
+                <w:sz w:val="16"/>
+              </w:rPr>
+              <w:t xml:space="preserve">Numeração sequencial versionada com o código</w:t>
+            </w:r>
+          </w:p>
+        </w:tc>
+        <w:tc>
+          <w:tcPr>
+            <w:tcW w:type="dxa" w:w="1487"/>
+            <w:tcMar>
+              <w:top w:w="60" w:type="dxa"/>
+              <w:bottom w:w="60" w:type="dxa"/>
+              <w:left w:w="80" w:type="dxa"/>
+              <w:right w:w="80" w:type="dxa"/>
+            </w:tcMar>
+          </w:tcPr>
+          <w:p>
+            <w:pPr>
+              <w:spacing w:before="40" w:after="40"/>
+            </w:pPr>
+            <w:r>
+              <w:rPr>
+                <w:rFonts w:ascii="Calibri" w:hAnsi="Calibri"/>
+                <w:b w:val="0"/>
+                <w:sz w:val="16"/>
+              </w:rPr>
+              <w:t xml:space="preserve">3 scripts aplicados e validados (Sprint 1); script de auditoria previsto para Sprint 2</w:t>
             </w:r>
           </w:p>
         </w:tc>
@@ -2197,14 +1520,14 @@
         </w:trPr>
         <w:tc>
           <w:tcPr>
-            <w:tcW w:type="dxa" w:w="1484"/>
+            <w:tcW w:type="dxa" w:w="1483"/>
             <w:tcMar>
               <w:top w:w="60" w:type="dxa"/>
               <w:bottom w:w="60" w:type="dxa"/>
-              <w:left w:w="100" w:type="dxa"/>
-              <w:right w:w="100" w:type="dxa"/>
+              <w:left w:w="80" w:type="dxa"/>
+              <w:right w:w="80" w:type="dxa"/>
             </w:tcMar>
-            <w:shd w:val="clear" w:color="auto" w:fill="EBF5FB"/>
+            <w:shd w:val="clear" w:color="auto" w:fill="D6E4F0"/>
           </w:tcPr>
           <w:p>
             <w:pPr>
@@ -2214,23 +1537,22 @@
               <w:rPr>
                 <w:rFonts w:ascii="Calibri" w:hAnsi="Calibri"/>
                 <w:b w:val="0"/>
-                <w:i w:val="0"/>
-                <w:sz w:val="20"/>
+                <w:sz w:val="16"/>
               </w:rPr>
-              <w:t>IC-03</w:t>
+              <w:t xml:space="preserve">IC-03</w:t>
             </w:r>
           </w:p>
         </w:tc>
         <w:tc>
           <w:tcPr>
-            <w:tcW w:type="dxa" w:w="1484"/>
+            <w:tcW w:type="dxa" w:w="1483"/>
             <w:tcMar>
               <w:top w:w="60" w:type="dxa"/>
               <w:bottom w:w="60" w:type="dxa"/>
-              <w:left w:w="100" w:type="dxa"/>
-              <w:right w:w="100" w:type="dxa"/>
+              <w:left w:w="80" w:type="dxa"/>
+              <w:right w:w="80" w:type="dxa"/>
             </w:tcMar>
-            <w:shd w:val="clear" w:color="auto" w:fill="EBF5FB"/>
+            <w:shd w:val="clear" w:color="auto" w:fill="D6E4F0"/>
           </w:tcPr>
           <w:p>
             <w:pPr>
@@ -2240,23 +1562,22 @@
               <w:rPr>
                 <w:rFonts w:ascii="Calibri" w:hAnsi="Calibri"/>
                 <w:b w:val="0"/>
-                <w:i w:val="0"/>
-                <w:sz w:val="20"/>
+                <w:sz w:val="16"/>
               </w:rPr>
-              <w:t>Pipeline CI/CD</w:t>
+              <w:t xml:space="preserve">Pipeline CI/CD</w:t>
             </w:r>
           </w:p>
         </w:tc>
         <w:tc>
           <w:tcPr>
-            <w:tcW w:type="dxa" w:w="1484"/>
+            <w:tcW w:type="dxa" w:w="1483"/>
             <w:tcMar>
               <w:top w:w="60" w:type="dxa"/>
               <w:bottom w:w="60" w:type="dxa"/>
-              <w:left w:w="100" w:type="dxa"/>
-              <w:right w:w="100" w:type="dxa"/>
+              <w:left w:w="80" w:type="dxa"/>
+              <w:right w:w="80" w:type="dxa"/>
             </w:tcMar>
-            <w:shd w:val="clear" w:color="auto" w:fill="EBF5FB"/>
+            <w:shd w:val="clear" w:color="auto" w:fill="D6E4F0"/>
           </w:tcPr>
           <w:p>
             <w:pPr>
@@ -2266,23 +1587,22 @@
               <w:rPr>
                 <w:rFonts w:ascii="Calibri" w:hAnsi="Calibri"/>
                 <w:b w:val="0"/>
-                <w:i w:val="0"/>
-                <w:sz w:val="20"/>
+                <w:sz w:val="16"/>
               </w:rPr>
-              <w:t>Arquivo .gitlab-ci.yml define etapas de build, teste unitario e análise estática. Versionado junto ao código-fonte.</w:t>
+              <w:t xml:space="preserve">Arquivo .gitlab-ci.yml define etapas de build e análise estática. Versionado junto ao código-fonte.</w:t>
             </w:r>
           </w:p>
         </w:tc>
         <w:tc>
           <w:tcPr>
-            <w:tcW w:type="dxa" w:w="1484"/>
+            <w:tcW w:type="dxa" w:w="1483"/>
             <w:tcMar>
               <w:top w:w="60" w:type="dxa"/>
               <w:bottom w:w="60" w:type="dxa"/>
-              <w:left w:w="100" w:type="dxa"/>
-              <w:right w:w="100" w:type="dxa"/>
+              <w:left w:w="80" w:type="dxa"/>
+              <w:right w:w="80" w:type="dxa"/>
             </w:tcMar>
-            <w:shd w:val="clear" w:color="auto" w:fill="EBF5FB"/>
+            <w:shd w:val="clear" w:color="auto" w:fill="D6E4F0"/>
           </w:tcPr>
           <w:p>
             <w:pPr>
@@ -2292,23 +1612,22 @@
               <w:rPr>
                 <w:rFonts w:ascii="Calibri" w:hAnsi="Calibri"/>
                 <w:b w:val="0"/>
-                <w:i w:val="0"/>
-                <w:sz w:val="20"/>
+                <w:sz w:val="16"/>
               </w:rPr>
-              <w:t>Raiz do repositório: /.gitlab-ci.yml</w:t>
+              <w:t xml:space="preserve">Raiz do repositório</w:t>
             </w:r>
           </w:p>
         </w:tc>
         <w:tc>
           <w:tcPr>
-            <w:tcW w:type="dxa" w:w="1484"/>
+            <w:tcW w:type="dxa" w:w="1483"/>
             <w:tcMar>
               <w:top w:w="60" w:type="dxa"/>
               <w:bottom w:w="60" w:type="dxa"/>
-              <w:left w:w="100" w:type="dxa"/>
-              <w:right w:w="100" w:type="dxa"/>
+              <w:left w:w="80" w:type="dxa"/>
+              <w:right w:w="80" w:type="dxa"/>
             </w:tcMar>
-            <w:shd w:val="clear" w:color="auto" w:fill="EBF5FB"/>
+            <w:shd w:val="clear" w:color="auto" w:fill="D6E4F0"/>
           </w:tcPr>
           <w:p>
             <w:pPr>
@@ -2318,23 +1637,22 @@
               <w:rPr>
                 <w:rFonts w:ascii="Calibri" w:hAnsi="Calibri"/>
                 <w:b w:val="0"/>
-                <w:i w:val="0"/>
-                <w:sz w:val="20"/>
+                <w:sz w:val="16"/>
               </w:rPr>
-              <w:t>Versionado com o código (sem versão própria)</w:t>
+              <w:t xml:space="preserve">Versionado com o código (sem versão própria)</w:t>
             </w:r>
           </w:p>
         </w:tc>
         <w:tc>
           <w:tcPr>
-            <w:tcW w:type="dxa" w:w="1484"/>
+            <w:tcW w:type="dxa" w:w="1487"/>
             <w:tcMar>
               <w:top w:w="60" w:type="dxa"/>
               <w:bottom w:w="60" w:type="dxa"/>
-              <w:left w:w="100" w:type="dxa"/>
-              <w:right w:w="100" w:type="dxa"/>
+              <w:left w:w="80" w:type="dxa"/>
+              <w:right w:w="80" w:type="dxa"/>
             </w:tcMar>
-            <w:shd w:val="clear" w:color="auto" w:fill="EBF5FB"/>
+            <w:shd w:val="clear" w:color="auto" w:fill="D6E4F0"/>
           </w:tcPr>
           <w:p>
             <w:pPr>
@@ -2344,10 +1662,9 @@
               <w:rPr>
                 <w:rFonts w:ascii="Calibri" w:hAnsi="Calibri"/>
                 <w:b w:val="0"/>
-                <w:i w:val="0"/>
-                <w:sz w:val="20"/>
+                <w:sz w:val="16"/>
               </w:rPr>
-              <w:t>Ativo; executado em todo MR aberto para develop ou main</w:t>
+              <w:t xml:space="preserve">Ativo; executado em todo MR aberto para develop ou main</w:t>
             </w:r>
           </w:p>
         </w:tc>
@@ -2358,12 +1675,12 @@
         </w:trPr>
         <w:tc>
           <w:tcPr>
-            <w:tcW w:type="dxa" w:w="1484"/>
+            <w:tcW w:type="dxa" w:w="1483"/>
             <w:tcMar>
               <w:top w:w="60" w:type="dxa"/>
               <w:bottom w:w="60" w:type="dxa"/>
-              <w:left w:w="100" w:type="dxa"/>
-              <w:right w:w="100" w:type="dxa"/>
+              <w:left w:w="80" w:type="dxa"/>
+              <w:right w:w="80" w:type="dxa"/>
             </w:tcMar>
           </w:tcPr>
           <w:p>
@@ -2374,21 +1691,20 @@
               <w:rPr>
                 <w:rFonts w:ascii="Calibri" w:hAnsi="Calibri"/>
                 <w:b w:val="0"/>
-                <w:i w:val="0"/>
-                <w:sz w:val="20"/>
+                <w:sz w:val="16"/>
               </w:rPr>
-              <w:t>IC-04</w:t>
+              <w:t xml:space="preserve">IC-04</w:t>
             </w:r>
           </w:p>
         </w:tc>
         <w:tc>
           <w:tcPr>
-            <w:tcW w:type="dxa" w:w="1484"/>
+            <w:tcW w:type="dxa" w:w="1483"/>
             <w:tcMar>
               <w:top w:w="60" w:type="dxa"/>
               <w:bottom w:w="60" w:type="dxa"/>
-              <w:left w:w="100" w:type="dxa"/>
-              <w:right w:w="100" w:type="dxa"/>
+              <w:left w:w="80" w:type="dxa"/>
+              <w:right w:w="80" w:type="dxa"/>
             </w:tcMar>
           </w:tcPr>
           <w:p>
@@ -2399,21 +1715,20 @@
               <w:rPr>
                 <w:rFonts w:ascii="Calibri" w:hAnsi="Calibri"/>
                 <w:b w:val="0"/>
-                <w:i w:val="0"/>
-                <w:sz w:val="20"/>
+                <w:sz w:val="16"/>
               </w:rPr>
-              <w:t>Configuração de ambiente</w:t>
+              <w:t xml:space="preserve">Configuração de ambiente</w:t>
             </w:r>
           </w:p>
         </w:tc>
         <w:tc>
           <w:tcPr>
-            <w:tcW w:type="dxa" w:w="1484"/>
+            <w:tcW w:type="dxa" w:w="1483"/>
             <w:tcMar>
               <w:top w:w="60" w:type="dxa"/>
               <w:bottom w:w="60" w:type="dxa"/>
-              <w:left w:w="100" w:type="dxa"/>
-              <w:right w:w="100" w:type="dxa"/>
+              <w:left w:w="80" w:type="dxa"/>
+              <w:right w:w="80" w:type="dxa"/>
             </w:tcMar>
           </w:tcPr>
           <w:p>
@@ -2424,21 +1739,20 @@
               <w:rPr>
                 <w:rFonts w:ascii="Calibri" w:hAnsi="Calibri"/>
                 <w:b w:val="0"/>
-                <w:i w:val="0"/>
-                <w:sz w:val="20"/>
+                <w:sz w:val="16"/>
               </w:rPr>
-              <w:t>Arquivos appsettings.json, appsettings.Development.json e appsettings.Production.json com configurações estruturais (sem valores sensiveis). Variáveis sensiveis injetadas via ambiente.</w:t>
+              <w:t xml:space="preserve">Arquivos appsettings.json, appsettings.Development.json e appsettings.Production.json com configurações estruturais (sem valores sensíveis). Variáveis sensíveis injetadas via ambiente.</w:t>
             </w:r>
           </w:p>
         </w:tc>
         <w:tc>
           <w:tcPr>
-            <w:tcW w:type="dxa" w:w="1484"/>
+            <w:tcW w:type="dxa" w:w="1483"/>
             <w:tcMar>
               <w:top w:w="60" w:type="dxa"/>
               <w:bottom w:w="60" w:type="dxa"/>
-              <w:left w:w="100" w:type="dxa"/>
-              <w:right w:w="100" w:type="dxa"/>
+              <w:left w:w="80" w:type="dxa"/>
+              <w:right w:w="80" w:type="dxa"/>
             </w:tcMar>
           </w:tcPr>
           <w:p>
@@ -2449,21 +1763,20 @@
               <w:rPr>
                 <w:rFonts w:ascii="Calibri" w:hAnsi="Calibri"/>
                 <w:b w:val="0"/>
-                <w:i w:val="0"/>
-                <w:sz w:val="20"/>
+                <w:sz w:val="16"/>
               </w:rPr>
-              <w:t>/src/ms.auxo.gruposusuarios/appsettings/</w:t>
+              <w:t xml:space="preserve">Repositório GitLab aasp/ms.auxo.usuarios</w:t>
             </w:r>
           </w:p>
         </w:tc>
         <w:tc>
           <w:tcPr>
-            <w:tcW w:type="dxa" w:w="1484"/>
+            <w:tcW w:type="dxa" w:w="1483"/>
             <w:tcMar>
               <w:top w:w="60" w:type="dxa"/>
               <w:bottom w:w="60" w:type="dxa"/>
-              <w:left w:w="100" w:type="dxa"/>
-              <w:right w:w="100" w:type="dxa"/>
+              <w:left w:w="80" w:type="dxa"/>
+              <w:right w:w="80" w:type="dxa"/>
             </w:tcMar>
           </w:tcPr>
           <w:p>
@@ -2474,21 +1787,20 @@
               <w:rPr>
                 <w:rFonts w:ascii="Calibri" w:hAnsi="Calibri"/>
                 <w:b w:val="0"/>
-                <w:i w:val="0"/>
-                <w:sz w:val="20"/>
+                <w:sz w:val="16"/>
               </w:rPr>
-              <w:t>Versionado com o código</w:t>
+              <w:t xml:space="preserve">Versionado com o código</w:t>
             </w:r>
           </w:p>
         </w:tc>
         <w:tc>
           <w:tcPr>
-            <w:tcW w:type="dxa" w:w="1484"/>
+            <w:tcW w:type="dxa" w:w="1487"/>
             <w:tcMar>
               <w:top w:w="60" w:type="dxa"/>
               <w:bottom w:w="60" w:type="dxa"/>
-              <w:left w:w="100" w:type="dxa"/>
-              <w:right w:w="100" w:type="dxa"/>
+              <w:left w:w="80" w:type="dxa"/>
+              <w:right w:w="80" w:type="dxa"/>
             </w:tcMar>
           </w:tcPr>
           <w:p>
@@ -2499,10 +1811,9 @@
               <w:rPr>
                 <w:rFonts w:ascii="Calibri" w:hAnsi="Calibri"/>
                 <w:b w:val="0"/>
-                <w:i w:val="0"/>
-                <w:sz w:val="20"/>
+                <w:sz w:val="16"/>
               </w:rPr>
-              <w:t>Ativo; appsettings.Production.json atualizado no inicio da Sprint 2 para apontar ao ambiente AASP</w:t>
+              <w:t xml:space="preserve">Ativo; appsettings.Production.json atualizado no início da Sprint 2 para apontar ao ambiente AASP</w:t>
             </w:r>
           </w:p>
         </w:tc>
@@ -2513,14 +1824,14 @@
         </w:trPr>
         <w:tc>
           <w:tcPr>
-            <w:tcW w:type="dxa" w:w="1484"/>
+            <w:tcW w:type="dxa" w:w="1483"/>
             <w:tcMar>
               <w:top w:w="60" w:type="dxa"/>
               <w:bottom w:w="60" w:type="dxa"/>
-              <w:left w:w="100" w:type="dxa"/>
-              <w:right w:w="100" w:type="dxa"/>
+              <w:left w:w="80" w:type="dxa"/>
+              <w:right w:w="80" w:type="dxa"/>
             </w:tcMar>
-            <w:shd w:val="clear" w:color="auto" w:fill="EBF5FB"/>
+            <w:shd w:val="clear" w:color="auto" w:fill="D6E4F0"/>
           </w:tcPr>
           <w:p>
             <w:pPr>
@@ -2530,23 +1841,22 @@
               <w:rPr>
                 <w:rFonts w:ascii="Calibri" w:hAnsi="Calibri"/>
                 <w:b w:val="0"/>
-                <w:i w:val="0"/>
-                <w:sz w:val="20"/>
+                <w:sz w:val="16"/>
               </w:rPr>
-              <w:t>IC-05</w:t>
+              <w:t xml:space="preserve">IC-05</w:t>
             </w:r>
           </w:p>
         </w:tc>
         <w:tc>
           <w:tcPr>
-            <w:tcW w:type="dxa" w:w="1484"/>
+            <w:tcW w:type="dxa" w:w="1483"/>
             <w:tcMar>
               <w:top w:w="60" w:type="dxa"/>
               <w:bottom w:w="60" w:type="dxa"/>
-              <w:left w:w="100" w:type="dxa"/>
-              <w:right w:w="100" w:type="dxa"/>
+              <w:left w:w="80" w:type="dxa"/>
+              <w:right w:w="80" w:type="dxa"/>
             </w:tcMar>
-            <w:shd w:val="clear" w:color="auto" w:fill="EBF5FB"/>
+            <w:shd w:val="clear" w:color="auto" w:fill="D6E4F0"/>
           </w:tcPr>
           <w:p>
             <w:pPr>
@@ -2556,23 +1866,22 @@
               <w:rPr>
                 <w:rFonts w:ascii="Calibri" w:hAnsi="Calibri"/>
                 <w:b w:val="0"/>
-                <w:i w:val="0"/>
-                <w:sz w:val="20"/>
+                <w:sz w:val="16"/>
               </w:rPr>
-              <w:t>Documentação MPS-SW</w:t>
+              <w:t xml:space="preserve">Documentação MPS-SW</w:t>
             </w:r>
           </w:p>
         </w:tc>
         <w:tc>
           <w:tcPr>
-            <w:tcW w:type="dxa" w:w="1484"/>
+            <w:tcW w:type="dxa" w:w="1483"/>
             <w:tcMar>
               <w:top w:w="60" w:type="dxa"/>
               <w:bottom w:w="60" w:type="dxa"/>
-              <w:left w:w="100" w:type="dxa"/>
-              <w:right w:w="100" w:type="dxa"/>
+              <w:left w:w="80" w:type="dxa"/>
+              <w:right w:w="80" w:type="dxa"/>
             </w:tcMar>
-            <w:shd w:val="clear" w:color="auto" w:fill="EBF5FB"/>
+            <w:shd w:val="clear" w:color="auto" w:fill="D6E4F0"/>
           </w:tcPr>
           <w:p>
             <w:pPr>
@@ -2582,23 +1891,22 @@
               <w:rPr>
                 <w:rFonts w:ascii="Calibri" w:hAnsi="Calibri"/>
                 <w:b w:val="0"/>
-                <w:i w:val="0"/>
-                <w:sz w:val="20"/>
+                <w:sz w:val="16"/>
               </w:rPr>
-              <w:t>Pacote completo de artefatos do processo MPS-SW para o projeto AASP01: TAP, PLA, REQ, PCP, GCO, ADAP, GDE, ITP, VV, CTQ, REL-VV, RAC, ATA, CR, RASTR, MED, GEST e REV. Total: 19 artefatos (18 .docx + 1 .xlsx).</w:t>
+              <w:t xml:space="preserve">Pacote completo de artefatos do processo MPS-SW para o projeto AASP01: TAP, PLA, REQ, PCP, GCO, ADAP, GDE, ITP, VV, CTQ, REL-VV, RAC, ATA, CR, RASTR, MED, GEST e REV. Total: 19 artefatos (18 .docx + 1 .xlsx).</w:t>
             </w:r>
           </w:p>
         </w:tc>
         <w:tc>
           <w:tcPr>
-            <w:tcW w:type="dxa" w:w="1484"/>
+            <w:tcW w:type="dxa" w:w="1483"/>
             <w:tcMar>
               <w:top w:w="60" w:type="dxa"/>
               <w:bottom w:w="60" w:type="dxa"/>
-              <w:left w:w="100" w:type="dxa"/>
-              <w:right w:w="100" w:type="dxa"/>
+              <w:left w:w="80" w:type="dxa"/>
+              <w:right w:w="80" w:type="dxa"/>
             </w:tcMar>
-            <w:shd w:val="clear" w:color="auto" w:fill="EBF5FB"/>
+            <w:shd w:val="clear" w:color="auto" w:fill="D6E4F0"/>
           </w:tcPr>
           <w:p>
             <w:pPr>
@@ -2608,23 +1916,22 @@
               <w:rPr>
                 <w:rFonts w:ascii="Calibri" w:hAnsi="Calibri"/>
                 <w:b w:val="0"/>
-                <w:i w:val="0"/>
-                <w:sz w:val="20"/>
+                <w:sz w:val="16"/>
               </w:rPr>
-              <w:t>Repositório MPS Timeware: /mps-nível-c/oficial/04_registros/AASP_Gerenciador/AASP01_Grupos-Usuários/</w:t>
+              <w:t xml:space="preserve">Repositório MPS Timeware: /mps-nivel-c/oficial/04_registros/AASP_Gerenciador/AASP01_Grupos-Usuarios/</w:t>
             </w:r>
           </w:p>
         </w:tc>
         <w:tc>
           <w:tcPr>
-            <w:tcW w:type="dxa" w:w="1484"/>
+            <w:tcW w:type="dxa" w:w="1483"/>
             <w:tcMar>
               <w:top w:w="60" w:type="dxa"/>
               <w:bottom w:w="60" w:type="dxa"/>
-              <w:left w:w="100" w:type="dxa"/>
-              <w:right w:w="100" w:type="dxa"/>
+              <w:left w:w="80" w:type="dxa"/>
+              <w:right w:w="80" w:type="dxa"/>
             </w:tcMar>
-            <w:shd w:val="clear" w:color="auto" w:fill="EBF5FB"/>
+            <w:shd w:val="clear" w:color="auto" w:fill="D6E4F0"/>
           </w:tcPr>
           <w:p>
             <w:pPr>
@@ -2634,23 +1941,22 @@
               <w:rPr>
                 <w:rFonts w:ascii="Calibri" w:hAnsi="Calibri"/>
                 <w:b w:val="0"/>
-                <w:i w:val="0"/>
-                <w:sz w:val="20"/>
+                <w:sz w:val="16"/>
               </w:rPr>
-              <w:t>Versão por documento (cabeçalho); baselinado em conjunto com o código a cada sprint aceita</w:t>
+              <w:t xml:space="preserve">Versão por documento (cabeçalho); baselinado em conjunto com o código a cada sprint aceita</w:t>
             </w:r>
           </w:p>
         </w:tc>
         <w:tc>
           <w:tcPr>
-            <w:tcW w:type="dxa" w:w="1484"/>
+            <w:tcW w:type="dxa" w:w="1487"/>
             <w:tcMar>
               <w:top w:w="60" w:type="dxa"/>
               <w:bottom w:w="60" w:type="dxa"/>
-              <w:left w:w="100" w:type="dxa"/>
-              <w:right w:w="100" w:type="dxa"/>
+              <w:left w:w="80" w:type="dxa"/>
+              <w:right w:w="80" w:type="dxa"/>
             </w:tcMar>
-            <w:shd w:val="clear" w:color="auto" w:fill="EBF5FB"/>
+            <w:shd w:val="clear" w:color="auto" w:fill="D6E4F0"/>
           </w:tcPr>
           <w:p>
             <w:pPr>
@@ -2660,10 +1966,9 @@
               <w:rPr>
                 <w:rFonts w:ascii="Calibri" w:hAnsi="Calibri"/>
                 <w:b w:val="0"/>
-                <w:i w:val="0"/>
-                <w:sz w:val="20"/>
+                <w:sz w:val="16"/>
               </w:rPr>
-              <w:t>19 artefatos presentes; BL-02 inclui versões de todos os documentos S1</w:t>
+              <w:t xml:space="preserve">19 artefatos presentes; BL-02 inclui versões de todos os documentos S1</w:t>
             </w:r>
           </w:p>
         </w:tc>
@@ -2674,12 +1979,12 @@
         </w:trPr>
         <w:tc>
           <w:tcPr>
-            <w:tcW w:type="dxa" w:w="1484"/>
+            <w:tcW w:type="dxa" w:w="1483"/>
             <w:tcMar>
               <w:top w:w="60" w:type="dxa"/>
               <w:bottom w:w="60" w:type="dxa"/>
-              <w:left w:w="100" w:type="dxa"/>
-              <w:right w:w="100" w:type="dxa"/>
+              <w:left w:w="80" w:type="dxa"/>
+              <w:right w:w="80" w:type="dxa"/>
             </w:tcMar>
           </w:tcPr>
           <w:p>
@@ -2690,21 +1995,20 @@
               <w:rPr>
                 <w:rFonts w:ascii="Calibri" w:hAnsi="Calibri"/>
                 <w:b w:val="0"/>
-                <w:i w:val="0"/>
-                <w:sz w:val="20"/>
+                <w:sz w:val="16"/>
               </w:rPr>
-              <w:t>IC-06</w:t>
+              <w:t xml:space="preserve">IC-06</w:t>
             </w:r>
           </w:p>
         </w:tc>
         <w:tc>
           <w:tcPr>
-            <w:tcW w:type="dxa" w:w="1484"/>
+            <w:tcW w:type="dxa" w:w="1483"/>
             <w:tcMar>
               <w:top w:w="60" w:type="dxa"/>
               <w:bottom w:w="60" w:type="dxa"/>
-              <w:left w:w="100" w:type="dxa"/>
-              <w:right w:w="100" w:type="dxa"/>
+              <w:left w:w="80" w:type="dxa"/>
+              <w:right w:w="80" w:type="dxa"/>
             </w:tcMar>
           </w:tcPr>
           <w:p>
@@ -2715,21 +2019,20 @@
               <w:rPr>
                 <w:rFonts w:ascii="Calibri" w:hAnsi="Calibri"/>
                 <w:b w:val="0"/>
-                <w:i w:val="0"/>
-                <w:sz w:val="20"/>
+                <w:sz w:val="16"/>
               </w:rPr>
-              <w:t>Documentação de API</w:t>
+              <w:t xml:space="preserve">Documentação de API</w:t>
             </w:r>
           </w:p>
         </w:tc>
         <w:tc>
           <w:tcPr>
-            <w:tcW w:type="dxa" w:w="1484"/>
+            <w:tcW w:type="dxa" w:w="1483"/>
             <w:tcMar>
               <w:top w:w="60" w:type="dxa"/>
               <w:bottom w:w="60" w:type="dxa"/>
-              <w:left w:w="100" w:type="dxa"/>
-              <w:right w:w="100" w:type="dxa"/>
+              <w:left w:w="80" w:type="dxa"/>
+              <w:right w:w="80" w:type="dxa"/>
             </w:tcMar>
           </w:tcPr>
           <w:p>
@@ -2740,21 +2043,20 @@
               <w:rPr>
                 <w:rFonts w:ascii="Calibri" w:hAnsi="Calibri"/>
                 <w:b w:val="0"/>
-                <w:i w:val="0"/>
-                <w:sz w:val="20"/>
+                <w:sz w:val="16"/>
               </w:rPr>
-              <w:t>Especificação OpenAPI/Swagger gerada automaticamente pelo Swashbuckle a partir das anotações do código-fonte. Disponível no endpoint /swagger em runtime.</w:t>
+              <w:t xml:space="preserve">Especificação OpenAPI/Swagger gerada automaticamente pelo Swashbuckle a partir das anotações do código-fonte. Disponível no endpoint /swagger em runtime.</w:t>
             </w:r>
           </w:p>
         </w:tc>
         <w:tc>
           <w:tcPr>
-            <w:tcW w:type="dxa" w:w="1484"/>
+            <w:tcW w:type="dxa" w:w="1483"/>
             <w:tcMar>
               <w:top w:w="60" w:type="dxa"/>
               <w:bottom w:w="60" w:type="dxa"/>
-              <w:left w:w="100" w:type="dxa"/>
-              <w:right w:w="100" w:type="dxa"/>
+              <w:left w:w="80" w:type="dxa"/>
+              <w:right w:w="80" w:type="dxa"/>
             </w:tcMar>
           </w:tcPr>
           <w:p>
@@ -2765,21 +2067,20 @@
               <w:rPr>
                 <w:rFonts w:ascii="Calibri" w:hAnsi="Calibri"/>
                 <w:b w:val="0"/>
-                <w:i w:val="0"/>
-                <w:sz w:val="20"/>
+                <w:sz w:val="16"/>
               </w:rPr>
-              <w:t>Endpoint /swagger (runtime); não versionada separadamente — derivada do IC-01</w:t>
+              <w:t xml:space="preserve">Endpoint /swagger (runtime); não versionada separadamente — derivada do IC-01</w:t>
             </w:r>
           </w:p>
         </w:tc>
         <w:tc>
           <w:tcPr>
-            <w:tcW w:type="dxa" w:w="1484"/>
+            <w:tcW w:type="dxa" w:w="1483"/>
             <w:tcMar>
               <w:top w:w="60" w:type="dxa"/>
               <w:bottom w:w="60" w:type="dxa"/>
-              <w:left w:w="100" w:type="dxa"/>
-              <w:right w:w="100" w:type="dxa"/>
+              <w:left w:w="80" w:type="dxa"/>
+              <w:right w:w="80" w:type="dxa"/>
             </w:tcMar>
           </w:tcPr>
           <w:p>
@@ -2790,21 +2091,20 @@
               <w:rPr>
                 <w:rFonts w:ascii="Calibri" w:hAnsi="Calibri"/>
                 <w:b w:val="0"/>
-                <w:i w:val="0"/>
-                <w:sz w:val="20"/>
+                <w:sz w:val="16"/>
               </w:rPr>
-              <w:t>Vinculada ao código (IC-01); versão da API no cabeçalho HTTP (v1)</w:t>
+              <w:t xml:space="preserve">Vinculada ao código (IC-01); versão da API no cabeçalho HTTP (v1)</w:t>
             </w:r>
           </w:p>
         </w:tc>
         <w:tc>
           <w:tcPr>
-            <w:tcW w:type="dxa" w:w="1484"/>
+            <w:tcW w:type="dxa" w:w="1487"/>
             <w:tcMar>
               <w:top w:w="60" w:type="dxa"/>
               <w:bottom w:w="60" w:type="dxa"/>
-              <w:left w:w="100" w:type="dxa"/>
-              <w:right w:w="100" w:type="dxa"/>
+              <w:left w:w="80" w:type="dxa"/>
+              <w:right w:w="80" w:type="dxa"/>
             </w:tcMar>
           </w:tcPr>
           <w:p>
@@ -2815,10 +2115,9 @@
               <w:rPr>
                 <w:rFonts w:ascii="Calibri" w:hAnsi="Calibri"/>
                 <w:b w:val="0"/>
-                <w:i w:val="0"/>
-                <w:sz w:val="20"/>
+                <w:sz w:val="16"/>
               </w:rPr>
-              <w:t>Validada ao final da Sprint 1; todos os 8 endpoints implementados documentados</w:t>
+              <w:t xml:space="preserve">Validada ao final da Sprint 1; todos os 8 endpoints implementados documentados</w:t>
             </w:r>
           </w:p>
         </w:tc>
@@ -2826,33 +2125,25 @@
     </w:tbl>
     <w:p>
       <w:pPr>
-        <w:spacing w:before="0" w:after="160"/>
-      </w:pPr>
-    </w:p>
-    <w:p>
-      <w:pPr>
-        <w:pStyle w:val="Heading1"/>
-        <w:keepNext/>
-        <w:keepLines/>
-        <w:pBdr>
-          <w:bottom w:val="single" w:sz="4" w:space="2" w:color="D6E4F0"/>
-        </w:pBdr>
+        <w:pStyle w:val="Heading2"/>
       </w:pPr>
       <w:r>
-        <w:t>4. Baselines estabelecidas</w:t>
+        <w:rPr>
+          <w:rFonts w:ascii="Calibri" w:hAnsi="Calibri"/>
+        </w:rPr>
+        <w:t>4. Baselines Estabelecidas</w:t>
       </w:r>
     </w:p>
     <w:tbl>
       <w:tblPr>
         <w:tblW w:type="auto" w:w="0"/>
-        <w:tblLook w:firstColumn="1" w:firstRow="1" w:lastColumn="0" w:lastRow="0" w:noHBand="0" w:noVBand="1" w:val="04A0"/>
         <w:tblBorders>
-          <w:top w:val="single" w:sz="4" w:space="0" w:color="003366"/>
-          <w:left w:val="single" w:sz="4" w:space="0" w:color="003366"/>
-          <w:bottom w:val="single" w:sz="4" w:space="0" w:color="003366"/>
-          <w:right w:val="single" w:sz="4" w:space="0" w:color="003366"/>
-          <w:insideH w:val="single" w:sz="4" w:space="0" w:color="003366"/>
-          <w:insideV w:val="single" w:sz="4" w:space="0" w:color="003366"/>
+          <w:top w:val="single" w:sz="4" w:space="0" w:color="AAAAAA"/>
+          <w:left w:val="single" w:sz="4" w:space="0" w:color="AAAAAA"/>
+          <w:bottom w:val="single" w:sz="4" w:space="0" w:color="AAAAAA"/>
+          <w:right w:val="single" w:sz="4" w:space="0" w:color="AAAAAA"/>
+          <w:insideH w:val="single" w:sz="4" w:space="0" w:color="AAAAAA"/>
+          <w:insideV w:val="single" w:sz="4" w:space="0" w:color="AAAAAA"/>
         </w:tblBorders>
       </w:tblPr>
       <w:tblGrid>
@@ -2860,10 +2151,11 @@
         <w:gridCol w:w="1780"/>
         <w:gridCol w:w="1780"/>
         <w:gridCol w:w="1780"/>
-        <w:gridCol w:w="1780"/>
+        <w:gridCol w:w="1782"/>
       </w:tblGrid>
       <w:tr>
         <w:trPr>
+          <w:tblHeader/>
           <w:cantSplit w:val="1"/>
         </w:trPr>
         <w:tc>
@@ -2872,10 +2164,10 @@
             <w:tcMar>
               <w:top w:w="60" w:type="dxa"/>
               <w:bottom w:w="60" w:type="dxa"/>
-              <w:left w:w="100" w:type="dxa"/>
-              <w:right w:w="100" w:type="dxa"/>
+              <w:left w:w="80" w:type="dxa"/>
+              <w:right w:w="80" w:type="dxa"/>
             </w:tcMar>
-            <w:shd w:val="clear" w:color="auto" w:fill="003366"/>
+            <w:shd w:val="clear" w:color="auto" w:fill="1F3864"/>
           </w:tcPr>
           <w:p>
             <w:pPr>
@@ -2885,11 +2177,10 @@
               <w:rPr>
                 <w:rFonts w:ascii="Calibri" w:hAnsi="Calibri"/>
                 <w:b/>
-                <w:i w:val="0"/>
                 <w:color w:val="FFFFFF"/>
                 <w:sz w:val="20"/>
               </w:rPr>
-              <w:t>ID Baseline</w:t>
+              <w:t xml:space="preserve">ID Baseline</w:t>
             </w:r>
           </w:p>
         </w:tc>
@@ -2899,10 +2190,10 @@
             <w:tcMar>
               <w:top w:w="60" w:type="dxa"/>
               <w:bottom w:w="60" w:type="dxa"/>
-              <w:left w:w="100" w:type="dxa"/>
-              <w:right w:w="100" w:type="dxa"/>
+              <w:left w:w="80" w:type="dxa"/>
+              <w:right w:w="80" w:type="dxa"/>
             </w:tcMar>
-            <w:shd w:val="clear" w:color="auto" w:fill="003366"/>
+            <w:shd w:val="clear" w:color="auto" w:fill="1F3864"/>
           </w:tcPr>
           <w:p>
             <w:pPr>
@@ -2912,11 +2203,10 @@
               <w:rPr>
                 <w:rFonts w:ascii="Calibri" w:hAnsi="Calibri"/>
                 <w:b/>
-                <w:i w:val="0"/>
                 <w:color w:val="FFFFFF"/>
                 <w:sz w:val="20"/>
               </w:rPr>
-              <w:t>Data</w:t>
+              <w:t xml:space="preserve">Data</w:t>
             </w:r>
           </w:p>
         </w:tc>
@@ -2926,10 +2216,10 @@
             <w:tcMar>
               <w:top w:w="60" w:type="dxa"/>
               <w:bottom w:w="60" w:type="dxa"/>
-              <w:left w:w="100" w:type="dxa"/>
-              <w:right w:w="100" w:type="dxa"/>
+              <w:left w:w="80" w:type="dxa"/>
+              <w:right w:w="80" w:type="dxa"/>
             </w:tcMar>
-            <w:shd w:val="clear" w:color="auto" w:fill="003366"/>
+            <w:shd w:val="clear" w:color="auto" w:fill="1F3864"/>
           </w:tcPr>
           <w:p>
             <w:pPr>
@@ -2939,11 +2229,10 @@
               <w:rPr>
                 <w:rFonts w:ascii="Calibri" w:hAnsi="Calibri"/>
                 <w:b/>
-                <w:i w:val="0"/>
                 <w:color w:val="FFFFFF"/>
                 <w:sz w:val="20"/>
               </w:rPr>
-              <w:t>Evento desencadeador</w:t>
+              <w:t xml:space="preserve">Evento desencadeador</w:t>
             </w:r>
           </w:p>
         </w:tc>
@@ -2953,10 +2242,10 @@
             <w:tcMar>
               <w:top w:w="60" w:type="dxa"/>
               <w:bottom w:w="60" w:type="dxa"/>
-              <w:left w:w="100" w:type="dxa"/>
-              <w:right w:w="100" w:type="dxa"/>
+              <w:left w:w="80" w:type="dxa"/>
+              <w:right w:w="80" w:type="dxa"/>
             </w:tcMar>
-            <w:shd w:val="clear" w:color="auto" w:fill="003366"/>
+            <w:shd w:val="clear" w:color="auto" w:fill="1F3864"/>
           </w:tcPr>
           <w:p>
             <w:pPr>
@@ -2966,24 +2255,23 @@
               <w:rPr>
                 <w:rFonts w:ascii="Calibri" w:hAnsi="Calibri"/>
                 <w:b/>
-                <w:i w:val="0"/>
                 <w:color w:val="FFFFFF"/>
                 <w:sz w:val="20"/>
               </w:rPr>
-              <w:t>Itens de configuração incluidos</w:t>
+              <w:t xml:space="preserve">Itens de configuração incluídos</w:t>
             </w:r>
           </w:p>
         </w:tc>
         <w:tc>
           <w:tcPr>
-            <w:tcW w:type="dxa" w:w="1780"/>
+            <w:tcW w:type="dxa" w:w="1782"/>
             <w:tcMar>
               <w:top w:w="60" w:type="dxa"/>
               <w:bottom w:w="60" w:type="dxa"/>
-              <w:left w:w="100" w:type="dxa"/>
-              <w:right w:w="100" w:type="dxa"/>
+              <w:left w:w="80" w:type="dxa"/>
+              <w:right w:w="80" w:type="dxa"/>
             </w:tcMar>
-            <w:shd w:val="clear" w:color="auto" w:fill="003366"/>
+            <w:shd w:val="clear" w:color="auto" w:fill="1F3864"/>
           </w:tcPr>
           <w:p>
             <w:pPr>
@@ -2993,11 +2281,10 @@
               <w:rPr>
                 <w:rFonts w:ascii="Calibri" w:hAnsi="Calibri"/>
                 <w:b/>
-                <w:i w:val="0"/>
                 <w:color w:val="FFFFFF"/>
                 <w:sz w:val="20"/>
               </w:rPr>
-              <w:t>Aprovador</w:t>
+              <w:t xml:space="preserve">Aprovador</w:t>
             </w:r>
           </w:p>
         </w:tc>
@@ -3012,10 +2299,10 @@
             <w:tcMar>
               <w:top w:w="60" w:type="dxa"/>
               <w:bottom w:w="60" w:type="dxa"/>
-              <w:left w:w="100" w:type="dxa"/>
-              <w:right w:w="100" w:type="dxa"/>
+              <w:left w:w="80" w:type="dxa"/>
+              <w:right w:w="80" w:type="dxa"/>
             </w:tcMar>
-            <w:shd w:val="clear" w:color="auto" w:fill="EBF5FB"/>
+            <w:shd w:val="clear" w:color="auto" w:fill="D6E4F0"/>
           </w:tcPr>
           <w:p>
             <w:pPr>
@@ -3025,10 +2312,9 @@
               <w:rPr>
                 <w:rFonts w:ascii="Calibri" w:hAnsi="Calibri"/>
                 <w:b w:val="0"/>
-                <w:i w:val="0"/>
                 <w:sz w:val="20"/>
               </w:rPr>
-              <w:t>BL-01</w:t>
+              <w:t xml:space="preserve">BL-01</w:t>
             </w:r>
           </w:p>
         </w:tc>
@@ -3038,10 +2324,10 @@
             <w:tcMar>
               <w:top w:w="60" w:type="dxa"/>
               <w:bottom w:w="60" w:type="dxa"/>
-              <w:left w:w="100" w:type="dxa"/>
-              <w:right w:w="100" w:type="dxa"/>
+              <w:left w:w="80" w:type="dxa"/>
+              <w:right w:w="80" w:type="dxa"/>
             </w:tcMar>
-            <w:shd w:val="clear" w:color="auto" w:fill="EBF5FB"/>
+            <w:shd w:val="clear" w:color="auto" w:fill="D6E4F0"/>
           </w:tcPr>
           <w:p>
             <w:pPr>
@@ -3051,10 +2337,9 @@
               <w:rPr>
                 <w:rFonts w:ascii="Calibri" w:hAnsi="Calibri"/>
                 <w:b w:val="0"/>
-                <w:i w:val="0"/>
                 <w:sz w:val="20"/>
               </w:rPr>
-              <w:t>19/05/2026</w:t>
+              <w:t xml:space="preserve">19/05/2026</w:t>
             </w:r>
           </w:p>
         </w:tc>
@@ -3064,10 +2349,10 @@
             <w:tcMar>
               <w:top w:w="60" w:type="dxa"/>
               <w:bottom w:w="60" w:type="dxa"/>
-              <w:left w:w="100" w:type="dxa"/>
-              <w:right w:w="100" w:type="dxa"/>
+              <w:left w:w="80" w:type="dxa"/>
+              <w:right w:w="80" w:type="dxa"/>
             </w:tcMar>
-            <w:shd w:val="clear" w:color="auto" w:fill="EBF5FB"/>
+            <w:shd w:val="clear" w:color="auto" w:fill="D6E4F0"/>
           </w:tcPr>
           <w:p>
             <w:pPr>
@@ -3077,10 +2362,9 @@
               <w:rPr>
                 <w:rFonts w:ascii="Calibri" w:hAnsi="Calibri"/>
                 <w:b w:val="0"/>
-                <w:i w:val="0"/>
                 <w:sz w:val="20"/>
               </w:rPr>
-              <w:t>TAP aprovado — inicio formal do projeto</w:t>
+              <w:t xml:space="preserve">TAP aprovado — início formal do projeto</w:t>
             </w:r>
           </w:p>
         </w:tc>
@@ -3090,10 +2374,10 @@
             <w:tcMar>
               <w:top w:w="60" w:type="dxa"/>
               <w:bottom w:w="60" w:type="dxa"/>
-              <w:left w:w="100" w:type="dxa"/>
-              <w:right w:w="100" w:type="dxa"/>
+              <w:left w:w="80" w:type="dxa"/>
+              <w:right w:w="80" w:type="dxa"/>
             </w:tcMar>
-            <w:shd w:val="clear" w:color="auto" w:fill="EBF5FB"/>
+            <w:shd w:val="clear" w:color="auto" w:fill="D6E4F0"/>
           </w:tcPr>
           <w:p>
             <w:pPr>
@@ -3103,23 +2387,22 @@
               <w:rPr>
                 <w:rFonts w:ascii="Calibri" w:hAnsi="Calibri"/>
                 <w:b w:val="0"/>
-                <w:i w:val="0"/>
                 <w:sz w:val="20"/>
               </w:rPr>
-              <w:t>IC-01 (repositório criado, commit inicial vazio), IC-05 (TAP-AASP01-001, PLA-AASP01-001, REQ-AASP01-001 em versão inicial)</w:t>
+              <w:t xml:space="preserve">IC-01 (repositório criado, commit inicial vazio), IC-05 (TAP-AASP01-001, PLA-AASP01-001, REQ-AASP01-001 em versão inicial)</w:t>
             </w:r>
           </w:p>
         </w:tc>
         <w:tc>
           <w:tcPr>
-            <w:tcW w:type="dxa" w:w="1780"/>
+            <w:tcW w:type="dxa" w:w="1782"/>
             <w:tcMar>
               <w:top w:w="60" w:type="dxa"/>
               <w:bottom w:w="60" w:type="dxa"/>
-              <w:left w:w="100" w:type="dxa"/>
-              <w:right w:w="100" w:type="dxa"/>
+              <w:left w:w="80" w:type="dxa"/>
+              <w:right w:w="80" w:type="dxa"/>
             </w:tcMar>
-            <w:shd w:val="clear" w:color="auto" w:fill="EBF5FB"/>
+            <w:shd w:val="clear" w:color="auto" w:fill="D6E4F0"/>
           </w:tcPr>
           <w:p>
             <w:pPr>
@@ -3129,10 +2412,9 @@
               <w:rPr>
                 <w:rFonts w:ascii="Calibri" w:hAnsi="Calibri"/>
                 <w:b w:val="0"/>
-                <w:i w:val="0"/>
                 <w:sz w:val="20"/>
               </w:rPr>
-              <w:t>Abraão (Timeware) + Marcos Turnes (AASP)</w:t>
+              <w:t xml:space="preserve">Abraão (Timeware) + Marcos Turnes (AASP)</w:t>
             </w:r>
           </w:p>
         </w:tc>
@@ -3147,8 +2429,8 @@
             <w:tcMar>
               <w:top w:w="60" w:type="dxa"/>
               <w:bottom w:w="60" w:type="dxa"/>
-              <w:left w:w="100" w:type="dxa"/>
-              <w:right w:w="100" w:type="dxa"/>
+              <w:left w:w="80" w:type="dxa"/>
+              <w:right w:w="80" w:type="dxa"/>
             </w:tcMar>
           </w:tcPr>
           <w:p>
@@ -3159,10 +2441,9 @@
               <w:rPr>
                 <w:rFonts w:ascii="Calibri" w:hAnsi="Calibri"/>
                 <w:b w:val="0"/>
-                <w:i w:val="0"/>
                 <w:sz w:val="20"/>
               </w:rPr>
-              <w:t>BL-02</w:t>
+              <w:t xml:space="preserve">BL-02</w:t>
             </w:r>
           </w:p>
         </w:tc>
@@ -3172,8 +2453,8 @@
             <w:tcMar>
               <w:top w:w="60" w:type="dxa"/>
               <w:bottom w:w="60" w:type="dxa"/>
-              <w:left w:w="100" w:type="dxa"/>
-              <w:right w:w="100" w:type="dxa"/>
+              <w:left w:w="80" w:type="dxa"/>
+              <w:right w:w="80" w:type="dxa"/>
             </w:tcMar>
           </w:tcPr>
           <w:p>
@@ -3184,10 +2465,9 @@
               <w:rPr>
                 <w:rFonts w:ascii="Calibri" w:hAnsi="Calibri"/>
                 <w:b w:val="0"/>
-                <w:i w:val="0"/>
                 <w:sz w:val="20"/>
               </w:rPr>
-              <w:t>06/06/2026</w:t>
+              <w:t xml:space="preserve">06/06/2026</w:t>
             </w:r>
           </w:p>
         </w:tc>
@@ -3197,8 +2477,8 @@
             <w:tcMar>
               <w:top w:w="60" w:type="dxa"/>
               <w:bottom w:w="60" w:type="dxa"/>
-              <w:left w:w="100" w:type="dxa"/>
-              <w:right w:w="100" w:type="dxa"/>
+              <w:left w:w="80" w:type="dxa"/>
+              <w:right w:w="80" w:type="dxa"/>
             </w:tcMar>
           </w:tcPr>
           <w:p>
@@ -3209,10 +2489,9 @@
               <w:rPr>
                 <w:rFonts w:ascii="Calibri" w:hAnsi="Calibri"/>
                 <w:b w:val="0"/>
-                <w:i w:val="0"/>
                 <w:sz w:val="20"/>
               </w:rPr>
-              <w:t>Aceite formal da Sprint 1 por Marcos Turnes (ATA-AASP01-002)</w:t>
+              <w:t xml:space="preserve">Aceite formal da Sprint 1 por Marcos Turnes (ATA-AASP01-002)</w:t>
             </w:r>
           </w:p>
         </w:tc>
@@ -3222,8 +2501,8 @@
             <w:tcMar>
               <w:top w:w="60" w:type="dxa"/>
               <w:bottom w:w="60" w:type="dxa"/>
-              <w:left w:w="100" w:type="dxa"/>
-              <w:right w:w="100" w:type="dxa"/>
+              <w:left w:w="80" w:type="dxa"/>
+              <w:right w:w="80" w:type="dxa"/>
             </w:tcMar>
           </w:tcPr>
           <w:p>
@@ -3234,21 +2513,20 @@
               <w:rPr>
                 <w:rFonts w:ascii="Calibri" w:hAnsi="Calibri"/>
                 <w:b w:val="0"/>
-                <w:i w:val="0"/>
                 <w:sz w:val="20"/>
               </w:rPr>
-              <w:t>IC-01 (tag sprint-1-aceite no GitLab; MRs !1, !2, !3, !4, !5 merged em main), IC-02 (3 migrations aplicadas no banco auxo3), IC-03 (.gitlab-ci.yml v1), IC-04 (appsettings validados), IC-05 (todos os artefatos MPS-SW da Sprint 1), IC-06 (Swagger v1 validado)</w:t>
+              <w:t xml:space="preserve">IC-01 (tag sprint-1-aceite no GitLab; MRs !1, !2, !3, !4, !5 merged em main), IC-02 (3 scripts SQL aplicados no banco auxo3), IC-03 (.gitlab-ci.yml v1), IC-04 (appsettings validados), IC-05 (todos os artefatos MPS-SW da Sprint 1), IC-06 (Swagger v1 validado)</w:t>
             </w:r>
           </w:p>
         </w:tc>
         <w:tc>
           <w:tcPr>
-            <w:tcW w:type="dxa" w:w="1780"/>
+            <w:tcW w:type="dxa" w:w="1782"/>
             <w:tcMar>
               <w:top w:w="60" w:type="dxa"/>
               <w:bottom w:w="60" w:type="dxa"/>
-              <w:left w:w="100" w:type="dxa"/>
-              <w:right w:w="100" w:type="dxa"/>
+              <w:left w:w="80" w:type="dxa"/>
+              <w:right w:w="80" w:type="dxa"/>
             </w:tcMar>
           </w:tcPr>
           <w:p>
@@ -3259,10 +2537,9 @@
               <w:rPr>
                 <w:rFonts w:ascii="Calibri" w:hAnsi="Calibri"/>
                 <w:b w:val="0"/>
-                <w:i w:val="0"/>
                 <w:sz w:val="20"/>
               </w:rPr>
-              <w:t>Marcos Turnes — aceite formal (PO AASP) + Cezar Hiraki — aprovação técnica (Timeware)</w:t>
+              <w:t xml:space="preserve">Marcos Turnes — aceite formal (PO AASP) + Cezar Hiraki — aprovação técnica (Timeware)</w:t>
             </w:r>
           </w:p>
         </w:tc>
@@ -3270,79 +2547,49 @@
     </w:tbl>
     <w:p>
       <w:pPr>
-        <w:spacing w:before="0" w:after="160"/>
-      </w:pPr>
-    </w:p>
-    <w:p>
-      <w:pPr>
-        <w:spacing w:before="0" w:after="120"/>
+        <w:spacing w:before="80" w:after="80"/>
       </w:pPr>
       <w:r>
         <w:rPr>
           <w:rFonts w:ascii="Calibri" w:hAnsi="Calibri"/>
-          <w:b/>
-          <w:i w:val="0"/>
-          <w:sz w:val="22"/>
+          <w:sz w:val="20"/>
         </w:rPr>
-        <w:t>Próxima baseline prevista:</w:t>
-      </w:r>
-      <w:r>
-        <w:rPr>
-          <w:rFonts w:ascii="Calibri" w:hAnsi="Calibri"/>
-          <w:b w:val="0"/>
-          <w:i w:val="0"/>
-          <w:sz w:val="22"/>
-        </w:rPr>
-        <w:t xml:space="preserve"> BL-03 — após aceite formal da Sprint 2 (previsto para 20/06/2026), incluindo IC-01 (tag sprint-2-aceite), IC-02 (migration 004 para AuditoriaGrupos), e atualizações de IC-05 (artefatos revisados na S2).</w:t>
+        <w:t xml:space="preserve">Próxima baseline prevista: BL-03 — após aceite formal da Sprint 2 (previsto para 20/06/2026), incluindo IC-01 (tag sprint-2-aceite), IC-02 (script SQL de auditoria para AuditoriaGrupos), e atualizações de IC-05 (artefatos revisados na S2).</w:t>
       </w:r>
     </w:p>
     <w:p>
       <w:pPr>
-        <w:pStyle w:val="Heading1"/>
-        <w:keepNext/>
-        <w:keepLines/>
-        <w:pBdr>
-          <w:bottom w:val="single" w:sz="4" w:space="2" w:color="D6E4F0"/>
-        </w:pBdr>
+        <w:pStyle w:val="Heading2"/>
       </w:pPr>
       <w:r>
-        <w:t>5. Auditoria de configuração</w:t>
+        <w:rPr>
+          <w:rFonts w:ascii="Calibri" w:hAnsi="Calibri"/>
+        </w:rPr>
+        <w:t>5. Auditoria de Configuração</w:t>
       </w:r>
     </w:p>
     <w:p>
       <w:pPr>
-        <w:spacing w:before="0" w:after="120"/>
+        <w:spacing w:before="80" w:after="80"/>
       </w:pPr>
       <w:r>
         <w:rPr>
           <w:rFonts w:ascii="Calibri" w:hAnsi="Calibri"/>
-          <w:b/>
-          <w:i w:val="0"/>
-          <w:sz w:val="22"/>
+          <w:sz w:val="20"/>
         </w:rPr>
-        <w:t>Situação atual (15/06/2026):</w:t>
-      </w:r>
-      <w:r>
-        <w:rPr>
-          <w:rFonts w:ascii="Calibri" w:hAnsi="Calibri"/>
-          <w:b w:val="0"/>
-          <w:i w:val="0"/>
-          <w:sz w:val="22"/>
-        </w:rPr>
-        <w:t xml:space="preserve"> Baseline BL-02 valida e integra. Sprint 2 em desenvolvimento ativo em feature branches (feature/ag-23 e feature/ag-24) no repositório develop. Nenhuma violação de configuração identificada. Próxima baseline (BL-03) será estabelecida após aceite formal da Sprint 2, previsto para 20/06/2026.</w:t>
+        <w:t xml:space="preserve">Situação atual (15/06/2026): Baseline BL-02 válida e íntegra. Sprint 2 em desenvolvimento ativo em feature branches (feature/ag-23 e feature/ag-24) no repositório develop. Nenhuma violação de configuração identificada. Próxima baseline (BL-03) será estabelecida após aceite formal da Sprint 2, previsto para 20/06/2026.</w:t>
       </w:r>
     </w:p>
     <w:tbl>
       <w:tblPr>
         <w:tblW w:type="auto" w:w="0"/>
-        <w:tblLook w:firstColumn="1" w:firstRow="1" w:lastColumn="0" w:lastRow="0" w:noHBand="0" w:noVBand="1" w:val="04A0"/>
         <w:tblBorders>
-          <w:top w:val="single" w:sz="4" w:space="0" w:color="003366"/>
-          <w:left w:val="single" w:sz="4" w:space="0" w:color="003366"/>
-          <w:bottom w:val="single" w:sz="4" w:space="0" w:color="003366"/>
-          <w:right w:val="single" w:sz="4" w:space="0" w:color="003366"/>
-          <w:insideH w:val="single" w:sz="4" w:space="0" w:color="003366"/>
-          <w:insideV w:val="single" w:sz="4" w:space="0" w:color="003366"/>
+          <w:top w:val="single" w:sz="4" w:space="0" w:color="AAAAAA"/>
+          <w:left w:val="single" w:sz="4" w:space="0" w:color="AAAAAA"/>
+          <w:bottom w:val="single" w:sz="4" w:space="0" w:color="AAAAAA"/>
+          <w:right w:val="single" w:sz="4" w:space="0" w:color="AAAAAA"/>
+          <w:insideH w:val="single" w:sz="4" w:space="0" w:color="AAAAAA"/>
+          <w:insideV w:val="single" w:sz="4" w:space="0" w:color="AAAAAA"/>
         </w:tblBorders>
       </w:tblPr>
       <w:tblGrid>
@@ -3350,10 +2597,11 @@
         <w:gridCol w:w="1780"/>
         <w:gridCol w:w="1780"/>
         <w:gridCol w:w="1780"/>
-        <w:gridCol w:w="1780"/>
+        <w:gridCol w:w="1782"/>
       </w:tblGrid>
       <w:tr>
         <w:trPr>
+          <w:tblHeader/>
           <w:cantSplit w:val="1"/>
         </w:trPr>
         <w:tc>
@@ -3362,10 +2610,10 @@
             <w:tcMar>
               <w:top w:w="60" w:type="dxa"/>
               <w:bottom w:w="60" w:type="dxa"/>
-              <w:left w:w="100" w:type="dxa"/>
-              <w:right w:w="100" w:type="dxa"/>
+              <w:left w:w="80" w:type="dxa"/>
+              <w:right w:w="80" w:type="dxa"/>
             </w:tcMar>
-            <w:shd w:val="clear" w:color="auto" w:fill="003366"/>
+            <w:shd w:val="clear" w:color="auto" w:fill="1F3864"/>
           </w:tcPr>
           <w:p>
             <w:pPr>
@@ -3375,11 +2623,10 @@
               <w:rPr>
                 <w:rFonts w:ascii="Calibri" w:hAnsi="Calibri"/>
                 <w:b/>
-                <w:i w:val="0"/>
                 <w:color w:val="FFFFFF"/>
                 <w:sz w:val="20"/>
               </w:rPr>
-              <w:t>Data</w:t>
+              <w:t xml:space="preserve">Data</w:t>
             </w:r>
           </w:p>
         </w:tc>
@@ -3389,10 +2636,10 @@
             <w:tcMar>
               <w:top w:w="60" w:type="dxa"/>
               <w:bottom w:w="60" w:type="dxa"/>
-              <w:left w:w="100" w:type="dxa"/>
-              <w:right w:w="100" w:type="dxa"/>
+              <w:left w:w="80" w:type="dxa"/>
+              <w:right w:w="80" w:type="dxa"/>
             </w:tcMar>
-            <w:shd w:val="clear" w:color="auto" w:fill="003366"/>
+            <w:shd w:val="clear" w:color="auto" w:fill="1F3864"/>
           </w:tcPr>
           <w:p>
             <w:pPr>
@@ -3402,11 +2649,10 @@
               <w:rPr>
                 <w:rFonts w:ascii="Calibri" w:hAnsi="Calibri"/>
                 <w:b/>
-                <w:i w:val="0"/>
                 <w:color w:val="FFFFFF"/>
                 <w:sz w:val="20"/>
               </w:rPr>
-              <w:t>Tipo de auditoria</w:t>
+              <w:t xml:space="preserve">Tipo de auditoria</w:t>
             </w:r>
           </w:p>
         </w:tc>
@@ -3416,10 +2662,10 @@
             <w:tcMar>
               <w:top w:w="60" w:type="dxa"/>
               <w:bottom w:w="60" w:type="dxa"/>
-              <w:left w:w="100" w:type="dxa"/>
-              <w:right w:w="100" w:type="dxa"/>
+              <w:left w:w="80" w:type="dxa"/>
+              <w:right w:w="80" w:type="dxa"/>
             </w:tcMar>
-            <w:shd w:val="clear" w:color="auto" w:fill="003366"/>
+            <w:shd w:val="clear" w:color="auto" w:fill="1F3864"/>
           </w:tcPr>
           <w:p>
             <w:pPr>
@@ -3429,11 +2675,10 @@
               <w:rPr>
                 <w:rFonts w:ascii="Calibri" w:hAnsi="Calibri"/>
                 <w:b/>
-                <w:i w:val="0"/>
                 <w:color w:val="FFFFFF"/>
                 <w:sz w:val="20"/>
               </w:rPr>
-              <w:t>O que foi verificado</w:t>
+              <w:t xml:space="preserve">O que foi verificado</w:t>
             </w:r>
           </w:p>
         </w:tc>
@@ -3443,10 +2688,10 @@
             <w:tcMar>
               <w:top w:w="60" w:type="dxa"/>
               <w:bottom w:w="60" w:type="dxa"/>
-              <w:left w:w="100" w:type="dxa"/>
-              <w:right w:w="100" w:type="dxa"/>
+              <w:left w:w="80" w:type="dxa"/>
+              <w:right w:w="80" w:type="dxa"/>
             </w:tcMar>
-            <w:shd w:val="clear" w:color="auto" w:fill="003366"/>
+            <w:shd w:val="clear" w:color="auto" w:fill="1F3864"/>
           </w:tcPr>
           <w:p>
             <w:pPr>
@@ -3456,24 +2701,23 @@
               <w:rPr>
                 <w:rFonts w:ascii="Calibri" w:hAnsi="Calibri"/>
                 <w:b/>
-                <w:i w:val="0"/>
                 <w:color w:val="FFFFFF"/>
                 <w:sz w:val="20"/>
               </w:rPr>
-              <w:t>Resultado</w:t>
+              <w:t xml:space="preserve">Resultado</w:t>
             </w:r>
           </w:p>
         </w:tc>
         <w:tc>
           <w:tcPr>
-            <w:tcW w:type="dxa" w:w="1780"/>
+            <w:tcW w:type="dxa" w:w="1782"/>
             <w:tcMar>
               <w:top w:w="60" w:type="dxa"/>
               <w:bottom w:w="60" w:type="dxa"/>
-              <w:left w:w="100" w:type="dxa"/>
-              <w:right w:w="100" w:type="dxa"/>
+              <w:left w:w="80" w:type="dxa"/>
+              <w:right w:w="80" w:type="dxa"/>
             </w:tcMar>
-            <w:shd w:val="clear" w:color="auto" w:fill="003366"/>
+            <w:shd w:val="clear" w:color="auto" w:fill="1F3864"/>
           </w:tcPr>
           <w:p>
             <w:pPr>
@@ -3483,11 +2727,10 @@
               <w:rPr>
                 <w:rFonts w:ascii="Calibri" w:hAnsi="Calibri"/>
                 <w:b/>
-                <w:i w:val="0"/>
                 <w:color w:val="FFFFFF"/>
                 <w:sz w:val="20"/>
               </w:rPr>
-              <w:t>Responsável</w:t>
+              <w:t xml:space="preserve">Responsável</w:t>
             </w:r>
           </w:p>
         </w:tc>
@@ -3502,10 +2745,10 @@
             <w:tcMar>
               <w:top w:w="60" w:type="dxa"/>
               <w:bottom w:w="60" w:type="dxa"/>
-              <w:left w:w="100" w:type="dxa"/>
-              <w:right w:w="100" w:type="dxa"/>
+              <w:left w:w="80" w:type="dxa"/>
+              <w:right w:w="80" w:type="dxa"/>
             </w:tcMar>
-            <w:shd w:val="clear" w:color="auto" w:fill="EBF5FB"/>
+            <w:shd w:val="clear" w:color="auto" w:fill="D6E4F0"/>
           </w:tcPr>
           <w:p>
             <w:pPr>
@@ -3515,10 +2758,9 @@
               <w:rPr>
                 <w:rFonts w:ascii="Calibri" w:hAnsi="Calibri"/>
                 <w:b w:val="0"/>
-                <w:i w:val="0"/>
                 <w:sz w:val="20"/>
               </w:rPr>
-              <w:t>19/05/2026</w:t>
+              <w:t xml:space="preserve">19/05/2026</w:t>
             </w:r>
           </w:p>
         </w:tc>
@@ -3528,10 +2770,10 @@
             <w:tcMar>
               <w:top w:w="60" w:type="dxa"/>
               <w:bottom w:w="60" w:type="dxa"/>
-              <w:left w:w="100" w:type="dxa"/>
-              <w:right w:w="100" w:type="dxa"/>
+              <w:left w:w="80" w:type="dxa"/>
+              <w:right w:w="80" w:type="dxa"/>
             </w:tcMar>
-            <w:shd w:val="clear" w:color="auto" w:fill="EBF5FB"/>
+            <w:shd w:val="clear" w:color="auto" w:fill="D6E4F0"/>
           </w:tcPr>
           <w:p>
             <w:pPr>
@@ -3541,10 +2783,9 @@
               <w:rPr>
                 <w:rFonts w:ascii="Calibri" w:hAnsi="Calibri"/>
                 <w:b w:val="0"/>
-                <w:i w:val="0"/>
                 <w:sz w:val="20"/>
               </w:rPr>
-              <w:t>Auditoria de baseline inicial (BL-01)</w:t>
+              <w:t xml:space="preserve">Auditoria de baseline inicial (BL-01)</w:t>
             </w:r>
           </w:p>
         </w:tc>
@@ -3554,10 +2795,10 @@
             <w:tcMar>
               <w:top w:w="60" w:type="dxa"/>
               <w:bottom w:w="60" w:type="dxa"/>
-              <w:left w:w="100" w:type="dxa"/>
-              <w:right w:w="100" w:type="dxa"/>
+              <w:left w:w="80" w:type="dxa"/>
+              <w:right w:w="80" w:type="dxa"/>
             </w:tcMar>
-            <w:shd w:val="clear" w:color="auto" w:fill="EBF5FB"/>
+            <w:shd w:val="clear" w:color="auto" w:fill="D6E4F0"/>
           </w:tcPr>
           <w:p>
             <w:pPr>
@@ -3567,10 +2808,9 @@
               <w:rPr>
                 <w:rFonts w:ascii="Calibri" w:hAnsi="Calibri"/>
                 <w:b w:val="0"/>
-                <w:i w:val="0"/>
                 <w:sz w:val="20"/>
               </w:rPr>
-              <w:t>Criação do repositório no GitLab; estrutura de branches (main, develop) conforme Git Flow; presenca dos artefatos iniciais (TAP, PLA, REQ) no repositório MPS; permissões de acesso configuradas corretamente</w:t>
+              <w:t xml:space="preserve">Criação do repositório no GitLab; estrutura de branches (main, develop) conforme Git Flow; presença dos artefatos iniciais (TAP, PLA, REQ) no repositório MPS; permissões de acesso configuradas corretamente</w:t>
             </w:r>
           </w:p>
         </w:tc>
@@ -3580,10 +2820,10 @@
             <w:tcMar>
               <w:top w:w="60" w:type="dxa"/>
               <w:bottom w:w="60" w:type="dxa"/>
-              <w:left w:w="100" w:type="dxa"/>
-              <w:right w:w="100" w:type="dxa"/>
+              <w:left w:w="80" w:type="dxa"/>
+              <w:right w:w="80" w:type="dxa"/>
             </w:tcMar>
-            <w:shd w:val="clear" w:color="auto" w:fill="EBF5FB"/>
+            <w:shd w:val="clear" w:color="auto" w:fill="D6E4F0"/>
           </w:tcPr>
           <w:p>
             <w:pPr>
@@ -3593,23 +2833,22 @@
               <w:rPr>
                 <w:rFonts w:ascii="Calibri" w:hAnsi="Calibri"/>
                 <w:b w:val="0"/>
-                <w:i w:val="0"/>
                 <w:sz w:val="20"/>
               </w:rPr>
-              <w:t>Aprovado — repositório criado, branches configurados, artefatos presentes, permissões corretas</w:t>
+              <w:t xml:space="preserve">Aprovado — repositório criado, branches configurados, artefatos presentes, permissões corretas</w:t>
             </w:r>
           </w:p>
         </w:tc>
         <w:tc>
           <w:tcPr>
-            <w:tcW w:type="dxa" w:w="1780"/>
+            <w:tcW w:type="dxa" w:w="1782"/>
             <w:tcMar>
               <w:top w:w="60" w:type="dxa"/>
               <w:bottom w:w="60" w:type="dxa"/>
-              <w:left w:w="100" w:type="dxa"/>
-              <w:right w:w="100" w:type="dxa"/>
+              <w:left w:w="80" w:type="dxa"/>
+              <w:right w:w="80" w:type="dxa"/>
             </w:tcMar>
-            <w:shd w:val="clear" w:color="auto" w:fill="EBF5FB"/>
+            <w:shd w:val="clear" w:color="auto" w:fill="D6E4F0"/>
           </w:tcPr>
           <w:p>
             <w:pPr>
@@ -3619,10 +2858,9 @@
               <w:rPr>
                 <w:rFonts w:ascii="Calibri" w:hAnsi="Calibri"/>
                 <w:b w:val="0"/>
-                <w:i w:val="0"/>
                 <w:sz w:val="20"/>
               </w:rPr>
-              <w:t>Cezar Hiraki</w:t>
+              <w:t xml:space="preserve">Cezar Hiraki</w:t>
             </w:r>
           </w:p>
         </w:tc>
@@ -3637,8 +2875,8 @@
             <w:tcMar>
               <w:top w:w="60" w:type="dxa"/>
               <w:bottom w:w="60" w:type="dxa"/>
-              <w:left w:w="100" w:type="dxa"/>
-              <w:right w:w="100" w:type="dxa"/>
+              <w:left w:w="80" w:type="dxa"/>
+              <w:right w:w="80" w:type="dxa"/>
             </w:tcMar>
           </w:tcPr>
           <w:p>
@@ -3649,10 +2887,9 @@
               <w:rPr>
                 <w:rFonts w:ascii="Calibri" w:hAnsi="Calibri"/>
                 <w:b w:val="0"/>
-                <w:i w:val="0"/>
                 <w:sz w:val="20"/>
               </w:rPr>
-              <w:t>06/06/2026</w:t>
+              <w:t xml:space="preserve">06/06/2026</w:t>
             </w:r>
           </w:p>
         </w:tc>
@@ -3662,8 +2899,8 @@
             <w:tcMar>
               <w:top w:w="60" w:type="dxa"/>
               <w:bottom w:w="60" w:type="dxa"/>
-              <w:left w:w="100" w:type="dxa"/>
-              <w:right w:w="100" w:type="dxa"/>
+              <w:left w:w="80" w:type="dxa"/>
+              <w:right w:w="80" w:type="dxa"/>
             </w:tcMar>
           </w:tcPr>
           <w:p>
@@ -3674,10 +2911,9 @@
               <w:rPr>
                 <w:rFonts w:ascii="Calibri" w:hAnsi="Calibri"/>
                 <w:b w:val="0"/>
-                <w:i w:val="0"/>
                 <w:sz w:val="20"/>
               </w:rPr>
-              <w:t>Auditoria de baseline Sprint 1 (BL-02)</w:t>
+              <w:t xml:space="preserve">Auditoria de baseline Sprint 1 (BL-02)</w:t>
             </w:r>
           </w:p>
         </w:tc>
@@ -3687,8 +2923,8 @@
             <w:tcMar>
               <w:top w:w="60" w:type="dxa"/>
               <w:bottom w:w="60" w:type="dxa"/>
-              <w:left w:w="100" w:type="dxa"/>
-              <w:right w:w="100" w:type="dxa"/>
+              <w:left w:w="80" w:type="dxa"/>
+              <w:right w:w="80" w:type="dxa"/>
             </w:tcMar>
           </w:tcPr>
           <w:p>
@@ -3699,10 +2935,9 @@
               <w:rPr>
                 <w:rFonts w:ascii="Calibri" w:hAnsi="Calibri"/>
                 <w:b w:val="0"/>
-                <w:i w:val="0"/>
                 <w:sz w:val="20"/>
               </w:rPr>
-              <w:t>Tag sprint-1-aceite criada e imutavel; MRs !1-!5 merged em main com pipeline verde; 3 migrations SQL aplicadas no banco auxo3 (ambiente local e homologação); 19 artefatos MPS-SW presentes e versionados; Swagger /swagger respondendo com todos os endpoints da Sprint 1</w:t>
+              <w:t xml:space="preserve">Tag sprint-1-aceite criada e imutável; MRs !1-!5 merged em main com pipeline verde; 3 scripts SQL aplicados no banco auxo3 (ambiente local e homologação); 19 artefatos MPS-SW presentes e versionados; Swagger /swagger respondendo com todos os endpoints da Sprint 1</w:t>
             </w:r>
           </w:p>
         </w:tc>
@@ -3712,8 +2947,8 @@
             <w:tcMar>
               <w:top w:w="60" w:type="dxa"/>
               <w:bottom w:w="60" w:type="dxa"/>
-              <w:left w:w="100" w:type="dxa"/>
-              <w:right w:w="100" w:type="dxa"/>
+              <w:left w:w="80" w:type="dxa"/>
+              <w:right w:w="80" w:type="dxa"/>
             </w:tcMar>
           </w:tcPr>
           <w:p>
@@ -3724,21 +2959,20 @@
               <w:rPr>
                 <w:rFonts w:ascii="Calibri" w:hAnsi="Calibri"/>
                 <w:b w:val="0"/>
-                <w:i w:val="0"/>
                 <w:sz w:val="20"/>
               </w:rPr>
-              <w:t>Aprovado — todos os itens de configuração presentes e consistentes; tag criada após recepção da ATA-AASP01-002 assinada por Marcos Turnes</w:t>
+              <w:t xml:space="preserve">Aprovado — todos os itens de configuração presentes e consistentes; tag criada após recepção da ATA-AASP01-002 assinada por Marcos Turnes</w:t>
             </w:r>
           </w:p>
         </w:tc>
         <w:tc>
           <w:tcPr>
-            <w:tcW w:type="dxa" w:w="1780"/>
+            <w:tcW w:type="dxa" w:w="1782"/>
             <w:tcMar>
               <w:top w:w="60" w:type="dxa"/>
               <w:bottom w:w="60" w:type="dxa"/>
-              <w:left w:w="100" w:type="dxa"/>
-              <w:right w:w="100" w:type="dxa"/>
+              <w:left w:w="80" w:type="dxa"/>
+              <w:right w:w="80" w:type="dxa"/>
             </w:tcMar>
           </w:tcPr>
           <w:p>
@@ -3749,10 +2983,9 @@
               <w:rPr>
                 <w:rFonts w:ascii="Calibri" w:hAnsi="Calibri"/>
                 <w:b w:val="0"/>
-                <w:i w:val="0"/>
                 <w:sz w:val="20"/>
               </w:rPr>
-              <w:t>Cezar Hiraki</w:t>
+              <w:t xml:space="preserve">Cezar Hiraki</w:t>
             </w:r>
           </w:p>
         </w:tc>
@@ -3767,10 +3000,10 @@
             <w:tcMar>
               <w:top w:w="60" w:type="dxa"/>
               <w:bottom w:w="60" w:type="dxa"/>
-              <w:left w:w="100" w:type="dxa"/>
-              <w:right w:w="100" w:type="dxa"/>
+              <w:left w:w="80" w:type="dxa"/>
+              <w:right w:w="80" w:type="dxa"/>
             </w:tcMar>
-            <w:shd w:val="clear" w:color="auto" w:fill="EBF5FB"/>
+            <w:shd w:val="clear" w:color="auto" w:fill="D6E4F0"/>
           </w:tcPr>
           <w:p>
             <w:pPr>
@@ -3780,10 +3013,9 @@
               <w:rPr>
                 <w:rFonts w:ascii="Calibri" w:hAnsi="Calibri"/>
                 <w:b w:val="0"/>
-                <w:i w:val="0"/>
                 <w:sz w:val="20"/>
               </w:rPr>
-              <w:t>15/06/2026</w:t>
+              <w:t xml:space="preserve">15/06/2026</w:t>
             </w:r>
           </w:p>
         </w:tc>
@@ -3793,10 +3025,10 @@
             <w:tcMar>
               <w:top w:w="60" w:type="dxa"/>
               <w:bottom w:w="60" w:type="dxa"/>
-              <w:left w:w="100" w:type="dxa"/>
-              <w:right w:w="100" w:type="dxa"/>
+              <w:left w:w="80" w:type="dxa"/>
+              <w:right w:w="80" w:type="dxa"/>
             </w:tcMar>
-            <w:shd w:val="clear" w:color="auto" w:fill="EBF5FB"/>
+            <w:shd w:val="clear" w:color="auto" w:fill="D6E4F0"/>
           </w:tcPr>
           <w:p>
             <w:pPr>
@@ -3806,10 +3038,9 @@
               <w:rPr>
                 <w:rFonts w:ascii="Calibri" w:hAnsi="Calibri"/>
                 <w:b w:val="0"/>
-                <w:i w:val="0"/>
                 <w:sz w:val="20"/>
               </w:rPr>
-              <w:t>Auditoria de acompanhamento (meio de Sprint 2)</w:t>
+              <w:t xml:space="preserve">Auditoria de acompanhamento (meio de Sprint 2)</w:t>
             </w:r>
           </w:p>
         </w:tc>
@@ -3819,10 +3050,10 @@
             <w:tcMar>
               <w:top w:w="60" w:type="dxa"/>
               <w:bottom w:w="60" w:type="dxa"/>
-              <w:left w:w="100" w:type="dxa"/>
-              <w:right w:w="100" w:type="dxa"/>
+              <w:left w:w="80" w:type="dxa"/>
+              <w:right w:w="80" w:type="dxa"/>
             </w:tcMar>
-            <w:shd w:val="clear" w:color="auto" w:fill="EBF5FB"/>
+            <w:shd w:val="clear" w:color="auto" w:fill="D6E4F0"/>
           </w:tcPr>
           <w:p>
             <w:pPr>
@@ -3832,10 +3063,9 @@
               <w:rPr>
                 <w:rFonts w:ascii="Calibri" w:hAnsi="Calibri"/>
                 <w:b w:val="0"/>
-                <w:i w:val="0"/>
                 <w:sz w:val="20"/>
               </w:rPr>
-              <w:t>Verificação de que feature branches (feature/ag-23, feature/ag-24) estão derivados de develop pos-BL-02; nenhum commit direto em main ou develop; pipeline CI executando em todos os MRs abertos; artefatos MPS-SW da S2 em elaboração (RAC, ATA planejadas)</w:t>
+              <w:t xml:space="preserve">Verificação de que feature branches (feature/ag-23, feature/ag-24) estão derivados de develop pós-BL-02; nenhum commit direto em main ou develop; pipeline CI executando em todos os MRs abertos; artefatos MPS-SW da S2 em elaboração (RAC, ATA planejadas)</w:t>
             </w:r>
           </w:p>
         </w:tc>
@@ -3845,10 +3075,10 @@
             <w:tcMar>
               <w:top w:w="60" w:type="dxa"/>
               <w:bottom w:w="60" w:type="dxa"/>
-              <w:left w:w="100" w:type="dxa"/>
-              <w:right w:w="100" w:type="dxa"/>
+              <w:left w:w="80" w:type="dxa"/>
+              <w:right w:w="80" w:type="dxa"/>
             </w:tcMar>
-            <w:shd w:val="clear" w:color="auto" w:fill="EBF5FB"/>
+            <w:shd w:val="clear" w:color="auto" w:fill="D6E4F0"/>
           </w:tcPr>
           <w:p>
             <w:pPr>
@@ -3858,23 +3088,22 @@
               <w:rPr>
                 <w:rFonts w:ascii="Calibri" w:hAnsi="Calibri"/>
                 <w:b w:val="0"/>
-                <w:i w:val="0"/>
                 <w:sz w:val="20"/>
               </w:rPr>
-              <w:t>Aprovado — branches corretos, histórico limpo, pipeline ativo, sem desvios de processo</w:t>
+              <w:t xml:space="preserve">Aprovado — branches corretos, histórico limpo, pipeline ativo, sem desvios de processo</w:t>
             </w:r>
           </w:p>
         </w:tc>
         <w:tc>
           <w:tcPr>
-            <w:tcW w:type="dxa" w:w="1780"/>
+            <w:tcW w:type="dxa" w:w="1782"/>
             <w:tcMar>
               <w:top w:w="60" w:type="dxa"/>
               <w:bottom w:w="60" w:type="dxa"/>
-              <w:left w:w="100" w:type="dxa"/>
-              <w:right w:w="100" w:type="dxa"/>
+              <w:left w:w="80" w:type="dxa"/>
+              <w:right w:w="80" w:type="dxa"/>
             </w:tcMar>
-            <w:shd w:val="clear" w:color="auto" w:fill="EBF5FB"/>
+            <w:shd w:val="clear" w:color="auto" w:fill="D6E4F0"/>
           </w:tcPr>
           <w:p>
             <w:pPr>
@@ -3884,10 +3113,9 @@
               <w:rPr>
                 <w:rFonts w:ascii="Calibri" w:hAnsi="Calibri"/>
                 <w:b w:val="0"/>
-                <w:i w:val="0"/>
                 <w:sz w:val="20"/>
               </w:rPr>
-              <w:t>Cezar Hiraki</w:t>
+              <w:t xml:space="preserve">Cezar Hiraki</w:t>
             </w:r>
           </w:p>
         </w:tc>
@@ -3895,26 +3123,273 @@
     </w:tbl>
     <w:p>
       <w:pPr>
-        <w:spacing w:before="0" w:after="160"/>
+        <w:pStyle w:val="Heading2"/>
       </w:pPr>
+      <w:r>
+        <w:rPr>
+          <w:rFonts w:ascii="Calibri" w:hAnsi="Calibri"/>
+        </w:rPr>
+        <w:t>6. Evidências de Configuração</w:t>
+      </w:r>
     </w:p>
     <w:p>
       <w:pPr>
-        <w:pStyle w:val="Heading1"/>
-        <w:keepNext/>
-        <w:keepLines/>
-        <w:pBdr>
-          <w:bottom w:val="single" w:sz="4" w:space="2" w:color="D6E4F0"/>
-        </w:pBdr>
+        <w:spacing w:before="120" w:after="80"/>
+        <w:jc w:val="center"/>
       </w:pPr>
       <w:r>
-        <w:t>Histórico de revisões</w:t>
+        <w:drawing>
+          <wp:inline xmlns:wp="http://schemas.openxmlformats.org/drawingml/2006/wordprocessingDrawing" distT="0" distB="0" distL="0" distR="0">
+            <wp:extent cx="5715000" cy="2851540"/>
+            <wp:effectExtent l="0" t="0" r="0" b="0"/>
+            <wp:docPr id="1" name="branches" descr="branches"/>
+            <wp:cNvGraphicFramePr>
+              <a:graphicFrameLocks xmlns:a="http://schemas.openxmlformats.org/drawingml/2006/main" noChangeAspect="1"/>
+            </wp:cNvGraphicFramePr>
+            <a:graphic xmlns:a="http://schemas.openxmlformats.org/drawingml/2006/main">
+              <a:graphicData uri="http://schemas.openxmlformats.org/drawingml/2006/picture">
+                <pic:pic xmlns:pic="http://schemas.openxmlformats.org/drawingml/2006/picture">
+                  <pic:nvPicPr>
+                    <pic:cNvPr id="1" name="branches" descr="branches"/>
+                    <pic:cNvPicPr>
+                      <a:picLocks noChangeAspect="1" noChangeArrowheads="1"/>
+                    </pic:cNvPicPr>
+                  </pic:nvPicPr>
+                  <pic:blipFill>
+                    <a:blip xmlns:r="http://schemas.openxmlformats.org/officeDocument/2006/relationships" r:embed="rId_img_1"/>
+                    <a:stretch>
+                      <a:fillRect/>
+                    </a:stretch>
+                  </pic:blipFill>
+                  <pic:spPr bwMode="auto">
+                    <a:xfrm>
+                      <a:off x="0" y="0"/>
+                      <a:ext cx="5715000" cy="2851540"/>
+                    </a:xfrm>
+                    <a:prstGeom prst="rect">
+                      <a:avLst/>
+                    </a:prstGeom>
+                    <a:noFill/>
+                  </pic:spPr>
+                </pic:pic>
+              </a:graphicData>
+            </a:graphic>
+          </wp:inline>
+        </w:drawing>
+      </w:r>
+    </w:p>
+    <w:p>
+      <w:pPr>
+        <w:spacing w:before="40" w:after="200"/>
+        <w:jc w:val="center"/>
+      </w:pPr>
+      <w:r>
+        <w:rPr>
+          <w:rFonts w:ascii="Calibri" w:hAnsi="Calibri"/>
+          <w:i/>
+          <w:color w:val="555555"/>
+          <w:sz w:val="18"/>
+        </w:rPr>
+        <w:t>Figura 1 — Git Flow — Branches do repositório</w:t>
+      </w:r>
+    </w:p>
+    <w:p>
+      <w:pPr>
+        <w:spacing w:before="120" w:after="80"/>
+        <w:jc w:val="center"/>
+      </w:pPr>
+      <w:r>
+        <w:drawing>
+          <wp:inline xmlns:wp="http://schemas.openxmlformats.org/drawingml/2006/wordprocessingDrawing" distT="0" distB="0" distL="0" distR="0">
+            <wp:extent cx="5715000" cy="2878357"/>
+            <wp:effectExtent l="0" t="0" r="0" b="0"/>
+            <wp:docPr id="2" name="tags" descr="tags"/>
+            <wp:cNvGraphicFramePr>
+              <a:graphicFrameLocks xmlns:a="http://schemas.openxmlformats.org/drawingml/2006/main" noChangeAspect="1"/>
+            </wp:cNvGraphicFramePr>
+            <a:graphic xmlns:a="http://schemas.openxmlformats.org/drawingml/2006/main">
+              <a:graphicData uri="http://schemas.openxmlformats.org/drawingml/2006/picture">
+                <pic:pic xmlns:pic="http://schemas.openxmlformats.org/drawingml/2006/picture">
+                  <pic:nvPicPr>
+                    <pic:cNvPr id="2" name="tags" descr="tags"/>
+                    <pic:cNvPicPr>
+                      <a:picLocks noChangeAspect="1" noChangeArrowheads="1"/>
+                    </pic:cNvPicPr>
+                  </pic:nvPicPr>
+                  <pic:blipFill>
+                    <a:blip xmlns:r="http://schemas.openxmlformats.org/officeDocument/2006/relationships" r:embed="rId_img_2"/>
+                    <a:stretch>
+                      <a:fillRect/>
+                    </a:stretch>
+                  </pic:blipFill>
+                  <pic:spPr bwMode="auto">
+                    <a:xfrm>
+                      <a:off x="0" y="0"/>
+                      <a:ext cx="5715000" cy="2878357"/>
+                    </a:xfrm>
+                    <a:prstGeom prst="rect">
+                      <a:avLst/>
+                    </a:prstGeom>
+                    <a:noFill/>
+                  </pic:spPr>
+                </pic:pic>
+              </a:graphicData>
+            </a:graphic>
+          </wp:inline>
+        </w:drawing>
+      </w:r>
+    </w:p>
+    <w:p>
+      <w:pPr>
+        <w:spacing w:before="40" w:after="200"/>
+        <w:jc w:val="center"/>
+      </w:pPr>
+      <w:r>
+        <w:rPr>
+          <w:rFonts w:ascii="Calibri" w:hAnsi="Calibri"/>
+          <w:i/>
+          <w:color w:val="555555"/>
+          <w:sz w:val="18"/>
+        </w:rPr>
+        <w:t>Figura 2 — Tags/Baselines: sprint-1-aceite (v1.0.0) e v1.0.1</w:t>
+      </w:r>
+    </w:p>
+    <w:p>
+      <w:pPr>
+        <w:spacing w:before="120" w:after="80"/>
+        <w:jc w:val="center"/>
+      </w:pPr>
+      <w:r>
+        <w:drawing>
+          <wp:inline xmlns:wp="http://schemas.openxmlformats.org/drawingml/2006/wordprocessingDrawing" distT="0" distB="0" distL="0" distR="0">
+            <wp:extent cx="5715000" cy="2571153"/>
+            <wp:effectExtent l="0" t="0" r="0" b="0"/>
+            <wp:docPr id="3" name="jobs_develop" descr="jobs_develop"/>
+            <wp:cNvGraphicFramePr>
+              <a:graphicFrameLocks xmlns:a="http://schemas.openxmlformats.org/drawingml/2006/main" noChangeAspect="1"/>
+            </wp:cNvGraphicFramePr>
+            <a:graphic xmlns:a="http://schemas.openxmlformats.org/drawingml/2006/main">
+              <a:graphicData uri="http://schemas.openxmlformats.org/drawingml/2006/picture">
+                <pic:pic xmlns:pic="http://schemas.openxmlformats.org/drawingml/2006/picture">
+                  <pic:nvPicPr>
+                    <pic:cNvPr id="3" name="jobs_develop" descr="jobs_develop"/>
+                    <pic:cNvPicPr>
+                      <a:picLocks noChangeAspect="1" noChangeArrowheads="1"/>
+                    </pic:cNvPicPr>
+                  </pic:nvPicPr>
+                  <pic:blipFill>
+                    <a:blip xmlns:r="http://schemas.openxmlformats.org/officeDocument/2006/relationships" r:embed="rId_img_3"/>
+                    <a:stretch>
+                      <a:fillRect/>
+                    </a:stretch>
+                  </pic:blipFill>
+                  <pic:spPr bwMode="auto">
+                    <a:xfrm>
+                      <a:off x="0" y="0"/>
+                      <a:ext cx="5715000" cy="2571153"/>
+                    </a:xfrm>
+                    <a:prstGeom prst="rect">
+                      <a:avLst/>
+                    </a:prstGeom>
+                    <a:noFill/>
+                  </pic:spPr>
+                </pic:pic>
+              </a:graphicData>
+            </a:graphic>
+          </wp:inline>
+        </w:drawing>
+      </w:r>
+    </w:p>
+    <w:p>
+      <w:pPr>
+        <w:spacing w:before="40" w:after="200"/>
+        <w:jc w:val="center"/>
+      </w:pPr>
+      <w:r>
+        <w:rPr>
+          <w:rFonts w:ascii="Calibri" w:hAnsi="Calibri"/>
+          <w:i/>
+          <w:color w:val="555555"/>
+          <w:sz w:val="18"/>
+        </w:rPr>
+        <w:t>Figura 3 — Pipeline CI — Jobs no branch develop</w:t>
+      </w:r>
+    </w:p>
+    <w:p>
+      <w:pPr>
+        <w:spacing w:before="120" w:after="80"/>
+        <w:jc w:val="center"/>
+      </w:pPr>
+      <w:r>
+        <w:drawing>
+          <wp:inline xmlns:wp="http://schemas.openxmlformats.org/drawingml/2006/wordprocessingDrawing" distT="0" distB="0" distL="0" distR="0">
+            <wp:extent cx="5715000" cy="2898000"/>
+            <wp:effectExtent l="0" t="0" r="0" b="0"/>
+            <wp:docPr id="4" name="branch_policy" descr="branch_policy"/>
+            <wp:cNvGraphicFramePr>
+              <a:graphicFrameLocks xmlns:a="http://schemas.openxmlformats.org/drawingml/2006/main" noChangeAspect="1"/>
+            </wp:cNvGraphicFramePr>
+            <a:graphic xmlns:a="http://schemas.openxmlformats.org/drawingml/2006/main">
+              <a:graphicData uri="http://schemas.openxmlformats.org/drawingml/2006/picture">
+                <pic:pic xmlns:pic="http://schemas.openxmlformats.org/drawingml/2006/picture">
+                  <pic:nvPicPr>
+                    <pic:cNvPr id="4" name="branch_policy" descr="branch_policy"/>
+                    <pic:cNvPicPr>
+                      <a:picLocks noChangeAspect="1" noChangeArrowheads="1"/>
+                    </pic:cNvPicPr>
+                  </pic:nvPicPr>
+                  <pic:blipFill>
+                    <a:blip xmlns:r="http://schemas.openxmlformats.org/officeDocument/2006/relationships" r:embed="rId_img_4"/>
+                    <a:stretch>
+                      <a:fillRect/>
+                    </a:stretch>
+                  </pic:blipFill>
+                  <pic:spPr bwMode="auto">
+                    <a:xfrm>
+                      <a:off x="0" y="0"/>
+                      <a:ext cx="5715000" cy="2898000"/>
+                    </a:xfrm>
+                    <a:prstGeom prst="rect">
+                      <a:avLst/>
+                    </a:prstGeom>
+                    <a:noFill/>
+                  </pic:spPr>
+                </pic:pic>
+              </a:graphicData>
+            </a:graphic>
+          </wp:inline>
+        </w:drawing>
+      </w:r>
+    </w:p>
+    <w:p>
+      <w:pPr>
+        <w:spacing w:before="40" w:after="200"/>
+        <w:jc w:val="center"/>
+      </w:pPr>
+      <w:r>
+        <w:rPr>
+          <w:rFonts w:ascii="Calibri" w:hAnsi="Calibri"/>
+          <w:i/>
+          <w:color w:val="555555"/>
+          <w:sz w:val="18"/>
+        </w:rPr>
+        <w:t>Figura 4 — Branch Policy — Proteção do branch develop</w:t>
+      </w:r>
+    </w:p>
+    <w:p>
+      <w:pPr>
+        <w:pStyle w:val="Heading2"/>
+      </w:pPr>
+      <w:r>
+        <w:rPr>
+          <w:rFonts w:ascii="Calibri" w:hAnsi="Calibri"/>
+        </w:rPr>
+        <w:t>Histórico de Revisões</w:t>
       </w:r>
     </w:p>
     <w:tbl>
       <w:tblPr>
         <w:tblW w:type="auto" w:w="0"/>
-        <w:tblLook w:firstColumn="1" w:firstRow="1" w:lastColumn="0" w:lastRow="0" w:noHBand="0" w:noVBand="1" w:val="04A0"/>
         <w:tblBorders>
           <w:top w:val="single" w:sz="4" w:space="0" w:color="AAAAAA"/>
           <w:left w:val="single" w:sz="4" w:space="0" w:color="AAAAAA"/>
@@ -3925,23 +3400,133 @@
         </w:tblBorders>
       </w:tblPr>
       <w:tblGrid>
-        <w:gridCol w:w="2225"/>
-        <w:gridCol w:w="2225"/>
-        <w:gridCol w:w="2225"/>
-        <w:gridCol w:w="2225"/>
+        <w:gridCol w:w="1200"/>
+        <w:gridCol w:w="1400"/>
+        <w:gridCol w:w="1800"/>
+        <w:gridCol w:w="4502"/>
       </w:tblGrid>
+      <w:tr>
+        <w:trPr>
+          <w:tblHeader/>
+          <w:cantSplit w:val="1"/>
+        </w:trPr>
+        <w:tc>
+          <w:tcPr>
+            <w:tcW w:type="dxa" w:w="1200"/>
+            <w:tcMar>
+              <w:top w:w="60" w:type="dxa"/>
+              <w:bottom w:w="60" w:type="dxa"/>
+              <w:left w:w="80" w:type="dxa"/>
+              <w:right w:w="80" w:type="dxa"/>
+            </w:tcMar>
+            <w:shd w:val="clear" w:color="auto" w:fill="1F3864"/>
+          </w:tcPr>
+          <w:p>
+            <w:pPr>
+              <w:spacing w:before="40" w:after="40"/>
+            </w:pPr>
+            <w:r>
+              <w:rPr>
+                <w:rFonts w:ascii="Calibri" w:hAnsi="Calibri"/>
+                <w:b/>
+                <w:color w:val="FFFFFF"/>
+                <w:sz w:val="20"/>
+              </w:rPr>
+              <w:t xml:space="preserve">Versão</w:t>
+            </w:r>
+          </w:p>
+        </w:tc>
+        <w:tc>
+          <w:tcPr>
+            <w:tcW w:type="dxa" w:w="1400"/>
+            <w:tcMar>
+              <w:top w:w="60" w:type="dxa"/>
+              <w:bottom w:w="60" w:type="dxa"/>
+              <w:left w:w="80" w:type="dxa"/>
+              <w:right w:w="80" w:type="dxa"/>
+            </w:tcMar>
+            <w:shd w:val="clear" w:color="auto" w:fill="1F3864"/>
+          </w:tcPr>
+          <w:p>
+            <w:pPr>
+              <w:spacing w:before="40" w:after="40"/>
+            </w:pPr>
+            <w:r>
+              <w:rPr>
+                <w:rFonts w:ascii="Calibri" w:hAnsi="Calibri"/>
+                <w:b/>
+                <w:color w:val="FFFFFF"/>
+                <w:sz w:val="20"/>
+              </w:rPr>
+              <w:t xml:space="preserve">Data</w:t>
+            </w:r>
+          </w:p>
+        </w:tc>
+        <w:tc>
+          <w:tcPr>
+            <w:tcW w:type="dxa" w:w="1800"/>
+            <w:tcMar>
+              <w:top w:w="60" w:type="dxa"/>
+              <w:bottom w:w="60" w:type="dxa"/>
+              <w:left w:w="80" w:type="dxa"/>
+              <w:right w:w="80" w:type="dxa"/>
+            </w:tcMar>
+            <w:shd w:val="clear" w:color="auto" w:fill="1F3864"/>
+          </w:tcPr>
+          <w:p>
+            <w:pPr>
+              <w:spacing w:before="40" w:after="40"/>
+            </w:pPr>
+            <w:r>
+              <w:rPr>
+                <w:rFonts w:ascii="Calibri" w:hAnsi="Calibri"/>
+                <w:b/>
+                <w:color w:val="FFFFFF"/>
+                <w:sz w:val="20"/>
+              </w:rPr>
+              <w:t xml:space="preserve">Autor</w:t>
+            </w:r>
+          </w:p>
+        </w:tc>
+        <w:tc>
+          <w:tcPr>
+            <w:tcW w:type="dxa" w:w="4502"/>
+            <w:tcMar>
+              <w:top w:w="60" w:type="dxa"/>
+              <w:bottom w:w="60" w:type="dxa"/>
+              <w:left w:w="80" w:type="dxa"/>
+              <w:right w:w="80" w:type="dxa"/>
+            </w:tcMar>
+            <w:shd w:val="clear" w:color="auto" w:fill="1F3864"/>
+          </w:tcPr>
+          <w:p>
+            <w:pPr>
+              <w:spacing w:before="40" w:after="40"/>
+            </w:pPr>
+            <w:r>
+              <w:rPr>
+                <w:rFonts w:ascii="Calibri" w:hAnsi="Calibri"/>
+                <w:b/>
+                <w:color w:val="FFFFFF"/>
+                <w:sz w:val="20"/>
+              </w:rPr>
+              <w:t xml:space="preserve">Descrição</w:t>
+            </w:r>
+          </w:p>
+        </w:tc>
+      </w:tr>
       <w:tr>
         <w:trPr>
           <w:cantSplit w:val="1"/>
         </w:trPr>
         <w:tc>
           <w:tcPr>
-            <w:tcW w:type="dxa" w:w="2225"/>
+            <w:tcW w:type="dxa" w:w="1200"/>
             <w:tcMar>
               <w:top w:w="60" w:type="dxa"/>
               <w:bottom w:w="60" w:type="dxa"/>
-              <w:left w:w="100" w:type="dxa"/>
-              <w:right w:w="100" w:type="dxa"/>
+              <w:left w:w="80" w:type="dxa"/>
+              <w:right w:w="80" w:type="dxa"/>
             </w:tcMar>
             <w:shd w:val="clear" w:color="auto" w:fill="D6E4F0"/>
           </w:tcPr>
@@ -3952,22 +3537,21 @@
             <w:r>
               <w:rPr>
                 <w:rFonts w:ascii="Calibri" w:hAnsi="Calibri"/>
-                <w:b/>
-                <w:i w:val="0"/>
+                <w:b w:val="0"/>
                 <w:sz w:val="20"/>
               </w:rPr>
-              <w:t>Versão</w:t>
+              <w:t xml:space="preserve">1.0</w:t>
             </w:r>
           </w:p>
         </w:tc>
         <w:tc>
           <w:tcPr>
-            <w:tcW w:type="dxa" w:w="2225"/>
+            <w:tcW w:type="dxa" w:w="1400"/>
             <w:tcMar>
               <w:top w:w="60" w:type="dxa"/>
               <w:bottom w:w="60" w:type="dxa"/>
-              <w:left w:w="100" w:type="dxa"/>
-              <w:right w:w="100" w:type="dxa"/>
+              <w:left w:w="80" w:type="dxa"/>
+              <w:right w:w="80" w:type="dxa"/>
             </w:tcMar>
             <w:shd w:val="clear" w:color="auto" w:fill="D6E4F0"/>
           </w:tcPr>
@@ -3978,22 +3562,21 @@
             <w:r>
               <w:rPr>
                 <w:rFonts w:ascii="Calibri" w:hAnsi="Calibri"/>
-                <w:b/>
-                <w:i w:val="0"/>
+                <w:b w:val="0"/>
                 <w:sz w:val="20"/>
               </w:rPr>
-              <w:t>Data</w:t>
+              <w:t xml:space="preserve">15/06/2026</w:t>
             </w:r>
           </w:p>
         </w:tc>
         <w:tc>
           <w:tcPr>
-            <w:tcW w:type="dxa" w:w="2225"/>
+            <w:tcW w:type="dxa" w:w="1800"/>
             <w:tcMar>
               <w:top w:w="60" w:type="dxa"/>
               <w:bottom w:w="60" w:type="dxa"/>
-              <w:left w:w="100" w:type="dxa"/>
-              <w:right w:w="100" w:type="dxa"/>
+              <w:left w:w="80" w:type="dxa"/>
+              <w:right w:w="80" w:type="dxa"/>
             </w:tcMar>
             <w:shd w:val="clear" w:color="auto" w:fill="D6E4F0"/>
           </w:tcPr>
@@ -4004,22 +3587,21 @@
             <w:r>
               <w:rPr>
                 <w:rFonts w:ascii="Calibri" w:hAnsi="Calibri"/>
-                <w:b/>
-                <w:i w:val="0"/>
+                <w:b w:val="0"/>
                 <w:sz w:val="20"/>
               </w:rPr>
-              <w:t>Autor</w:t>
+              <w:t xml:space="preserve">Abraão</w:t>
             </w:r>
           </w:p>
         </w:tc>
         <w:tc>
           <w:tcPr>
-            <w:tcW w:type="dxa" w:w="2225"/>
+            <w:tcW w:type="dxa" w:w="4502"/>
             <w:tcMar>
               <w:top w:w="60" w:type="dxa"/>
               <w:bottom w:w="60" w:type="dxa"/>
-              <w:left w:w="100" w:type="dxa"/>
-              <w:right w:w="100" w:type="dxa"/>
+              <w:left w:w="80" w:type="dxa"/>
+              <w:right w:w="80" w:type="dxa"/>
             </w:tcMar>
             <w:shd w:val="clear" w:color="auto" w:fill="D6E4F0"/>
           </w:tcPr>
@@ -4030,11 +3612,10 @@
             <w:r>
               <w:rPr>
                 <w:rFonts w:ascii="Calibri" w:hAnsi="Calibri"/>
-                <w:b/>
-                <w:i w:val="0"/>
+                <w:b w:val="0"/>
                 <w:sz w:val="20"/>
               </w:rPr>
-              <w:t>Descrição</w:t>
+              <w:t xml:space="preserve">Versão inicial</w:t>
             </w:r>
           </w:p>
         </w:tc>
@@ -4045,38 +3626,12 @@
         </w:trPr>
         <w:tc>
           <w:tcPr>
-            <w:tcW w:type="dxa" w:w="2225"/>
+            <w:tcW w:type="dxa" w:w="1200"/>
             <w:tcMar>
               <w:top w:w="60" w:type="dxa"/>
               <w:bottom w:w="60" w:type="dxa"/>
-              <w:left w:w="100" w:type="dxa"/>
-              <w:right w:w="100" w:type="dxa"/>
-            </w:tcMar>
-            <w:shd w:val="clear" w:color="auto" w:fill="F0F4F8"/>
-          </w:tcPr>
-          <w:p>
-            <w:pPr>
-              <w:spacing w:before="40" w:after="40"/>
-            </w:pPr>
-            <w:r>
-              <w:rPr>
-                <w:rFonts w:ascii="Calibri" w:hAnsi="Calibri"/>
-                <w:b/>
-                <w:i w:val="0"/>
-                <w:sz w:val="20"/>
-              </w:rPr>
-              <w:t>1.0</w:t>
-            </w:r>
-          </w:p>
-        </w:tc>
-        <w:tc>
-          <w:tcPr>
-            <w:tcW w:type="dxa" w:w="2225"/>
-            <w:tcMar>
-              <w:top w:w="60" w:type="dxa"/>
-              <w:bottom w:w="60" w:type="dxa"/>
-              <w:left w:w="100" w:type="dxa"/>
-              <w:right w:w="100" w:type="dxa"/>
+              <w:left w:w="80" w:type="dxa"/>
+              <w:right w:w="80" w:type="dxa"/>
             </w:tcMar>
           </w:tcPr>
           <w:p>
@@ -4087,21 +3642,20 @@
               <w:rPr>
                 <w:rFonts w:ascii="Calibri" w:hAnsi="Calibri"/>
                 <w:b w:val="0"/>
-                <w:i w:val="0"/>
                 <w:sz w:val="20"/>
               </w:rPr>
-              <w:t>15/06/2026</w:t>
+              <w:t xml:space="preserve">1.1</w:t>
             </w:r>
           </w:p>
         </w:tc>
         <w:tc>
           <w:tcPr>
-            <w:tcW w:type="dxa" w:w="2225"/>
+            <w:tcW w:type="dxa" w:w="1400"/>
             <w:tcMar>
               <w:top w:w="60" w:type="dxa"/>
               <w:bottom w:w="60" w:type="dxa"/>
-              <w:left w:w="100" w:type="dxa"/>
-              <w:right w:w="100" w:type="dxa"/>
+              <w:left w:w="80" w:type="dxa"/>
+              <w:right w:w="80" w:type="dxa"/>
             </w:tcMar>
           </w:tcPr>
           <w:p>
@@ -4112,21 +3666,20 @@
               <w:rPr>
                 <w:rFonts w:ascii="Calibri" w:hAnsi="Calibri"/>
                 <w:b w:val="0"/>
-                <w:i w:val="0"/>
                 <w:sz w:val="20"/>
               </w:rPr>
-              <w:t>Abraão</w:t>
+              <w:t xml:space="preserve">23/06/2026</w:t>
             </w:r>
           </w:p>
         </w:tc>
         <w:tc>
           <w:tcPr>
-            <w:tcW w:type="dxa" w:w="2225"/>
+            <w:tcW w:type="dxa" w:w="1800"/>
             <w:tcMar>
               <w:top w:w="60" w:type="dxa"/>
               <w:bottom w:w="60" w:type="dxa"/>
-              <w:left w:w="100" w:type="dxa"/>
-              <w:right w:w="100" w:type="dxa"/>
+              <w:left w:w="80" w:type="dxa"/>
+              <w:right w:w="80" w:type="dxa"/>
             </w:tcMar>
           </w:tcPr>
           <w:p>
@@ -4137,20 +3690,38 @@
               <w:rPr>
                 <w:rFonts w:ascii="Calibri" w:hAnsi="Calibri"/>
                 <w:b w:val="0"/>
-                <w:i w:val="0"/>
                 <w:sz w:val="20"/>
               </w:rPr>
-              <w:t>Versão inicial</w:t>
+              <w:t xml:space="preserve">Abraão</w:t>
+            </w:r>
+          </w:p>
+        </w:tc>
+        <w:tc>
+          <w:tcPr>
+            <w:tcW w:type="dxa" w:w="4502"/>
+            <w:tcMar>
+              <w:top w:w="60" w:type="dxa"/>
+              <w:bottom w:w="60" w:type="dxa"/>
+              <w:left w:w="80" w:type="dxa"/>
+              <w:right w:w="80" w:type="dxa"/>
+            </w:tcMar>
+          </w:tcPr>
+          <w:p>
+            <w:pPr>
+              <w:spacing w:before="40" w:after="40"/>
+            </w:pPr>
+            <w:r>
+              <w:rPr>
+                <w:rFonts w:ascii="Calibri" w:hAnsi="Calibri"/>
+                <w:b w:val="0"/>
+                <w:sz w:val="20"/>
+              </w:rPr>
+              <w:t xml:space="preserve">Gate de CI ajustado (N/A testes automatizados); paths de migrations suavizados; versão atualizada</w:t>
             </w:r>
           </w:p>
         </w:tc>
       </w:tr>
     </w:tbl>
-    <w:p>
-      <w:pPr>
-        <w:spacing w:before="0" w:after="160"/>
-      </w:pPr>
-    </w:p>
     <w:sectPr>
       <w:headerReference w:type="default" r:id="rId9"/>
       <w:headerReference w:type="first" r:id="rId10"/>
@@ -4185,7 +3756,7 @@
         <w:color w:val="555555"/>
         <w:sz w:val="16"/>
       </w:rPr>
-      <w:t>v1.0  ·  26/05/2026</w:t>
+      <w:t>v1.1  ·  23/06/2026</w:t>
     </w:r>
     <w:r>
       <w:tab/>
@@ -4247,7 +3818,7 @@
         <w:color w:val="555555"/>
         <w:sz w:val="16"/>
       </w:rPr>
-      <w:t>v1.0  ·  26/05/2026</w:t>
+      <w:t>v1.1  ·  23/06/2026</w:t>
     </w:r>
     <w:r>
       <w:tab/>

--- a/mps-nivel-c/oficial/04_registros/AASP_Gerenciador/AASP01_Grupos-Usuarios/GCO-AASP01-001_Registro-de-Gerencia-de-Configuracao.docx
+++ b/mps-nivel-c/oficial/04_registros/AASP_Gerenciador/AASP01_Grupos-Usuarios/GCO-AASP01-001_Registro-de-Gerencia-de-Configuracao.docx
@@ -34,7 +34,7 @@
           <w:color w:val="555555"/>
           <w:sz w:val="20"/>
         </w:rPr>
-        <w:t>GCO-AASP01-001   ·   Versão 1.0   ·   26/05/2026   ·   Timeware Brasil</w:t>
+        <w:t>GCO-AASP01-001   ·   Versão 1.1   ·   26/05/2026   ·   Timeware Brasil</w:t>
       </w:r>
     </w:p>
     <w:p>
@@ -328,17 +328,8 @@
             </w:tcMar>
           </w:tcPr>
           <w:p>
-            <w:pPr>
-              <w:spacing w:before="40" w:after="40"/>
-            </w:pPr>
             <w:r>
-              <w:rPr>
-                <w:rFonts w:ascii="Calibri" w:hAnsi="Calibri"/>
-                <w:b w:val="0"/>
-                <w:i w:val="0"/>
-                <w:sz w:val="20"/>
-              </w:rPr>
-              <w:t>1.0</w:t>
+              <w:t>1.2</w:t>
             </w:r>
           </w:p>
         </w:tc>
@@ -384,17 +375,8 @@
             </w:tcMar>
           </w:tcPr>
           <w:p>
-            <w:pPr>
-              <w:spacing w:before="40" w:after="40"/>
-            </w:pPr>
             <w:r>
-              <w:rPr>
-                <w:rFonts w:ascii="Calibri" w:hAnsi="Calibri"/>
-                <w:b w:val="0"/>
-                <w:i w:val="0"/>
-                <w:sz w:val="20"/>
-              </w:rPr>
-              <w:t>26/05/2026</w:t>
+              <w:t>24/06/2026</w:t>
             </w:r>
           </w:p>
         </w:tc>
@@ -541,7 +523,7 @@
           <w:i w:val="0"/>
           <w:sz w:val="22"/>
         </w:rPr>
-        <w:t>Estabelecer e registrar a estratégia de gerência de configuração adotada no projeto AASP01 — Grupos de Usuários (ms.auxo.gruposusuarios), identificando os itens de configuração (ICs), as baselines estabelecidas, os mecanismos de controle de mudanças e os procedimentos de auditoria de configuração.</w:t>
+        <w:t>Estabelecer e registrar a estratégia de gerência de configuração adotada no projeto AASP01 — Grupos de Usuários (ms.auxo.usuarios), identificando os itens de configuração (ICs), as baselines estabelecidas, os mecanismos de controle de mudanças e os procedimentos de auditoria de configuração.</w:t>
       </w:r>
     </w:p>
     <w:p>
@@ -735,7 +717,7 @@
                 <w:i w:val="0"/>
                 <w:sz w:val="20"/>
               </w:rPr>
-              <w:t>GitLab · grupo aasp · projeto ms.auxo.usuarios (instancia GitLab http://191.234.192.153). Acesso restrito aos membros da equipe do projeto (Renan Kiyoshi, Henry Komatsu e Mateus Veloso — Timeware; acesso somente-leitura para Marcos Turnes e Leonardo Francisco Pereira — AASP).</w:t>
+              <w:t>GitLab · grupo aasp · projeto ms.auxo.usuarios (instancia GitLab http://191.234.192.153). Acesso restrito aos membros da equipe do projeto (Renan Kiyoshi, Henry Komatsu e Mateus Veloso — Timeware; acesso somente-leitura para Marcos Turnes e Caroline Sousa — AASP).</w:t>
             </w:r>
           </w:p>
         </w:tc>
@@ -1414,7 +1396,7 @@
                 <w:i w:val="0"/>
                 <w:sz w:val="20"/>
               </w:rPr>
-              <w:t>Mínimo de 1 revisor aprovado; Cezar Hiraki e revisor principal de todos os MRs de código critico. MRs squash-merged após aprovação para manter histórico linear em develop.</w:t>
+              <w:t>Mínimo de 2 revisores aprovados; Cezar Hiraki e revisor principal de todos os MRs de código critico. MRs squash-merged após aprovação para manter histórico linear em develop.</w:t>
             </w:r>
           </w:p>
         </w:tc>
@@ -1953,7 +1935,7 @@
                 <w:i w:val="0"/>
                 <w:sz w:val="20"/>
               </w:rPr>
-              <w:t>API ms.auxo.gruposusuarios — .NET Framework 4.7.2 / Dapper / SQL Server. Inclui controllers, services, repositories, models e testes unitarios.</w:t>
+              <w:t>API ms.auxo.usuarios — .NET 5.0 (net5.0) / Dapper / SQL Server. Inclui controllers, services, repositories, models e testes unitarios.</w:t>
             </w:r>
           </w:p>
         </w:tc>
@@ -2136,7 +2118,7 @@
                 <w:i w:val="0"/>
                 <w:sz w:val="20"/>
               </w:rPr>
-              <w:t>/sql/migrations/ no repositório ms.auxo.gruposusuarios</w:t>
+              <w:t>/sql/migrations/ no repositório ms.auxo.usuarios</w:t>
             </w:r>
           </w:p>
         </w:tc>
@@ -2452,7 +2434,7 @@
                 <w:i w:val="0"/>
                 <w:sz w:val="20"/>
               </w:rPr>
-              <w:t>/src/ms.auxo.gruposusuarios/appsettings/</w:t>
+              <w:t>/src/ms.auxo.usuarios/appsettings/</w:t>
             </w:r>
           </w:p>
         </w:tc>
@@ -2821,6 +2803,60 @@
               <w:t>Validada ao final da Sprint 1; todos os 8 endpoints implementados documentados</w:t>
             </w:r>
           </w:p>
+        </w:tc>
+      </w:tr>
+      <w:tr>
+        <w:tc>
+          <w:tcPr>
+            <w:tcW w:type="dxa" w:w="1484"/>
+          </w:tcPr>
+          <w:p>
+            <w:r>
+              <w:t>1.1</w:t>
+            </w:r>
+          </w:p>
+        </w:tc>
+        <w:tc>
+          <w:tcPr>
+            <w:tcW w:type="dxa" w:w="1484"/>
+          </w:tcPr>
+          <w:p>
+            <w:r>
+              <w:t>24/06/2026</w:t>
+            </w:r>
+          </w:p>
+        </w:tc>
+        <w:tc>
+          <w:tcPr>
+            <w:tcW w:type="dxa" w:w="1484"/>
+          </w:tcPr>
+          <w:p>
+            <w:r>
+              <w:t>Time de Melhoria Contínua</w:t>
+            </w:r>
+          </w:p>
+        </w:tc>
+        <w:tc>
+          <w:tcPr>
+            <w:tcW w:type="dxa" w:w="1484"/>
+          </w:tcPr>
+          <w:p>
+            <w:r>
+              <w:t>Reconciliação com o GitLab: política de MR para 2 revisores aprovados (antes 1).</w:t>
+            </w:r>
+          </w:p>
+        </w:tc>
+        <w:tc>
+          <w:tcPr>
+            <w:tcW w:type="dxa" w:w="1484"/>
+          </w:tcPr>
+          <w:p/>
+        </w:tc>
+        <w:tc>
+          <w:tcPr>
+            <w:tcW w:type="dxa" w:w="1484"/>
+          </w:tcPr>
+          <w:p/>
         </w:tc>
       </w:tr>
     </w:tbl>
@@ -3237,7 +3273,7 @@
                 <w:i w:val="0"/>
                 <w:sz w:val="20"/>
               </w:rPr>
-              <w:t>IC-01 (tag sprint-1-aceite no GitLab; MRs !1, !2, !3, !4, !5 merged em main), IC-02 (3 migrations aplicadas no banco auxo3), IC-03 (.gitlab-ci.yml v1), IC-04 (appsettings validados), IC-05 (todos os artefatos MPS-SW da Sprint 1), IC-06 (Swagger v1 validado)</w:t>
+              <w:t>IC-01 (tag sprint-1-aceite no GitLab; MRs !1–!5 — entregas da Sprint 1 integradas em develop; baseline em main pela tag sprint-1-aceite), IC-02 (3 migrations aplicadas no banco auxo3), IC-03 (.gitlab-ci.yml v1), IC-04 (appsettings validados), IC-05 (todos os artefatos MPS-SW da Sprint 1), IC-06 (Swagger v1 validado)</w:t>
             </w:r>
           </w:p>
         </w:tc>
@@ -3702,7 +3738,7 @@
                 <w:i w:val="0"/>
                 <w:sz w:val="20"/>
               </w:rPr>
-              <w:t>Tag sprint-1-aceite criada e imutavel; MRs !1-!5 merged em main com pipeline verde; 3 migrations SQL aplicadas no banco auxo3 (ambiente local e homologação); 19 artefatos MPS-SW presentes e versionados; Swagger /swagger respondendo com todos os endpoints da Sprint 1</w:t>
+              <w:t>Tag sprint-1-aceite criada e imutavel; MRs !1–!5 (entregas da Sprint 1, alvo develop) com pipeline verde; baseline em main pela tag sprint-1-aceite; 3 migrations SQL aplicadas no banco auxo3 (ambiente local e homologação); 19 artefatos MPS-SW presentes e versionados; Swagger /swagger respondendo com todos os endpoints da Sprint 1</w:t>
             </w:r>
           </w:p>
         </w:tc>
@@ -4145,6 +4181,48 @@
           </w:p>
         </w:tc>
       </w:tr>
+      <w:tr>
+        <w:tc>
+          <w:tcPr>
+            <w:tcW w:type="dxa" w:w="2225"/>
+          </w:tcPr>
+          <w:p>
+            <w:r>
+              <w:t>1.2</w:t>
+            </w:r>
+          </w:p>
+        </w:tc>
+        <w:tc>
+          <w:tcPr>
+            <w:tcW w:type="dxa" w:w="2225"/>
+          </w:tcPr>
+          <w:p>
+            <w:r>
+              <w:t>24/06/2026</w:t>
+            </w:r>
+          </w:p>
+        </w:tc>
+        <w:tc>
+          <w:tcPr>
+            <w:tcW w:type="dxa" w:w="2225"/>
+          </w:tcPr>
+          <w:p>
+            <w:r>
+              <w:t>Time de Melhoria Contínua</w:t>
+            </w:r>
+          </w:p>
+        </w:tc>
+        <w:tc>
+          <w:tcPr>
+            <w:tcW w:type="dxa" w:w="2225"/>
+          </w:tcPr>
+          <w:p>
+            <w:r>
+              <w:t>Reconciliação com o estado real do GitLab (produto/repositório ms.auxo.usuarios; framework net5.0 onde aplicável; entregas da Sprint 1 integradas em develop com baseline pela tag sprint-1-aceite).</w:t>
+            </w:r>
+          </w:p>
+        </w:tc>
+      </w:tr>
     </w:tbl>
     <w:p>
       <w:pPr>

--- a/mps-nivel-c/oficial/04_registros/AASP_Gerenciador/AASP01_Grupos-Usuarios/GCO-AASP01-001_Registro-de-Gerencia-de-Configuracao.docx
+++ b/mps-nivel-c/oficial/04_registros/AASP_Gerenciador/AASP01_Grupos-Usuarios/GCO-AASP01-001_Registro-de-Gerencia-de-Configuracao.docx
@@ -537,7 +537,7 @@
           <w:i w:val="0"/>
           <w:sz w:val="22"/>
         </w:rPr>
-        <w:t>Este documento cobre toda a vida útil do projeto, desde a baseline inicial (BL-01, TAP aprovado em 19/05/2026) até o encerramento previsto em 11/07/2026. E mantido e atualizado pelo responsável de GCO (Cezar Hiraki) a cada evento relevante de configuração.</w:t>
+        <w:t>Este documento cobre toda a vida útil do projeto, desde a baseline inicial (BL-01, TAP aprovado em 19/05/2026) até o encerramento previsto em ~04/07/2026. E mantido e atualizado pelo responsável de GCO (Cezar Hiraki) a cada evento relevante de configuração.</w:t>
       </w:r>
     </w:p>
     <w:p>
@@ -717,7 +717,7 @@
                 <w:i w:val="0"/>
                 <w:sz w:val="20"/>
               </w:rPr>
-              <w:t>GitLab · grupo aasp · projeto ms.auxo.usuarios (instancia GitLab http://191.234.192.153). Acesso restrito aos membros da equipe do projeto (Renan Kiyoshi, Henry Komatsu e Mateus Veloso — Timeware; acesso somente-leitura para Marcos Turnes e Caroline Sousa — AASP).</w:t>
+              <w:t>GitLab · grupo aasp · projeto ms.auxo.usuarios (instancia GitLab http://191.234.192.153). Acesso restrito aos membros da equipe do projeto (Renan Kiyoshi, Henry Komatsu e Mateus Veloso — Timeware; acesso somente-leitura para Marcos Turnes e Leonardo Francisco Pereira — AASP).</w:t>
             </w:r>
           </w:p>
         </w:tc>
